--- a/public/Resume/Adeyneous_Kpoto_Updated Resume2.docx
+++ b/public/Resume/Adeyneous_Kpoto_Updated Resume2.docx
@@ -409,68 +409,20 @@
         <w:rPr>
           <w:rFonts w:asciiTheme="majorHAnsi" w:hAnsiTheme="majorHAnsi" w:cstheme="majorHAnsi"/>
           <w:bCs/>
-          <w:sz w:val="20"/>
-          <w:szCs w:val="20"/>
-        </w:rPr>
-      </w:pPr>
-      <w:r>
-        <w:rPr>
-          <w:rFonts w:asciiTheme="majorHAnsi" w:hAnsiTheme="majorHAnsi" w:cstheme="majorHAnsi"/>
-          <w:bCs/>
-          <w:sz w:val="20"/>
-          <w:szCs w:val="20"/>
-        </w:rPr>
-        <w:t>As a dedicated full-time Computer Science student with a strong passion for both software development and data engineering, I am on the lookout for a role that allows me to leverage my skills in these interrelated disciplines. My journey through academia is enriched with hands-on experience in developing robust software solutions as well as managing complex data infrastructures. Known for my ability to blend strategic thinking with technical prowess, I excel at devising innovative solutions to complex problems. My toolkit includes advanced proficiency in programming languages and frameworks, complemented by a deep understanding of database systems, data analysis, and visualization techniques</w:t>
-      </w:r>
-      <w:r>
-        <w:rPr>
-          <w:rFonts w:asciiTheme="majorHAnsi" w:hAnsiTheme="majorHAnsi" w:cstheme="majorHAnsi"/>
-          <w:bCs/>
-          <w:sz w:val="20"/>
-          <w:szCs w:val="20"/>
-        </w:rPr>
-        <w:t xml:space="preserve">. </w:t>
-      </w:r>
-      <w:r>
-        <w:rPr>
-          <w:rFonts w:asciiTheme="majorHAnsi" w:hAnsiTheme="majorHAnsi" w:cstheme="majorHAnsi"/>
-          <w:bCs/>
-          <w:sz w:val="20"/>
-          <w:szCs w:val="20"/>
-        </w:rPr>
-        <w:t>Outside the classroom, I've expanded my expertise across the full spectrum of software development, honing my skills in crafting user-centric applications with a keen eye for both frontend and backend architectures. My technical proficiency encompasses a broad range of technologies, including React for dynamic frontend interfaces, as well as robust backend development using Java, JavaScript (Node.js), Python, Kotlin, and PHP. This diverse toolkit allows me to engineer comprehensive solutions that seamlessly integrate with data analytics tools such as Power BI, providing actionable insights and enhancing decision-making processes.</w:t>
-      </w:r>
-      <w:r>
-        <w:rPr>
-          <w:rFonts w:asciiTheme="majorHAnsi" w:hAnsiTheme="majorHAnsi" w:cstheme="majorHAnsi"/>
-          <w:bCs/>
-          <w:sz w:val="20"/>
-          <w:szCs w:val="20"/>
-        </w:rPr>
-        <w:t xml:space="preserve"> </w:t>
-      </w:r>
-      <w:r>
-        <w:rPr>
-          <w:rFonts w:asciiTheme="majorHAnsi" w:hAnsiTheme="majorHAnsi" w:cstheme="majorHAnsi"/>
-          <w:bCs/>
-          <w:sz w:val="20"/>
-          <w:szCs w:val="20"/>
-        </w:rPr>
-        <w:t>My commitment to excellence is evident in my ability to optimize workflows, boost operational efficiency, and minimize costs through thoughtful automation and system design innovations. Driven by a passion to exceed the conventional limits and contribute meaningfully to a dynamic and innovative tech landscape, I am enthusiastic about bringing my unique combination of software development skill, data engineering insight, and backend expertise to bear on challenging projects that demand creative and impactful solutions.</w:t>
-      </w:r>
-    </w:p>
-    <w:p>
-      <w:pPr>
-        <w:shd w:val="clear" w:color="auto" w:fill="FFFFFF" w:themeFill="background1"/>
-        <w:jc w:val="both"/>
-        <w:rPr>
-          <w:rFonts w:asciiTheme="majorHAnsi" w:hAnsiTheme="majorHAnsi" w:cstheme="majorHAnsi"/>
-          <w:bCs/>
           <w:vanish/>
           <w:sz w:val="20"/>
           <w:szCs w:val="20"/>
         </w:rPr>
       </w:pPr>
+      <w:r>
+        <w:rPr>
+          <w:rFonts w:asciiTheme="majorHAnsi" w:hAnsiTheme="majorHAnsi" w:cstheme="majorHAnsi"/>
+          <w:bCs/>
+          <w:sz w:val="20"/>
+          <w:szCs w:val="20"/>
+        </w:rPr>
+        <w:t>Computer Science student with hands-on experience in AWS data center operations, supporting large-scale cloud infrastructure and troubleshooting hardware, networking, and system-level issues across production environments. Skilled in backend development, database systems, and building data-driven applications, with experience working across the full software stack. Strong interest in cloud engineering, distributed systems, and infrastructure reliability, with a focus on solving complex technical problems and improving system performance</w:t>
+      </w:r>
       <w:r>
         <w:rPr>
           <w:rFonts w:asciiTheme="majorHAnsi" w:hAnsiTheme="majorHAnsi" w:cstheme="majorHAnsi"/>
@@ -522,23 +474,15 @@
           <w:sz w:val="20"/>
           <w:szCs w:val="20"/>
         </w:rPr>
-        <w:t xml:space="preserve">Best Practices – Workflow Streamlining – </w:t>
-      </w:r>
-      <w:r>
-        <w:rPr>
-          <w:rFonts w:asciiTheme="majorHAnsi" w:hAnsiTheme="majorHAnsi" w:cstheme="majorHAnsi"/>
-          <w:sz w:val="20"/>
-          <w:szCs w:val="20"/>
-        </w:rPr>
-        <w:t>Software Development Lifecycle</w:t>
-      </w:r>
-      <w:r>
-        <w:rPr>
-          <w:rFonts w:asciiTheme="majorHAnsi" w:hAnsiTheme="majorHAnsi" w:cstheme="majorHAnsi"/>
-          <w:sz w:val="20"/>
-          <w:szCs w:val="20"/>
-        </w:rPr>
-        <w:t xml:space="preserve"> – Data Transformation – IT Infrastructure – Oracle BI</w:t>
+        <w:t xml:space="preserve">Best Practices – </w:t>
+      </w:r>
+      <w:r>
+        <w:rPr>
+          <w:rFonts w:asciiTheme="majorHAnsi" w:hAnsiTheme="majorHAnsi" w:cstheme="majorHAnsi"/>
+          <w:sz w:val="20"/>
+          <w:szCs w:val="20"/>
+        </w:rPr>
+        <w:t>Software Development Lifecycle (SDLC), Agile Methodologies, Workflow Optimization</w:t>
       </w:r>
     </w:p>
     <w:p>
@@ -552,6 +496,14 @@
           <w:szCs w:val="20"/>
         </w:rPr>
       </w:pPr>
+      <w:r>
+        <w:rPr>
+          <w:rFonts w:asciiTheme="majorHAnsi" w:hAnsiTheme="majorHAnsi" w:cstheme="majorHAnsi"/>
+          <w:sz w:val="20"/>
+          <w:szCs w:val="20"/>
+        </w:rPr>
+        <w:t>CI/CD Pipelines, Automation, and Process Improvement</w:t>
+      </w:r>
     </w:p>
     <w:p>
       <w:pPr>
@@ -570,23 +522,7 @@
           <w:sz w:val="20"/>
           <w:szCs w:val="20"/>
         </w:rPr>
-        <w:t>Agile Software Development Methodologies</w:t>
-      </w:r>
-      <w:r>
-        <w:rPr>
-          <w:rFonts w:asciiTheme="majorHAnsi" w:hAnsiTheme="majorHAnsi" w:cstheme="majorHAnsi"/>
-          <w:sz w:val="20"/>
-          <w:szCs w:val="20"/>
-        </w:rPr>
-        <w:t xml:space="preserve"> - </w:t>
-      </w:r>
-      <w:r>
-        <w:rPr>
-          <w:rFonts w:asciiTheme="majorHAnsi" w:hAnsiTheme="majorHAnsi" w:cstheme="majorHAnsi"/>
-          <w:sz w:val="20"/>
-          <w:szCs w:val="20"/>
-        </w:rPr>
-        <w:t>Employ agile and iterative approaches to software development to ensure adaptability and efficiency in project execution</w:t>
+        <w:t>Data Integration, Data Security, and System Design</w:t>
       </w:r>
     </w:p>
     <w:p>
@@ -600,6 +536,14 @@
           <w:szCs w:val="20"/>
         </w:rPr>
       </w:pPr>
+      <w:r>
+        <w:rPr>
+          <w:rFonts w:asciiTheme="majorHAnsi" w:hAnsiTheme="majorHAnsi" w:cstheme="majorHAnsi"/>
+          <w:sz w:val="20"/>
+          <w:szCs w:val="20"/>
+        </w:rPr>
+        <w:t>Database Design, Management, and Performance Optimization</w:t>
+      </w:r>
     </w:p>
     <w:p>
       <w:pPr>
@@ -608,350 +552,211 @@
         <w:jc w:val="center"/>
         <w:rPr>
           <w:rFonts w:asciiTheme="majorHAnsi" w:hAnsiTheme="majorHAnsi" w:cstheme="majorHAnsi"/>
-          <w:sz w:val="20"/>
-          <w:szCs w:val="20"/>
-        </w:rPr>
-      </w:pPr>
-      <w:r>
-        <w:rPr>
-          <w:rFonts w:asciiTheme="majorHAnsi" w:hAnsiTheme="majorHAnsi" w:cstheme="majorHAnsi"/>
-          <w:sz w:val="20"/>
-          <w:szCs w:val="20"/>
-        </w:rPr>
-        <w:t>Continuous Integration/Continuous Deployment (CI/CD): Implement CI/CD pipelines for automating testing, building, and deployment processes, enhancing the software delivery lifecycle</w:t>
+          <w:bCs/>
+          <w:i/>
+          <w:iCs/>
+          <w:sz w:val="20"/>
+          <w:szCs w:val="20"/>
+          <w:u w:val="single"/>
+        </w:rPr>
+      </w:pPr>
+      <w:r>
+        <w:rPr>
+          <w:rFonts w:asciiTheme="majorHAnsi" w:hAnsiTheme="majorHAnsi" w:cstheme="majorHAnsi"/>
+          <w:sz w:val="20"/>
+          <w:szCs w:val="20"/>
+        </w:rPr>
+        <w:t>System Scalability, Reliability, and Infrastructure Operations</w:t>
+      </w:r>
+      <w:r>
+        <w:rPr>
+          <w:rFonts w:asciiTheme="majorHAnsi" w:hAnsiTheme="majorHAnsi" w:cstheme="majorHAnsi"/>
+          <w:sz w:val="20"/>
+          <w:szCs w:val="20"/>
+        </w:rPr>
+        <w:br/>
       </w:r>
     </w:p>
     <w:p>
       <w:pPr>
         <w:shd w:val="clear" w:color="auto" w:fill="DEEAF6" w:themeFill="accent1" w:themeFillTint="33"/>
+        <w:tabs>
+          <w:tab w:val="left" w:pos="1185"/>
+        </w:tabs>
         <w:spacing w:after="60"/>
-        <w:jc w:val="center"/>
-        <w:rPr>
-          <w:rFonts w:asciiTheme="majorHAnsi" w:hAnsiTheme="majorHAnsi" w:cstheme="majorHAnsi"/>
-          <w:sz w:val="20"/>
-          <w:szCs w:val="20"/>
-        </w:rPr>
-      </w:pPr>
+        <w:rPr>
+          <w:rFonts w:asciiTheme="majorHAnsi" w:hAnsiTheme="majorHAnsi" w:cstheme="majorHAnsi"/>
+          <w:sz w:val="20"/>
+          <w:szCs w:val="20"/>
+        </w:rPr>
+      </w:pPr>
+      <w:r>
+        <w:rPr>
+          <w:rFonts w:asciiTheme="majorHAnsi" w:hAnsiTheme="majorHAnsi" w:cstheme="majorHAnsi"/>
+          <w:sz w:val="20"/>
+          <w:szCs w:val="20"/>
+        </w:rPr>
+        <w:tab/>
+        <w:t xml:space="preserve"> </w:t>
+      </w:r>
+      <w:r>
+        <w:rPr>
+          <w:rFonts w:asciiTheme="majorHAnsi" w:hAnsiTheme="majorHAnsi" w:cstheme="majorHAnsi"/>
+          <w:sz w:val="20"/>
+          <w:szCs w:val="20"/>
+        </w:rPr>
+        <w:t>Systems &amp; Low-Level Programming</w:t>
+      </w:r>
     </w:p>
     <w:p>
       <w:pPr>
         <w:shd w:val="clear" w:color="auto" w:fill="DEEAF6" w:themeFill="accent1" w:themeFillTint="33"/>
+        <w:tabs>
+          <w:tab w:val="left" w:pos="1185"/>
+        </w:tabs>
         <w:spacing w:after="60"/>
-        <w:jc w:val="center"/>
-        <w:rPr>
-          <w:rFonts w:asciiTheme="majorHAnsi" w:hAnsiTheme="majorHAnsi" w:cstheme="majorHAnsi"/>
-          <w:sz w:val="20"/>
-          <w:szCs w:val="20"/>
-        </w:rPr>
-      </w:pPr>
-      <w:r>
-        <w:rPr>
-          <w:rFonts w:asciiTheme="majorHAnsi" w:hAnsiTheme="majorHAnsi" w:cstheme="majorHAnsi"/>
-          <w:sz w:val="20"/>
-          <w:szCs w:val="20"/>
-        </w:rPr>
-        <w:t>Data Integration –</w:t>
-      </w:r>
-      <w:r>
-        <w:rPr>
-          <w:rFonts w:asciiTheme="majorHAnsi" w:hAnsiTheme="majorHAnsi" w:cstheme="majorHAnsi"/>
-          <w:sz w:val="20"/>
-          <w:szCs w:val="20"/>
-        </w:rPr>
-        <w:t xml:space="preserve"> </w:t>
-      </w:r>
-      <w:r>
-        <w:rPr>
-          <w:rFonts w:asciiTheme="majorHAnsi" w:hAnsiTheme="majorHAnsi" w:cstheme="majorHAnsi"/>
-          <w:sz w:val="20"/>
-          <w:szCs w:val="20"/>
-        </w:rPr>
-        <w:t xml:space="preserve">Targeted Marketing – Data Security – </w:t>
-      </w:r>
-      <w:r>
-        <w:rPr>
-          <w:rFonts w:asciiTheme="majorHAnsi" w:hAnsiTheme="majorHAnsi" w:cstheme="majorHAnsi"/>
-          <w:sz w:val="20"/>
-          <w:szCs w:val="20"/>
-        </w:rPr>
-        <w:t xml:space="preserve">Requirements Gathering </w:t>
-      </w:r>
-      <w:r>
-        <w:rPr>
-          <w:rFonts w:asciiTheme="majorHAnsi" w:hAnsiTheme="majorHAnsi" w:cstheme="majorHAnsi"/>
-          <w:sz w:val="20"/>
-          <w:szCs w:val="20"/>
-        </w:rPr>
-        <w:t xml:space="preserve">– </w:t>
-      </w:r>
-      <w:r>
-        <w:rPr>
-          <w:rFonts w:asciiTheme="majorHAnsi" w:hAnsiTheme="majorHAnsi" w:cstheme="majorHAnsi"/>
-          <w:sz w:val="20"/>
-          <w:szCs w:val="20"/>
-        </w:rPr>
-        <w:t>System Transformations</w:t>
-      </w:r>
-      <w:r>
-        <w:rPr>
-          <w:rFonts w:asciiTheme="majorHAnsi" w:hAnsiTheme="majorHAnsi" w:cstheme="majorHAnsi"/>
-          <w:sz w:val="20"/>
-          <w:szCs w:val="20"/>
-        </w:rPr>
-        <w:t xml:space="preserve"> – Road Mapping</w:t>
+        <w:rPr>
+          <w:rFonts w:asciiTheme="majorHAnsi" w:hAnsiTheme="majorHAnsi" w:cstheme="majorHAnsi"/>
+          <w:sz w:val="20"/>
+          <w:szCs w:val="20"/>
+        </w:rPr>
+      </w:pPr>
+      <w:r>
+        <w:rPr>
+          <w:rFonts w:asciiTheme="majorHAnsi" w:hAnsiTheme="majorHAnsi" w:cstheme="majorHAnsi"/>
+          <w:sz w:val="20"/>
+          <w:szCs w:val="20"/>
+        </w:rPr>
+        <w:tab/>
+      </w:r>
+      <w:r>
+        <w:rPr>
+          <w:rFonts w:asciiTheme="majorHAnsi" w:hAnsiTheme="majorHAnsi" w:cstheme="majorHAnsi"/>
+          <w:sz w:val="20"/>
+          <w:szCs w:val="20"/>
+        </w:rPr>
+        <w:tab/>
+      </w:r>
+      <w:r>
+        <w:rPr>
+          <w:rFonts w:asciiTheme="majorHAnsi" w:hAnsiTheme="majorHAnsi" w:cstheme="majorHAnsi"/>
+          <w:sz w:val="20"/>
+          <w:szCs w:val="20"/>
+        </w:rPr>
+        <w:tab/>
+      </w:r>
+      <w:r>
+        <w:rPr>
+          <w:rFonts w:asciiTheme="majorHAnsi" w:hAnsiTheme="majorHAnsi" w:cstheme="majorHAnsi"/>
+          <w:sz w:val="20"/>
+          <w:szCs w:val="20"/>
+        </w:rPr>
+        <w:t>ARM Assembly, MIPS Assembly, Firmware Fundamentals</w:t>
       </w:r>
     </w:p>
     <w:p>
       <w:pPr>
         <w:shd w:val="clear" w:color="auto" w:fill="DEEAF6" w:themeFill="accent1" w:themeFillTint="33"/>
+        <w:tabs>
+          <w:tab w:val="left" w:pos="1185"/>
+        </w:tabs>
         <w:spacing w:after="60"/>
-        <w:jc w:val="center"/>
-        <w:rPr>
-          <w:rFonts w:asciiTheme="majorHAnsi" w:hAnsiTheme="majorHAnsi" w:cstheme="majorHAnsi"/>
-          <w:sz w:val="20"/>
-          <w:szCs w:val="20"/>
-        </w:rPr>
-      </w:pPr>
+        <w:rPr>
+          <w:rFonts w:asciiTheme="majorHAnsi" w:hAnsiTheme="majorHAnsi" w:cstheme="majorHAnsi"/>
+          <w:sz w:val="20"/>
+          <w:szCs w:val="20"/>
+        </w:rPr>
+      </w:pPr>
+      <w:r>
+        <w:rPr>
+          <w:rFonts w:asciiTheme="majorHAnsi" w:hAnsiTheme="majorHAnsi" w:cstheme="majorHAnsi"/>
+          <w:sz w:val="20"/>
+          <w:szCs w:val="20"/>
+        </w:rPr>
+        <w:tab/>
+      </w:r>
+      <w:r>
+        <w:rPr>
+          <w:rFonts w:asciiTheme="majorHAnsi" w:hAnsiTheme="majorHAnsi" w:cstheme="majorHAnsi"/>
+          <w:sz w:val="20"/>
+          <w:szCs w:val="20"/>
+        </w:rPr>
+        <w:tab/>
+      </w:r>
+      <w:r>
+        <w:rPr>
+          <w:rFonts w:asciiTheme="majorHAnsi" w:hAnsiTheme="majorHAnsi" w:cstheme="majorHAnsi"/>
+          <w:sz w:val="20"/>
+          <w:szCs w:val="20"/>
+        </w:rPr>
+        <w:tab/>
+      </w:r>
+      <w:r>
+        <w:rPr>
+          <w:rFonts w:asciiTheme="majorHAnsi" w:hAnsiTheme="majorHAnsi" w:cstheme="majorHAnsi"/>
+          <w:sz w:val="20"/>
+          <w:szCs w:val="20"/>
+        </w:rPr>
+        <w:t>Hardware-Software Interaction, Memory Management, and Instruction-Level Execution</w:t>
+      </w:r>
     </w:p>
     <w:p>
       <w:pPr>
         <w:shd w:val="clear" w:color="auto" w:fill="DEEAF6" w:themeFill="accent1" w:themeFillTint="33"/>
+        <w:tabs>
+          <w:tab w:val="left" w:pos="1185"/>
+        </w:tabs>
         <w:spacing w:after="60"/>
-        <w:jc w:val="center"/>
-      </w:pPr>
-      <w:r>
-        <w:rPr>
-          <w:rFonts w:asciiTheme="majorHAnsi" w:hAnsiTheme="majorHAnsi" w:cstheme="majorHAnsi"/>
-          <w:sz w:val="20"/>
-          <w:szCs w:val="20"/>
-        </w:rPr>
-        <w:t>Data</w:t>
-      </w:r>
-      <w:r>
-        <w:rPr>
-          <w:rFonts w:asciiTheme="majorHAnsi" w:hAnsiTheme="majorHAnsi" w:cstheme="majorHAnsi"/>
-          <w:sz w:val="20"/>
-          <w:szCs w:val="20"/>
-        </w:rPr>
-        <w:t>base</w:t>
-      </w:r>
-      <w:r>
-        <w:rPr>
-          <w:rFonts w:asciiTheme="majorHAnsi" w:hAnsiTheme="majorHAnsi" w:cstheme="majorHAnsi"/>
-          <w:sz w:val="20"/>
-          <w:szCs w:val="20"/>
-        </w:rPr>
-        <w:t xml:space="preserve"> Management – </w:t>
-      </w:r>
-      <w:r>
-        <w:rPr>
-          <w:rFonts w:asciiTheme="majorHAnsi" w:hAnsiTheme="majorHAnsi" w:cstheme="majorHAnsi"/>
-          <w:sz w:val="20"/>
-          <w:szCs w:val="20"/>
-        </w:rPr>
-        <w:t xml:space="preserve">Planning and Design </w:t>
-      </w:r>
-      <w:r>
-        <w:rPr>
-          <w:rFonts w:asciiTheme="majorHAnsi" w:hAnsiTheme="majorHAnsi" w:cstheme="majorHAnsi"/>
-          <w:sz w:val="20"/>
-          <w:szCs w:val="20"/>
-        </w:rPr>
-        <w:t xml:space="preserve">– </w:t>
-      </w:r>
-      <w:r>
-        <w:rPr>
-          <w:rFonts w:asciiTheme="majorHAnsi" w:hAnsiTheme="majorHAnsi" w:cstheme="majorHAnsi"/>
-          <w:sz w:val="20"/>
-          <w:szCs w:val="20"/>
-        </w:rPr>
-        <w:t xml:space="preserve">Design Database Structure </w:t>
-      </w:r>
-      <w:r>
-        <w:rPr>
-          <w:rFonts w:asciiTheme="majorHAnsi" w:hAnsiTheme="majorHAnsi" w:cstheme="majorHAnsi"/>
-          <w:sz w:val="20"/>
-          <w:szCs w:val="20"/>
-        </w:rPr>
-        <w:t>–</w:t>
-      </w:r>
-      <w:r>
-        <w:t xml:space="preserve"> </w:t>
-      </w:r>
-      <w:r>
-        <w:rPr>
-          <w:rFonts w:asciiTheme="majorHAnsi" w:hAnsiTheme="majorHAnsi" w:cstheme="majorHAnsi"/>
-          <w:sz w:val="20"/>
-          <w:szCs w:val="20"/>
-        </w:rPr>
-        <w:t>Implementation</w:t>
-      </w:r>
-      <w:r>
-        <w:rPr>
-          <w:rFonts w:asciiTheme="majorHAnsi" w:hAnsiTheme="majorHAnsi" w:cstheme="majorHAnsi"/>
-          <w:sz w:val="20"/>
-          <w:szCs w:val="20"/>
-        </w:rPr>
-        <w:t xml:space="preserve"> - </w:t>
-      </w:r>
-      <w:r>
-        <w:rPr>
-          <w:rFonts w:asciiTheme="majorHAnsi" w:hAnsiTheme="majorHAnsi" w:cstheme="majorHAnsi"/>
-          <w:sz w:val="20"/>
-          <w:szCs w:val="20"/>
-        </w:rPr>
-        <w:t>Data Maintenance and Operations</w:t>
-      </w:r>
-      <w:r>
-        <w:rPr>
-          <w:rFonts w:asciiTheme="majorHAnsi" w:hAnsiTheme="majorHAnsi" w:cstheme="majorHAnsi"/>
-          <w:sz w:val="20"/>
-          <w:szCs w:val="20"/>
-        </w:rPr>
-        <w:t>-</w:t>
-      </w:r>
-      <w:r>
-        <w:t xml:space="preserve"> </w:t>
-      </w:r>
-    </w:p>
-    <w:p>
-      <w:pPr>
-        <w:shd w:val="clear" w:color="auto" w:fill="DEEAF6" w:themeFill="accent1" w:themeFillTint="33"/>
-        <w:spacing w:after="60"/>
-        <w:jc w:val="center"/>
-      </w:pPr>
-    </w:p>
-    <w:p>
-      <w:pPr>
-        <w:shd w:val="clear" w:color="auto" w:fill="DEEAF6" w:themeFill="accent1" w:themeFillTint="33"/>
-        <w:spacing w:after="60"/>
-        <w:jc w:val="center"/>
-        <w:rPr>
-          <w:rFonts w:asciiTheme="majorHAnsi" w:hAnsiTheme="majorHAnsi" w:cstheme="majorHAnsi"/>
-          <w:sz w:val="20"/>
-          <w:szCs w:val="20"/>
-        </w:rPr>
-      </w:pPr>
-      <w:r>
-        <w:rPr>
-          <w:rFonts w:asciiTheme="majorHAnsi" w:hAnsiTheme="majorHAnsi" w:cstheme="majorHAnsi"/>
-          <w:sz w:val="20"/>
-          <w:szCs w:val="20"/>
-        </w:rPr>
-        <w:t>Performance Tuning</w:t>
-      </w:r>
-      <w:r>
-        <w:rPr>
-          <w:rFonts w:asciiTheme="majorHAnsi" w:hAnsiTheme="majorHAnsi" w:cstheme="majorHAnsi"/>
-          <w:sz w:val="20"/>
-          <w:szCs w:val="20"/>
-        </w:rPr>
-        <w:t>-</w:t>
-      </w:r>
-      <w:r>
-        <w:t xml:space="preserve"> </w:t>
-      </w:r>
-      <w:r>
-        <w:rPr>
-          <w:rFonts w:asciiTheme="majorHAnsi" w:hAnsiTheme="majorHAnsi" w:cstheme="majorHAnsi"/>
-          <w:sz w:val="20"/>
-          <w:szCs w:val="20"/>
-        </w:rPr>
-        <w:t>Security Management</w:t>
-      </w:r>
-      <w:r>
-        <w:rPr>
-          <w:rFonts w:asciiTheme="majorHAnsi" w:hAnsiTheme="majorHAnsi" w:cstheme="majorHAnsi"/>
-          <w:sz w:val="20"/>
-          <w:szCs w:val="20"/>
-        </w:rPr>
-        <w:t>-</w:t>
-      </w:r>
-      <w:r>
-        <w:t xml:space="preserve"> </w:t>
-      </w:r>
-      <w:r>
-        <w:rPr>
-          <w:rFonts w:asciiTheme="majorHAnsi" w:hAnsiTheme="majorHAnsi" w:cstheme="majorHAnsi"/>
-          <w:sz w:val="20"/>
-          <w:szCs w:val="20"/>
-        </w:rPr>
-        <w:t>Data Encryption</w:t>
-      </w:r>
-      <w:r>
-        <w:rPr>
-          <w:rFonts w:asciiTheme="majorHAnsi" w:hAnsiTheme="majorHAnsi" w:cstheme="majorHAnsi"/>
-          <w:sz w:val="20"/>
-          <w:szCs w:val="20"/>
-        </w:rPr>
-        <w:t>-</w:t>
-      </w:r>
-      <w:r>
-        <w:t xml:space="preserve"> </w:t>
-      </w:r>
-      <w:r>
-        <w:rPr>
-          <w:rFonts w:asciiTheme="majorHAnsi" w:hAnsiTheme="majorHAnsi" w:cstheme="majorHAnsi"/>
-          <w:sz w:val="20"/>
-          <w:szCs w:val="20"/>
-        </w:rPr>
-        <w:t>Backup and Recovery</w:t>
-      </w:r>
-      <w:r>
-        <w:rPr>
-          <w:rFonts w:asciiTheme="majorHAnsi" w:hAnsiTheme="majorHAnsi" w:cstheme="majorHAnsi"/>
-          <w:sz w:val="20"/>
-          <w:szCs w:val="20"/>
-        </w:rPr>
-        <w:t>-</w:t>
-      </w:r>
-      <w:r>
-        <w:t xml:space="preserve"> </w:t>
-      </w:r>
-      <w:r>
-        <w:rPr>
-          <w:rFonts w:asciiTheme="majorHAnsi" w:hAnsiTheme="majorHAnsi" w:cstheme="majorHAnsi"/>
-          <w:sz w:val="20"/>
-          <w:szCs w:val="20"/>
-        </w:rPr>
-        <w:t>Scaling and Optimization</w:t>
-      </w:r>
-      <w:r>
-        <w:rPr>
-          <w:rFonts w:asciiTheme="majorHAnsi" w:hAnsiTheme="majorHAnsi" w:cstheme="majorHAnsi"/>
-          <w:sz w:val="20"/>
-          <w:szCs w:val="20"/>
-        </w:rPr>
-        <w:t>-</w:t>
-      </w:r>
-      <w:r>
-        <w:rPr>
-          <w:rFonts w:asciiTheme="majorHAnsi" w:hAnsiTheme="majorHAnsi" w:cstheme="majorHAnsi"/>
-          <w:sz w:val="20"/>
-          <w:szCs w:val="20"/>
-        </w:rPr>
-        <w:t xml:space="preserve"> Process Optimization – </w:t>
-      </w:r>
-      <w:r>
-        <w:rPr>
-          <w:rFonts w:asciiTheme="majorHAnsi" w:hAnsiTheme="majorHAnsi" w:cstheme="majorHAnsi"/>
-          <w:sz w:val="20"/>
-          <w:szCs w:val="20"/>
-        </w:rPr>
-        <w:t>Updates and Upgrades</w:t>
-      </w:r>
-    </w:p>
-    <w:p>
-      <w:pPr>
-        <w:shd w:val="clear" w:color="auto" w:fill="DEEAF6" w:themeFill="accent1" w:themeFillTint="33"/>
-        <w:spacing w:after="60"/>
-        <w:jc w:val="center"/>
-        <w:rPr>
-          <w:rFonts w:asciiTheme="majorHAnsi" w:hAnsiTheme="majorHAnsi" w:cstheme="majorHAnsi"/>
-          <w:sz w:val="20"/>
-          <w:szCs w:val="20"/>
-        </w:rPr>
-      </w:pPr>
+        <w:rPr>
+          <w:rFonts w:asciiTheme="majorHAnsi" w:hAnsiTheme="majorHAnsi" w:cstheme="majorHAnsi"/>
+          <w:bCs/>
+          <w:i/>
+          <w:iCs/>
+          <w:sz w:val="20"/>
+          <w:szCs w:val="20"/>
+          <w:u w:val="single"/>
+        </w:rPr>
+      </w:pPr>
+      <w:r>
+        <w:rPr>
+          <w:rFonts w:asciiTheme="majorHAnsi" w:hAnsiTheme="majorHAnsi" w:cstheme="majorHAnsi"/>
+          <w:sz w:val="20"/>
+          <w:szCs w:val="20"/>
+        </w:rPr>
+        <w:tab/>
+      </w:r>
+      <w:r>
+        <w:rPr>
+          <w:rFonts w:asciiTheme="majorHAnsi" w:hAnsiTheme="majorHAnsi" w:cstheme="majorHAnsi"/>
+          <w:sz w:val="20"/>
+          <w:szCs w:val="20"/>
+        </w:rPr>
+        <w:tab/>
+      </w:r>
+      <w:r>
+        <w:rPr>
+          <w:rFonts w:asciiTheme="majorHAnsi" w:hAnsiTheme="majorHAnsi" w:cstheme="majorHAnsi"/>
+          <w:sz w:val="20"/>
+          <w:szCs w:val="20"/>
+        </w:rPr>
+        <w:tab/>
+      </w:r>
+      <w:r>
+        <w:rPr>
+          <w:rFonts w:asciiTheme="majorHAnsi" w:hAnsiTheme="majorHAnsi" w:cstheme="majorHAnsi"/>
+          <w:sz w:val="20"/>
+          <w:szCs w:val="20"/>
+        </w:rPr>
+        <w:t>Understanding of CPU architecture, pipelines, and low-level system behav</w:t>
+      </w:r>
+      <w:r>
+        <w:rPr>
+          <w:rFonts w:asciiTheme="majorHAnsi" w:hAnsiTheme="majorHAnsi" w:cstheme="majorHAnsi"/>
+          <w:sz w:val="20"/>
+          <w:szCs w:val="20"/>
+        </w:rPr>
+        <w:t>ior</w:t>
+      </w:r>
     </w:p>
     <w:p>
       <w:pPr>
@@ -968,6 +773,18 @@
           <w:u w:val="single"/>
         </w:rPr>
       </w:pPr>
+      <w:r>
+        <w:rPr>
+          <w:rFonts w:asciiTheme="majorHAnsi" w:hAnsiTheme="majorHAnsi" w:cstheme="majorHAnsi"/>
+          <w:bCs/>
+          <w:i/>
+          <w:iCs/>
+          <w:sz w:val="20"/>
+          <w:szCs w:val="20"/>
+          <w:u w:val="single"/>
+        </w:rPr>
+        <w:t xml:space="preserve">Technical Skills: </w:t>
+      </w:r>
     </w:p>
     <w:p>
       <w:pPr>
@@ -984,18 +801,6 @@
           <w:u w:val="single"/>
         </w:rPr>
       </w:pPr>
-      <w:r>
-        <w:rPr>
-          <w:rFonts w:asciiTheme="majorHAnsi" w:hAnsiTheme="majorHAnsi" w:cstheme="majorHAnsi"/>
-          <w:bCs/>
-          <w:i/>
-          <w:iCs/>
-          <w:sz w:val="20"/>
-          <w:szCs w:val="20"/>
-          <w:u w:val="single"/>
-        </w:rPr>
-        <w:t xml:space="preserve">Technical Skills: </w:t>
-      </w:r>
     </w:p>
     <w:p>
       <w:pPr>
@@ -1012,146 +817,144 @@
           <w:u w:val="single"/>
         </w:rPr>
       </w:pPr>
+      <w:r>
+        <w:rPr>
+          <w:rFonts w:asciiTheme="majorHAnsi" w:hAnsiTheme="majorHAnsi" w:cstheme="majorHAnsi"/>
+          <w:b/>
+          <w:sz w:val="20"/>
+          <w:szCs w:val="20"/>
+        </w:rPr>
+        <w:t>Databases</w:t>
+      </w:r>
+      <w:r>
+        <w:rPr>
+          <w:rFonts w:asciiTheme="majorHAnsi" w:hAnsiTheme="majorHAnsi" w:cstheme="majorHAnsi"/>
+          <w:bCs/>
+          <w:sz w:val="20"/>
+          <w:szCs w:val="20"/>
+        </w:rPr>
+        <w:t>: SQL Server 20</w:t>
+      </w:r>
+      <w:r>
+        <w:rPr>
+          <w:rFonts w:asciiTheme="majorHAnsi" w:hAnsiTheme="majorHAnsi" w:cstheme="majorHAnsi"/>
+          <w:bCs/>
+          <w:sz w:val="20"/>
+          <w:szCs w:val="20"/>
+        </w:rPr>
+        <w:t>19</w:t>
+      </w:r>
+      <w:r>
+        <w:rPr>
+          <w:rFonts w:asciiTheme="majorHAnsi" w:hAnsiTheme="majorHAnsi" w:cstheme="majorHAnsi"/>
+          <w:bCs/>
+          <w:sz w:val="20"/>
+          <w:szCs w:val="20"/>
+        </w:rPr>
+        <w:t>,</w:t>
+      </w:r>
+      <w:r>
+        <w:rPr>
+          <w:rFonts w:asciiTheme="majorHAnsi" w:hAnsiTheme="majorHAnsi" w:cstheme="majorHAnsi"/>
+          <w:bCs/>
+          <w:sz w:val="20"/>
+          <w:szCs w:val="20"/>
+        </w:rPr>
+        <w:t xml:space="preserve"> PostgreSQL, Oracle DB, MongoDB, DynamoDB, Azure SQL DB,</w:t>
+      </w:r>
+      <w:bookmarkStart w:id="0" w:name="_Hlk150203490"/>
+      <w:r>
+        <w:rPr>
+          <w:rFonts w:asciiTheme="majorHAnsi" w:hAnsiTheme="majorHAnsi" w:cstheme="majorHAnsi"/>
+          <w:bCs/>
+          <w:sz w:val="20"/>
+          <w:szCs w:val="20"/>
+        </w:rPr>
+        <w:t xml:space="preserve"> </w:t>
+      </w:r>
+      <w:r>
+        <w:rPr>
+          <w:rFonts w:asciiTheme="majorHAnsi" w:hAnsiTheme="majorHAnsi" w:cstheme="majorHAnsi"/>
+          <w:bCs/>
+          <w:sz w:val="20"/>
+          <w:szCs w:val="20"/>
+        </w:rPr>
+        <w:t>IBM DB2</w:t>
+      </w:r>
+      <w:bookmarkEnd w:id="0"/>
+      <w:r>
+        <w:rPr>
+          <w:rFonts w:asciiTheme="majorHAnsi" w:hAnsiTheme="majorHAnsi" w:cstheme="majorHAnsi"/>
+          <w:bCs/>
+          <w:sz w:val="20"/>
+          <w:szCs w:val="20"/>
+        </w:rPr>
+        <w:t>,</w:t>
+      </w:r>
+      <w:r>
+        <w:rPr>
+          <w:rFonts w:asciiTheme="majorHAnsi" w:hAnsiTheme="majorHAnsi" w:cstheme="majorHAnsi"/>
+          <w:bCs/>
+          <w:sz w:val="20"/>
+          <w:szCs w:val="20"/>
+        </w:rPr>
+        <w:t xml:space="preserve"> </w:t>
+      </w:r>
+      <w:r>
+        <w:rPr>
+          <w:rFonts w:asciiTheme="majorHAnsi" w:hAnsiTheme="majorHAnsi" w:cstheme="majorHAnsi"/>
+          <w:bCs/>
+          <w:sz w:val="20"/>
+          <w:szCs w:val="20"/>
+        </w:rPr>
+        <w:t>MongoDB</w:t>
+      </w:r>
+      <w:r>
+        <w:rPr>
+          <w:rFonts w:asciiTheme="majorHAnsi" w:hAnsiTheme="majorHAnsi" w:cstheme="majorHAnsi"/>
+          <w:bCs/>
+          <w:sz w:val="20"/>
+          <w:szCs w:val="20"/>
+        </w:rPr>
+        <w:t xml:space="preserve">, </w:t>
+      </w:r>
+      <w:r>
+        <w:rPr>
+          <w:rFonts w:asciiTheme="majorHAnsi" w:hAnsiTheme="majorHAnsi" w:cstheme="majorHAnsi"/>
+          <w:bCs/>
+          <w:sz w:val="20"/>
+          <w:szCs w:val="20"/>
+        </w:rPr>
+        <w:t>Advanced Hive</w:t>
+      </w:r>
+      <w:r>
+        <w:rPr>
+          <w:rFonts w:asciiTheme="majorHAnsi" w:hAnsiTheme="majorHAnsi" w:cstheme="majorHAnsi"/>
+          <w:bCs/>
+          <w:sz w:val="20"/>
+          <w:szCs w:val="20"/>
+        </w:rPr>
+        <w:t xml:space="preserve">, </w:t>
+      </w:r>
     </w:p>
     <w:p>
       <w:pPr>
         <w:shd w:val="clear" w:color="auto" w:fill="FFFFFF" w:themeFill="background1"/>
-        <w:spacing w:before="60"/>
         <w:jc w:val="center"/>
         <w:rPr>
           <w:rFonts w:asciiTheme="majorHAnsi" w:hAnsiTheme="majorHAnsi" w:cstheme="majorHAnsi"/>
           <w:bCs/>
-          <w:i/>
-          <w:iCs/>
-          <w:sz w:val="20"/>
-          <w:szCs w:val="20"/>
-          <w:u w:val="single"/>
-        </w:rPr>
-      </w:pPr>
-      <w:r>
-        <w:rPr>
-          <w:rFonts w:asciiTheme="majorHAnsi" w:hAnsiTheme="majorHAnsi" w:cstheme="majorHAnsi"/>
-          <w:b/>
-          <w:sz w:val="20"/>
-          <w:szCs w:val="20"/>
-        </w:rPr>
-        <w:t>Databases</w:t>
-      </w:r>
-      <w:r>
-        <w:rPr>
-          <w:rFonts w:asciiTheme="majorHAnsi" w:hAnsiTheme="majorHAnsi" w:cstheme="majorHAnsi"/>
-          <w:bCs/>
-          <w:sz w:val="20"/>
-          <w:szCs w:val="20"/>
-        </w:rPr>
-        <w:t>: SQL Server 20</w:t>
-      </w:r>
-      <w:r>
-        <w:rPr>
-          <w:rFonts w:asciiTheme="majorHAnsi" w:hAnsiTheme="majorHAnsi" w:cstheme="majorHAnsi"/>
-          <w:bCs/>
-          <w:sz w:val="20"/>
-          <w:szCs w:val="20"/>
-        </w:rPr>
-        <w:t>19</w:t>
-      </w:r>
-      <w:r>
-        <w:rPr>
-          <w:rFonts w:asciiTheme="majorHAnsi" w:hAnsiTheme="majorHAnsi" w:cstheme="majorHAnsi"/>
-          <w:bCs/>
-          <w:sz w:val="20"/>
-          <w:szCs w:val="20"/>
-        </w:rPr>
-        <w:t>,</w:t>
-      </w:r>
-      <w:r>
-        <w:rPr>
-          <w:rFonts w:asciiTheme="majorHAnsi" w:hAnsiTheme="majorHAnsi" w:cstheme="majorHAnsi"/>
-          <w:bCs/>
-          <w:sz w:val="20"/>
-          <w:szCs w:val="20"/>
-        </w:rPr>
-        <w:t xml:space="preserve"> PostgreSQL, Oracle DB, MongoDB, DynamoDB, Azure SQL DB,</w:t>
-      </w:r>
-      <w:bookmarkStart w:id="0" w:name="_Hlk150203490"/>
-      <w:r>
-        <w:rPr>
-          <w:rFonts w:asciiTheme="majorHAnsi" w:hAnsiTheme="majorHAnsi" w:cstheme="majorHAnsi"/>
-          <w:bCs/>
-          <w:sz w:val="20"/>
-          <w:szCs w:val="20"/>
-        </w:rPr>
-        <w:t xml:space="preserve"> </w:t>
-      </w:r>
-      <w:r>
-        <w:rPr>
-          <w:rFonts w:asciiTheme="majorHAnsi" w:hAnsiTheme="majorHAnsi" w:cstheme="majorHAnsi"/>
-          <w:bCs/>
-          <w:sz w:val="20"/>
-          <w:szCs w:val="20"/>
-        </w:rPr>
-        <w:t>IBM DB2</w:t>
-      </w:r>
-      <w:bookmarkEnd w:id="0"/>
-      <w:r>
-        <w:rPr>
-          <w:rFonts w:asciiTheme="majorHAnsi" w:hAnsiTheme="majorHAnsi" w:cstheme="majorHAnsi"/>
-          <w:bCs/>
-          <w:sz w:val="20"/>
-          <w:szCs w:val="20"/>
-        </w:rPr>
-        <w:t>,</w:t>
-      </w:r>
-      <w:r>
-        <w:rPr>
-          <w:rFonts w:asciiTheme="majorHAnsi" w:hAnsiTheme="majorHAnsi" w:cstheme="majorHAnsi"/>
-          <w:bCs/>
-          <w:sz w:val="20"/>
-          <w:szCs w:val="20"/>
-        </w:rPr>
-        <w:t xml:space="preserve"> </w:t>
-      </w:r>
-      <w:r>
-        <w:rPr>
-          <w:rFonts w:asciiTheme="majorHAnsi" w:hAnsiTheme="majorHAnsi" w:cstheme="majorHAnsi"/>
-          <w:bCs/>
-          <w:sz w:val="20"/>
-          <w:szCs w:val="20"/>
-        </w:rPr>
-        <w:t>MongoDB</w:t>
-      </w:r>
-      <w:r>
-        <w:rPr>
-          <w:rFonts w:asciiTheme="majorHAnsi" w:hAnsiTheme="majorHAnsi" w:cstheme="majorHAnsi"/>
-          <w:bCs/>
-          <w:sz w:val="20"/>
-          <w:szCs w:val="20"/>
-        </w:rPr>
-        <w:t xml:space="preserve">, </w:t>
-      </w:r>
-      <w:r>
-        <w:rPr>
-          <w:rFonts w:asciiTheme="majorHAnsi" w:hAnsiTheme="majorHAnsi" w:cstheme="majorHAnsi"/>
-          <w:bCs/>
-          <w:sz w:val="20"/>
-          <w:szCs w:val="20"/>
-        </w:rPr>
-        <w:t>Advanced Hive</w:t>
-      </w:r>
-      <w:r>
-        <w:rPr>
-          <w:rFonts w:asciiTheme="majorHAnsi" w:hAnsiTheme="majorHAnsi" w:cstheme="majorHAnsi"/>
-          <w:bCs/>
-          <w:sz w:val="20"/>
-          <w:szCs w:val="20"/>
-        </w:rPr>
-        <w:t xml:space="preserve">, </w:t>
-      </w:r>
+          <w:sz w:val="20"/>
+          <w:szCs w:val="20"/>
+        </w:rPr>
+      </w:pPr>
     </w:p>
     <w:p>
       <w:pPr>
         <w:shd w:val="clear" w:color="auto" w:fill="FFFFFF" w:themeFill="background1"/>
-        <w:jc w:val="center"/>
+        <w:tabs>
+          <w:tab w:val="left" w:pos="216"/>
+        </w:tabs>
         <w:rPr>
           <w:rFonts w:asciiTheme="majorHAnsi" w:hAnsiTheme="majorHAnsi" w:cstheme="majorHAnsi"/>
           <w:bCs/>
@@ -1173,20 +976,6 @@
           <w:szCs w:val="20"/>
         </w:rPr>
       </w:pPr>
-    </w:p>
-    <w:p>
-      <w:pPr>
-        <w:shd w:val="clear" w:color="auto" w:fill="FFFFFF" w:themeFill="background1"/>
-        <w:tabs>
-          <w:tab w:val="left" w:pos="216"/>
-        </w:tabs>
-        <w:rPr>
-          <w:rFonts w:asciiTheme="majorHAnsi" w:hAnsiTheme="majorHAnsi" w:cstheme="majorHAnsi"/>
-          <w:bCs/>
-          <w:sz w:val="20"/>
-          <w:szCs w:val="20"/>
-        </w:rPr>
-      </w:pPr>
       <w:r>
         <w:rPr>
           <w:rFonts w:asciiTheme="majorHAnsi" w:hAnsiTheme="majorHAnsi" w:cstheme="majorHAnsi"/>
@@ -1267,7 +1056,34 @@
           <w:sz w:val="20"/>
           <w:szCs w:val="20"/>
         </w:rPr>
-        <w:t xml:space="preserve">Python, C#, </w:t>
+        <w:t>Python, C#,</w:t>
+      </w:r>
+      <w:r>
+        <w:rPr>
+          <w:rFonts w:asciiTheme="majorHAnsi" w:hAnsiTheme="majorHAnsi" w:cstheme="majorHAnsi"/>
+          <w:bCs/>
+          <w:sz w:val="20"/>
+          <w:szCs w:val="20"/>
+        </w:rPr>
+        <w:t xml:space="preserve"> </w:t>
+      </w:r>
+      <w:r>
+        <w:rPr>
+          <w:rFonts w:asciiTheme="majorHAnsi" w:hAnsiTheme="majorHAnsi" w:cstheme="majorHAnsi"/>
+          <w:bCs/>
+          <w:sz w:val="20"/>
+          <w:szCs w:val="20"/>
+        </w:rPr>
+        <w:t>ARM, MISP</w:t>
+      </w:r>
+      <w:r>
+        <w:rPr>
+          <w:rFonts w:asciiTheme="majorHAnsi" w:hAnsiTheme="majorHAnsi" w:cstheme="majorHAnsi"/>
+          <w:bCs/>
+          <w:sz w:val="20"/>
+          <w:szCs w:val="20"/>
+        </w:rPr>
+        <w:t xml:space="preserve"> </w:t>
       </w:r>
       <w:r>
         <w:rPr>
@@ -1651,7 +1467,6 @@
           <w:sz w:val="20"/>
           <w:szCs w:val="20"/>
         </w:rPr>
-        <w:lastRenderedPageBreak/>
         <w:tab/>
       </w:r>
       <w:r>
@@ -2097,19 +1912,21 @@
           <w:sz w:val="20"/>
           <w:szCs w:val="20"/>
         </w:rPr>
-        <w:t>AWS</w:t>
+        <w:t>AWS–</w:t>
+      </w:r>
+      <w:r>
+        <w:t xml:space="preserve"> </w:t>
       </w:r>
       <w:r>
         <w:rPr>
           <w:rFonts w:asciiTheme="majorHAnsi" w:hAnsiTheme="majorHAnsi" w:cstheme="majorHAnsi"/>
           <w:b/>
-          <w:sz w:val="20"/>
-          <w:szCs w:val="20"/>
-        </w:rPr>
-        <w:t>–</w:t>
-      </w:r>
-      <w:r>
-        <w:t xml:space="preserve"> </w:t>
+          <w:bCs/>
+          <w:sz w:val="20"/>
+          <w:szCs w:val="20"/>
+          <w:lang w:val="en"/>
+        </w:rPr>
+        <w:t>D</w:t>
       </w:r>
       <w:r>
         <w:rPr>
@@ -2120,7 +1937,7 @@
           <w:szCs w:val="20"/>
           <w:lang w:val="en"/>
         </w:rPr>
-        <w:t>D</w:t>
+        <w:t xml:space="preserve">ata Center Tech                                                                                                                 </w:t>
       </w:r>
       <w:r>
         <w:rPr>
@@ -2131,28 +1948,6 @@
           <w:szCs w:val="20"/>
           <w:lang w:val="en"/>
         </w:rPr>
-        <w:t>ata Center Tech</w:t>
-      </w:r>
-      <w:r>
-        <w:rPr>
-          <w:rFonts w:asciiTheme="majorHAnsi" w:hAnsiTheme="majorHAnsi" w:cstheme="majorHAnsi"/>
-          <w:b/>
-          <w:bCs/>
-          <w:sz w:val="20"/>
-          <w:szCs w:val="20"/>
-          <w:lang w:val="en"/>
-        </w:rPr>
-        <w:t xml:space="preserve">                                                                                                                 </w:t>
-      </w:r>
-      <w:r>
-        <w:rPr>
-          <w:rFonts w:asciiTheme="majorHAnsi" w:hAnsiTheme="majorHAnsi" w:cstheme="majorHAnsi"/>
-          <w:b/>
-          <w:bCs/>
-          <w:sz w:val="20"/>
-          <w:szCs w:val="20"/>
-          <w:lang w:val="en"/>
-        </w:rPr>
         <w:tab/>
       </w:r>
       <w:r>
@@ -2162,25 +1957,7 @@
           <w:sz w:val="20"/>
           <w:szCs w:val="20"/>
         </w:rPr>
-        <w:t>May</w:t>
-      </w:r>
-      <w:r>
-        <w:rPr>
-          <w:rFonts w:asciiTheme="majorHAnsi" w:hAnsiTheme="majorHAnsi" w:cstheme="majorHAnsi"/>
-          <w:bCs/>
-          <w:sz w:val="20"/>
-          <w:szCs w:val="20"/>
-        </w:rPr>
-        <w:t>-202</w:t>
-      </w:r>
-      <w:r>
-        <w:rPr>
-          <w:rFonts w:asciiTheme="majorHAnsi" w:hAnsiTheme="majorHAnsi" w:cstheme="majorHAnsi"/>
-          <w:bCs/>
-          <w:sz w:val="20"/>
-          <w:szCs w:val="20"/>
-        </w:rPr>
-        <w:t>5</w:t>
+        <w:t>May-2025</w:t>
       </w:r>
       <w:r>
         <w:rPr>
@@ -2218,10 +1995,16 @@
     </w:p>
     <w:p>
       <w:pPr>
+        <w:pStyle w:val="ListParagraph"/>
+        <w:numPr>
+          <w:ilvl w:val="0"/>
+          <w:numId w:val="54"/>
+        </w:numPr>
         <w:shd w:val="clear" w:color="auto" w:fill="FFFFFF" w:themeFill="background1"/>
         <w:tabs>
           <w:tab w:val="right" w:pos="10800"/>
         </w:tabs>
+        <w:spacing w:line="360" w:lineRule="auto"/>
         <w:jc w:val="both"/>
         <w:rPr>
           <w:rFonts w:asciiTheme="majorHAnsi" w:hAnsiTheme="majorHAnsi" w:cstheme="majorHAnsi"/>
@@ -2237,184 +2020,190 @@
           <w:szCs w:val="20"/>
           <w:shd w:val="clear" w:color="auto" w:fill="FFFFFF"/>
         </w:rPr>
-        <w:t>Support large-scale data center operations by diagnosing and resolving compute, server hardware, and Linux operating system issues across machine learning–focused host environments in a fast-paced production setting. Work extensively with ML hosts and accelerator-based systems, supporting hardware validation, component replacement, and system recovery to maintain compute availability. Handle Networking Tier 1 and Tier 2, troubleshooting connectivity, link status, and configuration-related issues while coordinating escalations to specialized engineering teams when required. Perform break-fix troubleshooting across racks, nodes, and associated infrastructure, supporting rack lifecycle processes including provisioning, validation, upgrades, and decommissioning. Assist with operational projects such as retrofits, process updates, and implementation of new procedures to improve reliability, efficiency, and scalability. Utilize internal ticketing systems to document incidents, resolutions, and corrective actions, contributing to consistent operational workflows. Collaborate with cross-functional teams to support continuous process improvement and contribute to internal documentation and knowledge bases that support global data center operations and best practices.</w:t>
+        <w:t xml:space="preserve">Supported large-scale cloud infrastructure for machine learning workloads, maintaining high availability across distributed compute environments </w:t>
       </w:r>
     </w:p>
     <w:p>
       <w:pPr>
+        <w:pStyle w:val="ListParagraph"/>
+        <w:numPr>
+          <w:ilvl w:val="0"/>
+          <w:numId w:val="54"/>
+        </w:numPr>
         <w:shd w:val="clear" w:color="auto" w:fill="FFFFFF" w:themeFill="background1"/>
         <w:tabs>
           <w:tab w:val="right" w:pos="10800"/>
         </w:tabs>
+        <w:spacing w:line="360" w:lineRule="auto"/>
         <w:jc w:val="both"/>
         <w:rPr>
           <w:rFonts w:asciiTheme="majorHAnsi" w:hAnsiTheme="majorHAnsi" w:cstheme="majorHAnsi"/>
-          <w:b/>
-          <w:sz w:val="20"/>
-          <w:szCs w:val="20"/>
-        </w:rPr>
-      </w:pPr>
+          <w:sz w:val="20"/>
+          <w:szCs w:val="20"/>
+          <w:shd w:val="clear" w:color="auto" w:fill="FFFFFF"/>
+        </w:rPr>
+      </w:pPr>
+      <w:r>
+        <w:rPr>
+          <w:rFonts w:asciiTheme="majorHAnsi" w:hAnsiTheme="majorHAnsi" w:cstheme="majorHAnsi"/>
+          <w:sz w:val="20"/>
+          <w:szCs w:val="20"/>
+          <w:shd w:val="clear" w:color="auto" w:fill="FFFFFF"/>
+        </w:rPr>
+        <w:t xml:space="preserve">Diagnosed and resolved hardware, Linux OS, and network-level issues across servers, racks, and accelerator-based systems </w:t>
+      </w:r>
     </w:p>
     <w:p>
       <w:pPr>
+        <w:pStyle w:val="ListParagraph"/>
+        <w:numPr>
+          <w:ilvl w:val="0"/>
+          <w:numId w:val="54"/>
+        </w:numPr>
         <w:shd w:val="clear" w:color="auto" w:fill="FFFFFF" w:themeFill="background1"/>
         <w:tabs>
           <w:tab w:val="right" w:pos="10800"/>
         </w:tabs>
+        <w:spacing w:line="360" w:lineRule="auto"/>
         <w:jc w:val="both"/>
         <w:rPr>
           <w:rFonts w:asciiTheme="majorHAnsi" w:hAnsiTheme="majorHAnsi" w:cstheme="majorHAnsi"/>
-          <w:b/>
-          <w:sz w:val="20"/>
-          <w:szCs w:val="20"/>
-        </w:rPr>
-      </w:pPr>
+          <w:sz w:val="20"/>
+          <w:szCs w:val="20"/>
+          <w:shd w:val="clear" w:color="auto" w:fill="FFFFFF"/>
+        </w:rPr>
+      </w:pPr>
+      <w:r>
+        <w:rPr>
+          <w:rFonts w:asciiTheme="majorHAnsi" w:hAnsiTheme="majorHAnsi" w:cstheme="majorHAnsi"/>
+          <w:sz w:val="20"/>
+          <w:szCs w:val="20"/>
+          <w:shd w:val="clear" w:color="auto" w:fill="FFFFFF"/>
+        </w:rPr>
+        <w:t xml:space="preserve">Troubleshot Clos-based spine-leaf network architecture, including </w:t>
+      </w:r>
+      <w:proofErr w:type="spellStart"/>
+      <w:r>
+        <w:rPr>
+          <w:rFonts w:asciiTheme="majorHAnsi" w:hAnsiTheme="majorHAnsi" w:cstheme="majorHAnsi"/>
+          <w:sz w:val="20"/>
+          <w:szCs w:val="20"/>
+          <w:shd w:val="clear" w:color="auto" w:fill="FFFFFF"/>
+        </w:rPr>
+        <w:t>ToR</w:t>
+      </w:r>
+      <w:proofErr w:type="spellEnd"/>
+      <w:r>
+        <w:rPr>
+          <w:rFonts w:asciiTheme="majorHAnsi" w:hAnsiTheme="majorHAnsi" w:cstheme="majorHAnsi"/>
+          <w:sz w:val="20"/>
+          <w:szCs w:val="20"/>
+          <w:shd w:val="clear" w:color="auto" w:fill="FFFFFF"/>
+        </w:rPr>
+        <w:t xml:space="preserve"> (T1), aggregation (T2), and spine/core (T3) layers </w:t>
+      </w:r>
     </w:p>
     <w:p>
       <w:pPr>
+        <w:pStyle w:val="ListParagraph"/>
+        <w:numPr>
+          <w:ilvl w:val="0"/>
+          <w:numId w:val="54"/>
+        </w:numPr>
         <w:shd w:val="clear" w:color="auto" w:fill="FFFFFF" w:themeFill="background1"/>
         <w:tabs>
           <w:tab w:val="right" w:pos="10800"/>
         </w:tabs>
+        <w:spacing w:line="360" w:lineRule="auto"/>
         <w:jc w:val="both"/>
         <w:rPr>
           <w:rFonts w:asciiTheme="majorHAnsi" w:hAnsiTheme="majorHAnsi" w:cstheme="majorHAnsi"/>
-          <w:b/>
-          <w:bCs/>
-          <w:sz w:val="20"/>
-          <w:szCs w:val="20"/>
-          <w:lang w:val="en"/>
-        </w:rPr>
-      </w:pPr>
-      <w:r>
-        <w:rPr>
-          <w:rFonts w:asciiTheme="majorHAnsi" w:hAnsiTheme="majorHAnsi" w:cstheme="majorHAnsi"/>
-          <w:b/>
-          <w:sz w:val="20"/>
-          <w:szCs w:val="20"/>
-        </w:rPr>
-        <w:t>Beckman Coulter</w:t>
-      </w:r>
-      <w:r>
-        <w:rPr>
-          <w:rFonts w:asciiTheme="majorHAnsi" w:hAnsiTheme="majorHAnsi" w:cstheme="majorHAnsi"/>
-          <w:b/>
-          <w:sz w:val="20"/>
-          <w:szCs w:val="20"/>
-        </w:rPr>
-        <w:t>–</w:t>
-      </w:r>
-      <w:r>
-        <w:t xml:space="preserve"> </w:t>
-      </w:r>
-      <w:r>
-        <w:rPr>
-          <w:rFonts w:asciiTheme="majorHAnsi" w:hAnsiTheme="majorHAnsi" w:cstheme="majorHAnsi"/>
-          <w:b/>
-          <w:bCs/>
-          <w:sz w:val="20"/>
-          <w:szCs w:val="20"/>
-          <w:lang w:val="en"/>
-        </w:rPr>
-        <w:t>Document Control Specialist</w:t>
-      </w:r>
-      <w:r>
-        <w:rPr>
-          <w:rFonts w:asciiTheme="majorHAnsi" w:hAnsiTheme="majorHAnsi" w:cstheme="majorHAnsi"/>
-          <w:b/>
-          <w:bCs/>
-          <w:sz w:val="20"/>
-          <w:szCs w:val="20"/>
-          <w:lang w:val="en"/>
-        </w:rPr>
-        <w:t xml:space="preserve">                                                                                        </w:t>
-      </w:r>
-      <w:r>
-        <w:rPr>
-          <w:rFonts w:asciiTheme="majorHAnsi" w:hAnsiTheme="majorHAnsi" w:cstheme="majorHAnsi"/>
-          <w:b/>
-          <w:bCs/>
-          <w:sz w:val="20"/>
-          <w:szCs w:val="20"/>
-          <w:lang w:val="en"/>
-        </w:rPr>
-        <w:t xml:space="preserve"> </w:t>
-      </w:r>
-      <w:r>
-        <w:rPr>
-          <w:rFonts w:asciiTheme="majorHAnsi" w:hAnsiTheme="majorHAnsi" w:cstheme="majorHAnsi"/>
-          <w:bCs/>
-          <w:sz w:val="20"/>
-          <w:szCs w:val="20"/>
-        </w:rPr>
-        <w:t>September-2024</w:t>
-      </w:r>
-      <w:r>
-        <w:rPr>
-          <w:rFonts w:asciiTheme="majorHAnsi" w:hAnsiTheme="majorHAnsi" w:cstheme="majorHAnsi"/>
-          <w:bCs/>
-          <w:sz w:val="20"/>
-          <w:szCs w:val="20"/>
-        </w:rPr>
-        <w:t>-</w:t>
-      </w:r>
-      <w:r>
-        <w:rPr>
-          <w:rFonts w:asciiTheme="majorHAnsi" w:hAnsiTheme="majorHAnsi" w:cstheme="majorHAnsi"/>
-          <w:bCs/>
-          <w:sz w:val="20"/>
-          <w:szCs w:val="20"/>
-        </w:rPr>
-        <w:t xml:space="preserve"> </w:t>
-      </w:r>
-      <w:r>
-        <w:rPr>
-          <w:rFonts w:asciiTheme="majorHAnsi" w:hAnsiTheme="majorHAnsi" w:cstheme="majorHAnsi"/>
-          <w:bCs/>
-          <w:sz w:val="20"/>
-          <w:szCs w:val="20"/>
-        </w:rPr>
-        <w:t>December - 2024</w:t>
+          <w:sz w:val="20"/>
+          <w:szCs w:val="20"/>
+          <w:shd w:val="clear" w:color="auto" w:fill="FFFFFF"/>
+        </w:rPr>
+      </w:pPr>
+      <w:r>
+        <w:rPr>
+          <w:rFonts w:asciiTheme="majorHAnsi" w:hAnsiTheme="majorHAnsi" w:cstheme="majorHAnsi"/>
+          <w:sz w:val="20"/>
+          <w:szCs w:val="20"/>
+          <w:shd w:val="clear" w:color="auto" w:fill="FFFFFF"/>
+        </w:rPr>
+        <w:t xml:space="preserve">Identified and resolved link failures, PCIe connectivity issues, and NIC-related faults impacting system performance </w:t>
       </w:r>
     </w:p>
     <w:p>
       <w:pPr>
+        <w:pStyle w:val="ListParagraph"/>
+        <w:numPr>
+          <w:ilvl w:val="0"/>
+          <w:numId w:val="54"/>
+        </w:numPr>
         <w:shd w:val="clear" w:color="auto" w:fill="FFFFFF" w:themeFill="background1"/>
         <w:tabs>
           <w:tab w:val="right" w:pos="10800"/>
         </w:tabs>
+        <w:spacing w:line="360" w:lineRule="auto"/>
         <w:jc w:val="both"/>
         <w:rPr>
           <w:rFonts w:asciiTheme="majorHAnsi" w:hAnsiTheme="majorHAnsi" w:cstheme="majorHAnsi"/>
-          <w:b/>
-          <w:sz w:val="20"/>
-          <w:szCs w:val="20"/>
-        </w:rPr>
-      </w:pPr>
+          <w:sz w:val="20"/>
+          <w:szCs w:val="20"/>
+          <w:shd w:val="clear" w:color="auto" w:fill="FFFFFF"/>
+        </w:rPr>
+      </w:pPr>
+      <w:r>
+        <w:rPr>
+          <w:rFonts w:asciiTheme="majorHAnsi" w:hAnsiTheme="majorHAnsi" w:cstheme="majorHAnsi"/>
+          <w:sz w:val="20"/>
+          <w:szCs w:val="20"/>
+          <w:shd w:val="clear" w:color="auto" w:fill="FFFFFF"/>
+        </w:rPr>
+        <w:lastRenderedPageBreak/>
+        <w:t>Worked with 400G optical networking (</w:t>
+      </w:r>
+      <w:proofErr w:type="gramStart"/>
+      <w:r>
+        <w:rPr>
+          <w:rFonts w:asciiTheme="majorHAnsi" w:hAnsiTheme="majorHAnsi" w:cstheme="majorHAnsi"/>
+          <w:sz w:val="20"/>
+          <w:szCs w:val="20"/>
+          <w:shd w:val="clear" w:color="auto" w:fill="FFFFFF"/>
+        </w:rPr>
+        <w:t>MPO  breakout</w:t>
+      </w:r>
+      <w:proofErr w:type="gramEnd"/>
+      <w:r>
+        <w:rPr>
+          <w:rFonts w:asciiTheme="majorHAnsi" w:hAnsiTheme="majorHAnsi" w:cstheme="majorHAnsi"/>
+          <w:sz w:val="20"/>
+          <w:szCs w:val="20"/>
+          <w:shd w:val="clear" w:color="auto" w:fill="FFFFFF"/>
+        </w:rPr>
+        <w:t xml:space="preserve"> cables) to maintain high-throughput inter-rack communication </w:t>
+      </w:r>
     </w:p>
     <w:p>
       <w:pPr>
+        <w:pStyle w:val="ListParagraph"/>
+        <w:numPr>
+          <w:ilvl w:val="0"/>
+          <w:numId w:val="54"/>
+        </w:numPr>
         <w:shd w:val="clear" w:color="auto" w:fill="FFFFFF" w:themeFill="background1"/>
         <w:tabs>
           <w:tab w:val="right" w:pos="10800"/>
         </w:tabs>
+        <w:spacing w:line="360" w:lineRule="auto"/>
         <w:jc w:val="both"/>
         <w:rPr>
           <w:rFonts w:asciiTheme="majorHAnsi" w:hAnsiTheme="majorHAnsi" w:cstheme="majorHAnsi"/>
-          <w:b/>
-          <w:sz w:val="20"/>
-          <w:szCs w:val="20"/>
-        </w:rPr>
-      </w:pPr>
-      <w:r>
-        <w:rPr>
-          <w:rFonts w:asciiTheme="majorHAnsi" w:hAnsiTheme="majorHAnsi" w:cstheme="majorHAnsi"/>
           <w:sz w:val="20"/>
           <w:szCs w:val="20"/>
           <w:shd w:val="clear" w:color="auto" w:fill="FFFFFF"/>
         </w:rPr>
-        <w:t>Manage and maintain document control systems in compliance with</w:t>
-      </w:r>
+      </w:pPr>
       <w:r>
         <w:rPr>
           <w:rFonts w:asciiTheme="majorHAnsi" w:hAnsiTheme="majorHAnsi" w:cstheme="majorHAnsi"/>
@@ -2422,260 +2211,209 @@
           <w:szCs w:val="20"/>
           <w:shd w:val="clear" w:color="auto" w:fill="FFFFFF"/>
         </w:rPr>
-        <w:t xml:space="preserve"> </w:t>
-      </w:r>
-      <w:r>
-        <w:rPr>
-          <w:rFonts w:asciiTheme="majorHAnsi" w:hAnsiTheme="majorHAnsi" w:cstheme="majorHAnsi"/>
-          <w:sz w:val="20"/>
-          <w:szCs w:val="20"/>
-          <w:shd w:val="clear" w:color="auto" w:fill="FFFFFF"/>
-        </w:rPr>
-        <w:t>FDA QSR standards, supporting the company’s Quality Management System (QMS) by ensuring all documents meet regulatory requirements. Maintain, update, and archive quality documentation, overseeing change control processes, and coordinating with cross-functional teams to ensure adherence to compliance standards. Prepare and verify training records, ensuring documentation integrity for internal and external quality audits. Provide support in organizing document security, formatting, and data management, offering training and guidance on documentation standards. Monitor and archive quality metrics, supply compliance reports, and act as a point of reference for procedural updates to promote a quality-driven culture. Approve Certificates of Conformance, validate compliance certifications from vendors, and manage document retrieval and distribution to support regulatory requirements. Collaborate on quality audits and assist in revising job descriptions and other quality documents to reflect up-to-date standards.</w:t>
+        <w:t xml:space="preserve">Monitored and validated network signal integrity (OSNR) and supported optical components including DWDM and amplifiers </w:t>
       </w:r>
     </w:p>
     <w:p>
       <w:pPr>
+        <w:pStyle w:val="ListParagraph"/>
+        <w:numPr>
+          <w:ilvl w:val="0"/>
+          <w:numId w:val="54"/>
+        </w:numPr>
         <w:shd w:val="clear" w:color="auto" w:fill="FFFFFF" w:themeFill="background1"/>
         <w:tabs>
           <w:tab w:val="right" w:pos="10800"/>
         </w:tabs>
+        <w:spacing w:line="360" w:lineRule="auto"/>
         <w:jc w:val="both"/>
         <w:rPr>
           <w:rFonts w:asciiTheme="majorHAnsi" w:hAnsiTheme="majorHAnsi" w:cstheme="majorHAnsi"/>
-          <w:b/>
-          <w:sz w:val="20"/>
-          <w:szCs w:val="20"/>
-        </w:rPr>
-      </w:pPr>
+          <w:sz w:val="20"/>
+          <w:szCs w:val="20"/>
+          <w:shd w:val="clear" w:color="auto" w:fill="FFFFFF"/>
+        </w:rPr>
+      </w:pPr>
+      <w:r>
+        <w:rPr>
+          <w:rFonts w:asciiTheme="majorHAnsi" w:hAnsiTheme="majorHAnsi" w:cstheme="majorHAnsi"/>
+          <w:sz w:val="20"/>
+          <w:szCs w:val="20"/>
+          <w:shd w:val="clear" w:color="auto" w:fill="FFFFFF"/>
+        </w:rPr>
+        <w:t xml:space="preserve">Performed rack lifecycle operations: provisioning, validation, upgrades, and decommissioning of compute infrastructure </w:t>
+      </w:r>
     </w:p>
     <w:p>
       <w:pPr>
+        <w:pStyle w:val="ListParagraph"/>
+        <w:numPr>
+          <w:ilvl w:val="0"/>
+          <w:numId w:val="54"/>
+        </w:numPr>
         <w:shd w:val="clear" w:color="auto" w:fill="FFFFFF" w:themeFill="background1"/>
         <w:tabs>
           <w:tab w:val="right" w:pos="10800"/>
         </w:tabs>
+        <w:spacing w:line="360" w:lineRule="auto"/>
         <w:jc w:val="both"/>
         <w:rPr>
           <w:rFonts w:asciiTheme="majorHAnsi" w:hAnsiTheme="majorHAnsi" w:cstheme="majorHAnsi"/>
-          <w:b/>
-          <w:sz w:val="20"/>
-          <w:szCs w:val="20"/>
-        </w:rPr>
-      </w:pPr>
+          <w:sz w:val="20"/>
+          <w:szCs w:val="20"/>
+          <w:shd w:val="clear" w:color="auto" w:fill="FFFFFF"/>
+        </w:rPr>
+      </w:pPr>
+      <w:r>
+        <w:rPr>
+          <w:rFonts w:asciiTheme="majorHAnsi" w:hAnsiTheme="majorHAnsi" w:cstheme="majorHAnsi"/>
+          <w:sz w:val="20"/>
+          <w:szCs w:val="20"/>
+          <w:shd w:val="clear" w:color="auto" w:fill="FFFFFF"/>
+        </w:rPr>
+        <w:t xml:space="preserve">Reduced recurring issues by contributing to process improvements and diagnostic workflows, improving reliability and reducing ticket reopen rates </w:t>
+      </w:r>
     </w:p>
     <w:p>
       <w:pPr>
+        <w:pStyle w:val="ListParagraph"/>
+        <w:numPr>
+          <w:ilvl w:val="0"/>
+          <w:numId w:val="54"/>
+        </w:numPr>
         <w:shd w:val="clear" w:color="auto" w:fill="FFFFFF" w:themeFill="background1"/>
         <w:tabs>
           <w:tab w:val="right" w:pos="10800"/>
         </w:tabs>
+        <w:spacing w:line="360" w:lineRule="auto"/>
         <w:jc w:val="both"/>
         <w:rPr>
           <w:rFonts w:asciiTheme="majorHAnsi" w:hAnsiTheme="majorHAnsi" w:cstheme="majorHAnsi"/>
-          <w:b/>
-          <w:sz w:val="20"/>
-          <w:szCs w:val="20"/>
-        </w:rPr>
-      </w:pPr>
-      <w:r>
-        <w:rPr>
-          <w:rFonts w:asciiTheme="majorHAnsi" w:hAnsiTheme="majorHAnsi" w:cstheme="majorHAnsi"/>
-          <w:b/>
-          <w:sz w:val="20"/>
-          <w:szCs w:val="20"/>
-        </w:rPr>
-        <w:t>Best</w:t>
-      </w:r>
-      <w:r>
-        <w:rPr>
-          <w:rFonts w:asciiTheme="majorHAnsi" w:hAnsiTheme="majorHAnsi" w:cstheme="majorHAnsi"/>
-          <w:b/>
-          <w:sz w:val="20"/>
-          <w:szCs w:val="20"/>
-        </w:rPr>
-        <w:t xml:space="preserve"> </w:t>
-      </w:r>
-      <w:r>
-        <w:rPr>
-          <w:rFonts w:asciiTheme="majorHAnsi" w:hAnsiTheme="majorHAnsi" w:cstheme="majorHAnsi"/>
-          <w:b/>
-          <w:sz w:val="20"/>
-          <w:szCs w:val="20"/>
-        </w:rPr>
-        <w:t>Buy</w:t>
-      </w:r>
-      <w:r>
-        <w:rPr>
-          <w:rFonts w:asciiTheme="majorHAnsi" w:hAnsiTheme="majorHAnsi" w:cstheme="majorHAnsi"/>
-          <w:b/>
-          <w:sz w:val="20"/>
-          <w:szCs w:val="20"/>
-        </w:rPr>
-        <w:t xml:space="preserve"> </w:t>
-      </w:r>
-      <w:r>
-        <w:rPr>
-          <w:rFonts w:asciiTheme="majorHAnsi" w:hAnsiTheme="majorHAnsi" w:cstheme="majorHAnsi"/>
-          <w:b/>
-          <w:sz w:val="20"/>
-          <w:szCs w:val="20"/>
-        </w:rPr>
-        <w:t>–</w:t>
-      </w:r>
-      <w:r>
-        <w:t xml:space="preserve"> </w:t>
-      </w:r>
-      <w:r>
-        <w:rPr>
-          <w:rFonts w:asciiTheme="majorHAnsi" w:hAnsiTheme="majorHAnsi" w:cstheme="majorHAnsi"/>
-          <w:b/>
-          <w:sz w:val="20"/>
-          <w:szCs w:val="20"/>
-        </w:rPr>
-        <w:t>Monitoring Specialist</w:t>
-      </w:r>
-      <w:r>
-        <w:rPr>
-          <w:rFonts w:asciiTheme="majorHAnsi" w:hAnsiTheme="majorHAnsi" w:cstheme="majorHAnsi"/>
-          <w:b/>
-          <w:sz w:val="20"/>
-          <w:szCs w:val="20"/>
-        </w:rPr>
-        <w:t xml:space="preserve">                                                                                                                   </w:t>
-      </w:r>
-      <w:r>
-        <w:rPr>
-          <w:rFonts w:asciiTheme="majorHAnsi" w:hAnsiTheme="majorHAnsi" w:cstheme="majorHAnsi"/>
-          <w:b/>
-          <w:sz w:val="20"/>
-          <w:szCs w:val="20"/>
-        </w:rPr>
-        <w:t xml:space="preserve">              </w:t>
-      </w:r>
-      <w:r>
-        <w:rPr>
-          <w:rFonts w:asciiTheme="majorHAnsi" w:hAnsiTheme="majorHAnsi" w:cstheme="majorHAnsi"/>
-          <w:bCs/>
-          <w:sz w:val="20"/>
-          <w:szCs w:val="20"/>
-        </w:rPr>
-        <w:t>February-2024</w:t>
-      </w:r>
-      <w:r>
-        <w:rPr>
-          <w:rFonts w:asciiTheme="majorHAnsi" w:hAnsiTheme="majorHAnsi" w:cstheme="majorHAnsi"/>
-          <w:bCs/>
-          <w:sz w:val="20"/>
-          <w:szCs w:val="20"/>
-        </w:rPr>
-        <w:t>-</w:t>
-      </w:r>
-      <w:r>
-        <w:rPr>
-          <w:rFonts w:asciiTheme="majorHAnsi" w:hAnsiTheme="majorHAnsi" w:cstheme="majorHAnsi"/>
-          <w:bCs/>
-          <w:sz w:val="20"/>
-          <w:szCs w:val="20"/>
-        </w:rPr>
-        <w:t xml:space="preserve"> </w:t>
-      </w:r>
-      <w:r>
-        <w:rPr>
-          <w:rFonts w:asciiTheme="majorHAnsi" w:hAnsiTheme="majorHAnsi" w:cstheme="majorHAnsi"/>
-          <w:bCs/>
-          <w:sz w:val="20"/>
-          <w:szCs w:val="20"/>
-        </w:rPr>
-        <w:t>July</w:t>
-      </w:r>
-      <w:r>
-        <w:rPr>
-          <w:rFonts w:asciiTheme="majorHAnsi" w:hAnsiTheme="majorHAnsi" w:cstheme="majorHAnsi"/>
-          <w:bCs/>
-          <w:sz w:val="20"/>
-          <w:szCs w:val="20"/>
-        </w:rPr>
-        <w:t>-</w:t>
-      </w:r>
-      <w:r>
-        <w:rPr>
-          <w:rFonts w:asciiTheme="majorHAnsi" w:hAnsiTheme="majorHAnsi" w:cstheme="majorHAnsi"/>
-          <w:bCs/>
-          <w:sz w:val="20"/>
-          <w:szCs w:val="20"/>
-        </w:rPr>
-        <w:t>2024</w:t>
+          <w:sz w:val="20"/>
+          <w:szCs w:val="20"/>
+        </w:rPr>
+      </w:pPr>
+      <w:r>
+        <w:rPr>
+          <w:rFonts w:asciiTheme="majorHAnsi" w:hAnsiTheme="majorHAnsi" w:cstheme="majorHAnsi"/>
+          <w:sz w:val="20"/>
+          <w:szCs w:val="20"/>
+          <w:shd w:val="clear" w:color="auto" w:fill="FFFFFF"/>
+        </w:rPr>
+        <w:t>Collaborated with cross-functional engineering teams to escalate and resolve complex infrastructure issues at scale</w:t>
       </w:r>
     </w:p>
     <w:p>
       <w:pPr>
+        <w:pStyle w:val="ListParagraph"/>
+        <w:numPr>
+          <w:ilvl w:val="0"/>
+          <w:numId w:val="54"/>
+        </w:numPr>
         <w:shd w:val="clear" w:color="auto" w:fill="FFFFFF" w:themeFill="background1"/>
         <w:tabs>
           <w:tab w:val="right" w:pos="10800"/>
         </w:tabs>
+        <w:spacing w:line="360" w:lineRule="auto"/>
         <w:jc w:val="both"/>
         <w:rPr>
           <w:rFonts w:asciiTheme="majorHAnsi" w:hAnsiTheme="majorHAnsi" w:cstheme="majorHAnsi"/>
-          <w:b/>
-          <w:sz w:val="20"/>
-          <w:szCs w:val="20"/>
-        </w:rPr>
-      </w:pPr>
+          <w:sz w:val="20"/>
+          <w:szCs w:val="20"/>
+        </w:rPr>
+      </w:pPr>
+      <w:r>
+        <w:rPr>
+          <w:rFonts w:asciiTheme="majorHAnsi" w:hAnsiTheme="majorHAnsi" w:cstheme="majorHAnsi"/>
+          <w:sz w:val="20"/>
+          <w:szCs w:val="20"/>
+        </w:rPr>
+        <w:t xml:space="preserve">Performed advanced host-level troubleshooting across large-scale ML infrastructure, diagnosing failures in motherboards, DIMMs, GPUs, baseboards, and PCIe-connected devices </w:t>
+      </w:r>
     </w:p>
     <w:p>
       <w:pPr>
-        <w:rPr>
-          <w:rFonts w:asciiTheme="majorHAnsi" w:hAnsiTheme="majorHAnsi" w:cstheme="majorHAnsi"/>
-          <w:sz w:val="20"/>
-          <w:szCs w:val="20"/>
-          <w:shd w:val="clear" w:color="auto" w:fill="FFFFFF"/>
-        </w:rPr>
-      </w:pPr>
-      <w:r>
-        <w:rPr>
-          <w:rFonts w:asciiTheme="majorHAnsi" w:hAnsiTheme="majorHAnsi" w:cstheme="majorHAnsi"/>
-          <w:sz w:val="20"/>
-          <w:szCs w:val="20"/>
-          <w:shd w:val="clear" w:color="auto" w:fill="FFFFFF"/>
-        </w:rPr>
-        <w:t xml:space="preserve">CCTV monitoring, Alarm monitoring of facility location, incident alert/notification, and various other duties as assigned based on organizational needs. Analyze burglary trends to identify locations and markets that may be targeted. </w:t>
-      </w:r>
-      <w:r>
-        <w:rPr>
-          <w:rFonts w:asciiTheme="majorHAnsi" w:hAnsiTheme="majorHAnsi" w:cstheme="majorHAnsi"/>
-          <w:sz w:val="20"/>
-          <w:szCs w:val="20"/>
-          <w:shd w:val="clear" w:color="auto" w:fill="FFFFFF"/>
-        </w:rPr>
-        <w:br/>
-        <w:t>Gather and analyze different sources of data. Build various data visualization reports to communication and share information across a variety of stakeholders. Assist in the development of reporting/dashboard templates. Analyze method of operation that subjects targeting locations may utilize and provide. recommendations to deter burglary attempts or identify ways to catch subjects before losses occur. Monitor CCTV for anomalies in locations that may indicate subjects are preparing to burglarize our locations.  Alert the crisis response team of incident(s) and escalate as needed to on-call teams to coordinating ongoing response support.  Report suspicious behavior to critical partners as per SOP.  Research active alarms for potential burglaries and other emergencies in progress and report to a variety of partners as per SOP. Contact field Asset Protection leaders to support burglaries in progress and work with local responding Law Enforcement Officers. Prepare and disseminate incident summaries/narratives to all the appropriate support teams. Complete daily/nightly requests tracker and communicate in a timely manner with those requesting Overnight Monitoring services.  Maintain the Overnight Monitoring team's communication distribution lists. Prepare and complete daily/nightly performance metrics reports and distribute appropriately.  Other duties as assigned in support of the overall Global Threat Detection and Response program.</w:t>
+        <w:pStyle w:val="ListParagraph"/>
+        <w:numPr>
+          <w:ilvl w:val="0"/>
+          <w:numId w:val="54"/>
+        </w:numPr>
+        <w:shd w:val="clear" w:color="auto" w:fill="FFFFFF" w:themeFill="background1"/>
+        <w:tabs>
+          <w:tab w:val="right" w:pos="10800"/>
+        </w:tabs>
+        <w:spacing w:line="360" w:lineRule="auto"/>
+        <w:jc w:val="both"/>
+        <w:rPr>
+          <w:rFonts w:asciiTheme="majorHAnsi" w:hAnsiTheme="majorHAnsi" w:cstheme="majorHAnsi"/>
+          <w:sz w:val="20"/>
+          <w:szCs w:val="20"/>
+        </w:rPr>
+      </w:pPr>
+      <w:r>
+        <w:rPr>
+          <w:rFonts w:asciiTheme="majorHAnsi" w:hAnsiTheme="majorHAnsi" w:cstheme="majorHAnsi"/>
+          <w:sz w:val="20"/>
+          <w:szCs w:val="20"/>
+        </w:rPr>
+        <w:t xml:space="preserve">Identified and resolved hardware faults on NICs (K2v4 cards), accelerator systems, and IO boards, restoring connectivity and compute availability </w:t>
       </w:r>
     </w:p>
     <w:p>
       <w:pPr>
-        <w:rPr>
-          <w:rFonts w:asciiTheme="majorHAnsi" w:hAnsiTheme="majorHAnsi" w:cstheme="majorHAnsi"/>
-          <w:sz w:val="20"/>
-          <w:szCs w:val="20"/>
-          <w:shd w:val="clear" w:color="auto" w:fill="FFFFFF"/>
-        </w:rPr>
-      </w:pPr>
+        <w:pStyle w:val="ListParagraph"/>
+        <w:numPr>
+          <w:ilvl w:val="0"/>
+          <w:numId w:val="54"/>
+        </w:numPr>
+        <w:shd w:val="clear" w:color="auto" w:fill="FFFFFF" w:themeFill="background1"/>
+        <w:tabs>
+          <w:tab w:val="right" w:pos="10800"/>
+        </w:tabs>
+        <w:spacing w:line="360" w:lineRule="auto"/>
+        <w:jc w:val="both"/>
+        <w:rPr>
+          <w:rFonts w:asciiTheme="majorHAnsi" w:hAnsiTheme="majorHAnsi" w:cstheme="majorHAnsi"/>
+          <w:sz w:val="20"/>
+          <w:szCs w:val="20"/>
+        </w:rPr>
+      </w:pPr>
+      <w:r>
+        <w:rPr>
+          <w:rFonts w:asciiTheme="majorHAnsi" w:hAnsiTheme="majorHAnsi" w:cstheme="majorHAnsi"/>
+          <w:sz w:val="20"/>
+          <w:szCs w:val="20"/>
+        </w:rPr>
+        <w:t>Troubleshot PCIe communication failures (BDF-level analysis) to isolate issues between CPU, NIC, GPU, and motherboard components</w:t>
+      </w:r>
     </w:p>
     <w:p>
       <w:pPr>
+        <w:pStyle w:val="ListParagraph"/>
+        <w:numPr>
+          <w:ilvl w:val="0"/>
+          <w:numId w:val="54"/>
+        </w:numPr>
         <w:shd w:val="clear" w:color="auto" w:fill="FFFFFF" w:themeFill="background1"/>
         <w:tabs>
           <w:tab w:val="right" w:pos="10800"/>
         </w:tabs>
+        <w:spacing w:line="360" w:lineRule="auto"/>
         <w:jc w:val="both"/>
         <w:rPr>
           <w:rFonts w:asciiTheme="majorHAnsi" w:hAnsiTheme="majorHAnsi" w:cstheme="majorHAnsi"/>
-          <w:b/>
-          <w:sz w:val="20"/>
-          <w:szCs w:val="20"/>
-        </w:rPr>
-      </w:pPr>
+          <w:sz w:val="20"/>
+          <w:szCs w:val="20"/>
+        </w:rPr>
+      </w:pPr>
+      <w:r>
+        <w:rPr>
+          <w:rFonts w:asciiTheme="majorHAnsi" w:hAnsiTheme="majorHAnsi" w:cstheme="majorHAnsi"/>
+          <w:sz w:val="20"/>
+          <w:szCs w:val="20"/>
+        </w:rPr>
+        <w:t>Replaced and validated faulty components including CPUs, DIMMs, NICs, and IO boards, confirming root cause through post-repair diagnostics</w:t>
+      </w:r>
     </w:p>
     <w:p>
       <w:pPr>
@@ -2702,8 +2440,10 @@
         <w:rPr>
           <w:rFonts w:asciiTheme="majorHAnsi" w:hAnsiTheme="majorHAnsi" w:cstheme="majorHAnsi"/>
           <w:b/>
-          <w:sz w:val="20"/>
-          <w:szCs w:val="20"/>
+          <w:bCs/>
+          <w:sz w:val="20"/>
+          <w:szCs w:val="20"/>
+          <w:lang w:val="en"/>
         </w:rPr>
       </w:pPr>
       <w:r>
@@ -2713,7 +2453,7 @@
           <w:sz w:val="20"/>
           <w:szCs w:val="20"/>
         </w:rPr>
-        <w:t xml:space="preserve">Wells Fargo </w:t>
+        <w:t>Beckman Coulter</w:t>
       </w:r>
       <w:r>
         <w:rPr>
@@ -2722,91 +2462,79 @@
           <w:sz w:val="20"/>
           <w:szCs w:val="20"/>
         </w:rPr>
+        <w:t>–</w:t>
+      </w:r>
+      <w:r>
+        <w:t xml:space="preserve"> </w:t>
+      </w:r>
+      <w:r>
+        <w:rPr>
+          <w:rFonts w:asciiTheme="majorHAnsi" w:hAnsiTheme="majorHAnsi" w:cstheme="majorHAnsi"/>
+          <w:b/>
+          <w:bCs/>
+          <w:sz w:val="20"/>
+          <w:szCs w:val="20"/>
+          <w:lang w:val="en"/>
+        </w:rPr>
+        <w:t>Document Control Specialist</w:t>
+      </w:r>
+      <w:r>
+        <w:rPr>
+          <w:rFonts w:asciiTheme="majorHAnsi" w:hAnsiTheme="majorHAnsi" w:cstheme="majorHAnsi"/>
+          <w:b/>
+          <w:bCs/>
+          <w:sz w:val="20"/>
+          <w:szCs w:val="20"/>
+          <w:lang w:val="en"/>
+        </w:rPr>
+        <w:t xml:space="preserve">                                                                                        </w:t>
+      </w:r>
+      <w:r>
+        <w:rPr>
+          <w:rFonts w:asciiTheme="majorHAnsi" w:hAnsiTheme="majorHAnsi" w:cstheme="majorHAnsi"/>
+          <w:b/>
+          <w:bCs/>
+          <w:sz w:val="20"/>
+          <w:szCs w:val="20"/>
+          <w:lang w:val="en"/>
+        </w:rPr>
+        <w:t xml:space="preserve"> </w:t>
+      </w:r>
+      <w:r>
+        <w:rPr>
+          <w:rFonts w:asciiTheme="majorHAnsi" w:hAnsiTheme="majorHAnsi" w:cstheme="majorHAnsi"/>
+          <w:bCs/>
+          <w:sz w:val="20"/>
+          <w:szCs w:val="20"/>
+        </w:rPr>
+        <w:t>September-2024</w:t>
+      </w:r>
+      <w:r>
+        <w:rPr>
+          <w:rFonts w:asciiTheme="majorHAnsi" w:hAnsiTheme="majorHAnsi" w:cstheme="majorHAnsi"/>
+          <w:bCs/>
+          <w:sz w:val="20"/>
+          <w:szCs w:val="20"/>
+        </w:rPr>
         <w:t>-</w:t>
       </w:r>
       <w:r>
+        <w:rPr>
+          <w:rFonts w:asciiTheme="majorHAnsi" w:hAnsiTheme="majorHAnsi" w:cstheme="majorHAnsi"/>
+          <w:bCs/>
+          <w:sz w:val="20"/>
+          <w:szCs w:val="20"/>
+        </w:rPr>
         <w:t xml:space="preserve"> </w:t>
       </w:r>
       <w:r>
         <w:rPr>
           <w:rFonts w:asciiTheme="majorHAnsi" w:hAnsiTheme="majorHAnsi" w:cstheme="majorHAnsi"/>
-          <w:b/>
-          <w:sz w:val="20"/>
-          <w:szCs w:val="20"/>
-        </w:rPr>
-        <w:t>Regulatory Reporting Specialist</w:t>
-      </w:r>
-      <w:r>
-        <w:rPr>
-          <w:rFonts w:asciiTheme="majorHAnsi" w:hAnsiTheme="majorHAnsi" w:cstheme="majorHAnsi"/>
-          <w:b/>
-          <w:sz w:val="20"/>
-          <w:szCs w:val="20"/>
-        </w:rPr>
-        <w:t xml:space="preserve"> </w:t>
-      </w:r>
-      <w:r>
-        <w:rPr>
-          <w:rFonts w:asciiTheme="majorHAnsi" w:hAnsiTheme="majorHAnsi" w:cstheme="majorHAnsi"/>
-          <w:b/>
-          <w:sz w:val="20"/>
-          <w:szCs w:val="20"/>
-        </w:rPr>
-        <w:t xml:space="preserve">                                                                                                                      </w:t>
-      </w:r>
-      <w:r>
-        <w:rPr>
-          <w:rFonts w:asciiTheme="majorHAnsi" w:hAnsiTheme="majorHAnsi" w:cstheme="majorHAnsi"/>
-          <w:b/>
-          <w:sz w:val="20"/>
-          <w:szCs w:val="20"/>
-        </w:rPr>
-        <w:t xml:space="preserve"> </w:t>
-      </w:r>
-      <w:r>
-        <w:rPr>
-          <w:rFonts w:asciiTheme="majorHAnsi" w:hAnsiTheme="majorHAnsi" w:cstheme="majorHAnsi"/>
-          <w:b/>
-          <w:sz w:val="20"/>
-          <w:szCs w:val="20"/>
-        </w:rPr>
-        <w:t>May</w:t>
-      </w:r>
-      <w:r>
-        <w:rPr>
-          <w:rFonts w:asciiTheme="majorHAnsi" w:hAnsiTheme="majorHAnsi" w:cstheme="majorHAnsi"/>
-          <w:b/>
-          <w:sz w:val="20"/>
-          <w:szCs w:val="20"/>
-        </w:rPr>
-        <w:t>-</w:t>
-      </w:r>
-      <w:r>
-        <w:rPr>
-          <w:rFonts w:asciiTheme="majorHAnsi" w:hAnsiTheme="majorHAnsi" w:cstheme="majorHAnsi"/>
-          <w:bCs/>
-          <w:sz w:val="20"/>
-          <w:szCs w:val="20"/>
-        </w:rPr>
-        <w:t>2021-</w:t>
-      </w:r>
-      <w:r>
-        <w:rPr>
-          <w:rFonts w:asciiTheme="majorHAnsi" w:hAnsiTheme="majorHAnsi" w:cstheme="majorHAnsi"/>
-          <w:bCs/>
-          <w:sz w:val="20"/>
-          <w:szCs w:val="20"/>
-        </w:rPr>
-        <w:t xml:space="preserve"> June-</w:t>
-      </w:r>
-      <w:r>
-        <w:rPr>
-          <w:rFonts w:asciiTheme="majorHAnsi" w:hAnsiTheme="majorHAnsi" w:cstheme="majorHAnsi"/>
-          <w:bCs/>
-          <w:sz w:val="20"/>
-          <w:szCs w:val="20"/>
-        </w:rPr>
-        <w:t>2022</w:t>
+          <w:bCs/>
+          <w:sz w:val="20"/>
+          <w:szCs w:val="20"/>
+        </w:rPr>
+        <w:t>December - 2024</w:t>
       </w:r>
     </w:p>
     <w:p>
@@ -2823,27 +2551,14 @@
           <w:szCs w:val="20"/>
         </w:rPr>
       </w:pPr>
-      <w:r>
-        <w:rPr>
-          <w:rFonts w:asciiTheme="majorHAnsi" w:hAnsiTheme="majorHAnsi" w:cstheme="majorHAnsi"/>
-          <w:b/>
-          <w:sz w:val="20"/>
-          <w:szCs w:val="20"/>
-        </w:rPr>
-        <w:t>Document Review Specialist</w:t>
-      </w:r>
-      <w:r>
-        <w:rPr>
-          <w:rFonts w:asciiTheme="majorHAnsi" w:hAnsiTheme="majorHAnsi" w:cstheme="majorHAnsi"/>
-          <w:b/>
-          <w:sz w:val="20"/>
-          <w:szCs w:val="20"/>
-        </w:rPr>
-        <w:t xml:space="preserve"> </w:t>
-      </w:r>
     </w:p>
     <w:p>
       <w:pPr>
+        <w:pStyle w:val="ListParagraph"/>
+        <w:numPr>
+          <w:ilvl w:val="0"/>
+          <w:numId w:val="50"/>
+        </w:numPr>
         <w:shd w:val="clear" w:color="auto" w:fill="FFFFFF" w:themeFill="background1"/>
         <w:tabs>
           <w:tab w:val="right" w:pos="10800"/>
@@ -2851,14 +2566,53 @@
         <w:jc w:val="both"/>
         <w:rPr>
           <w:rFonts w:asciiTheme="majorHAnsi" w:hAnsiTheme="majorHAnsi" w:cstheme="majorHAnsi"/>
+          <w:sz w:val="20"/>
+          <w:szCs w:val="20"/>
+          <w:shd w:val="clear" w:color="auto" w:fill="FFFFFF"/>
+        </w:rPr>
+      </w:pPr>
+      <w:r>
+        <w:rPr>
+          <w:rFonts w:asciiTheme="majorHAnsi" w:hAnsiTheme="majorHAnsi" w:cstheme="majorHAnsi"/>
+          <w:sz w:val="20"/>
+          <w:szCs w:val="20"/>
+          <w:shd w:val="clear" w:color="auto" w:fill="FFFFFF"/>
+        </w:rPr>
+        <w:t xml:space="preserve">Managed </w:t>
+      </w:r>
+      <w:r>
+        <w:rPr>
+          <w:rFonts w:asciiTheme="majorHAnsi" w:hAnsiTheme="majorHAnsi" w:cstheme="majorHAnsi"/>
           <w:b/>
-          <w:sz w:val="20"/>
-          <w:szCs w:val="20"/>
-        </w:rPr>
-      </w:pPr>
+          <w:bCs/>
+          <w:sz w:val="20"/>
+          <w:szCs w:val="20"/>
+          <w:shd w:val="clear" w:color="auto" w:fill="FFFFFF"/>
+        </w:rPr>
+        <w:t>regulated documentation systems (FDA QSR)</w:t>
+      </w:r>
+      <w:r>
+        <w:rPr>
+          <w:rFonts w:asciiTheme="majorHAnsi" w:hAnsiTheme="majorHAnsi" w:cstheme="majorHAnsi"/>
+          <w:sz w:val="20"/>
+          <w:szCs w:val="20"/>
+          <w:shd w:val="clear" w:color="auto" w:fill="FFFFFF"/>
+        </w:rPr>
+        <w:t xml:space="preserve"> ensuring compliance and audit readiness </w:t>
+      </w:r>
     </w:p>
     <w:p>
       <w:pPr>
+        <w:pStyle w:val="ListParagraph"/>
+        <w:numPr>
+          <w:ilvl w:val="0"/>
+          <w:numId w:val="50"/>
+        </w:numPr>
+        <w:shd w:val="clear" w:color="auto" w:fill="FFFFFF" w:themeFill="background1"/>
+        <w:tabs>
+          <w:tab w:val="right" w:pos="10800"/>
+        </w:tabs>
+        <w:jc w:val="both"/>
         <w:rPr>
           <w:rFonts w:asciiTheme="majorHAnsi" w:hAnsiTheme="majorHAnsi" w:cstheme="majorHAnsi"/>
           <w:sz w:val="20"/>
@@ -2873,183 +2627,226 @@
           <w:szCs w:val="20"/>
           <w:shd w:val="clear" w:color="auto" w:fill="FFFFFF"/>
         </w:rPr>
-        <w:t>Spearheaded the drafting of regulatory reports, ensuring strict adherence to financial regulations and compliance mandates.</w:t>
+        <w:t xml:space="preserve">Improved workflow efficiency by optimizing </w:t>
+      </w:r>
+      <w:r>
+        <w:rPr>
+          <w:rFonts w:asciiTheme="majorHAnsi" w:hAnsiTheme="majorHAnsi" w:cstheme="majorHAnsi"/>
+          <w:b/>
+          <w:bCs/>
+          <w:sz w:val="20"/>
+          <w:szCs w:val="20"/>
+          <w:shd w:val="clear" w:color="auto" w:fill="FFFFFF"/>
+        </w:rPr>
+        <w:t>document tracking, retrieval, and version control processes</w:t>
+      </w:r>
+      <w:r>
+        <w:rPr>
+          <w:rFonts w:asciiTheme="majorHAnsi" w:hAnsiTheme="majorHAnsi" w:cstheme="majorHAnsi"/>
+          <w:sz w:val="20"/>
+          <w:szCs w:val="20"/>
+          <w:shd w:val="clear" w:color="auto" w:fill="FFFFFF"/>
+        </w:rPr>
+        <w:t xml:space="preserve"> </w:t>
       </w:r>
     </w:p>
     <w:p>
       <w:pPr>
+        <w:pStyle w:val="ListParagraph"/>
+        <w:numPr>
+          <w:ilvl w:val="0"/>
+          <w:numId w:val="50"/>
+        </w:numPr>
+        <w:shd w:val="clear" w:color="auto" w:fill="FFFFFF" w:themeFill="background1"/>
+        <w:tabs>
+          <w:tab w:val="right" w:pos="10800"/>
+        </w:tabs>
+        <w:jc w:val="both"/>
+        <w:rPr>
+          <w:rFonts w:asciiTheme="majorHAnsi" w:hAnsiTheme="majorHAnsi" w:cstheme="majorHAnsi"/>
+          <w:b/>
+          <w:sz w:val="20"/>
+          <w:szCs w:val="20"/>
+        </w:rPr>
+      </w:pPr>
+      <w:r>
         <w:rPr>
           <w:rFonts w:asciiTheme="majorHAnsi" w:hAnsiTheme="majorHAnsi" w:cstheme="majorHAnsi"/>
           <w:sz w:val="20"/>
           <w:szCs w:val="20"/>
           <w:shd w:val="clear" w:color="auto" w:fill="FFFFFF"/>
         </w:rPr>
-      </w:pPr>
-      <w:r>
-        <w:rPr>
-          <w:rFonts w:asciiTheme="majorHAnsi" w:hAnsiTheme="majorHAnsi" w:cstheme="majorHAnsi"/>
+        <w:t xml:space="preserve">Supported cross-functional teams with </w:t>
+      </w:r>
+      <w:r>
+        <w:rPr>
+          <w:rFonts w:asciiTheme="majorHAnsi" w:hAnsiTheme="majorHAnsi" w:cstheme="majorHAnsi"/>
+          <w:b/>
+          <w:bCs/>
           <w:sz w:val="20"/>
           <w:szCs w:val="20"/>
           <w:shd w:val="clear" w:color="auto" w:fill="FFFFFF"/>
         </w:rPr>
-        <w:t>Utilized data analytics and reporting tools like Tableau or Power BI for data analysis and visualization to facilitate insightful reporting.</w:t>
+        <w:t>data integrity, compliance reporting, and process documentation</w:t>
       </w:r>
     </w:p>
     <w:p>
       <w:pPr>
-        <w:rPr>
-          <w:rFonts w:asciiTheme="majorHAnsi" w:hAnsiTheme="majorHAnsi" w:cstheme="majorHAnsi"/>
-          <w:sz w:val="20"/>
-          <w:szCs w:val="20"/>
-          <w:shd w:val="clear" w:color="auto" w:fill="FFFFFF"/>
-        </w:rPr>
-      </w:pPr>
-      <w:r>
-        <w:rPr>
-          <w:rFonts w:asciiTheme="majorHAnsi" w:hAnsiTheme="majorHAnsi" w:cstheme="majorHAnsi"/>
-          <w:sz w:val="20"/>
-          <w:szCs w:val="20"/>
-          <w:shd w:val="clear" w:color="auto" w:fill="FFFFFF"/>
-        </w:rPr>
-        <w:t>Employed document management systems like SharePoint or Documentum to manage the storage, retrieval, and sharing of electronic documents and ensure audit readiness. Proficient in using collaborating and communication tools leveraging Microsoft Teams, Slack, or another similar tool for inter-departmental collaboration and communication.</w:t>
-      </w:r>
-      <w:r>
-        <w:rPr>
-          <w:rFonts w:asciiTheme="majorHAnsi" w:hAnsiTheme="majorHAnsi" w:cstheme="majorHAnsi"/>
-          <w:sz w:val="20"/>
-          <w:szCs w:val="20"/>
-          <w:shd w:val="clear" w:color="auto" w:fill="FFFFFF"/>
-        </w:rPr>
-        <w:t xml:space="preserve"> </w:t>
-      </w:r>
-      <w:r>
-        <w:rPr>
-          <w:rFonts w:asciiTheme="majorHAnsi" w:hAnsiTheme="majorHAnsi" w:cstheme="majorHAnsi"/>
-          <w:sz w:val="20"/>
-          <w:szCs w:val="20"/>
-          <w:shd w:val="clear" w:color="auto" w:fill="FFFFFF"/>
-        </w:rPr>
-        <w:t>Utilized automated workflow tools like Asana or Jira to manage tasks and projects within the regulatory reporting process.</w:t>
-      </w:r>
-      <w:r>
-        <w:rPr>
-          <w:rFonts w:asciiTheme="majorHAnsi" w:hAnsiTheme="majorHAnsi" w:cstheme="majorHAnsi"/>
-          <w:sz w:val="20"/>
-          <w:szCs w:val="20"/>
-          <w:shd w:val="clear" w:color="auto" w:fill="FFFFFF"/>
-        </w:rPr>
-        <w:t xml:space="preserve"> </w:t>
-      </w:r>
-      <w:r>
-        <w:rPr>
-          <w:rFonts w:asciiTheme="majorHAnsi" w:hAnsiTheme="majorHAnsi" w:cstheme="majorHAnsi"/>
-          <w:sz w:val="20"/>
-          <w:szCs w:val="20"/>
-          <w:shd w:val="clear" w:color="auto" w:fill="FFFFFF"/>
-        </w:rPr>
-        <w:t>Collaborated inter-departmentally to gather accurate data, ensuring the integrity and reliability of each report.</w:t>
-      </w:r>
-      <w:r>
-        <w:rPr>
-          <w:rFonts w:asciiTheme="majorHAnsi" w:hAnsiTheme="majorHAnsi" w:cstheme="majorHAnsi"/>
-          <w:sz w:val="20"/>
-          <w:szCs w:val="20"/>
-          <w:shd w:val="clear" w:color="auto" w:fill="FFFFFF"/>
-        </w:rPr>
-        <w:t xml:space="preserve"> </w:t>
-      </w:r>
-      <w:r>
-        <w:rPr>
-          <w:rFonts w:asciiTheme="majorHAnsi" w:hAnsiTheme="majorHAnsi" w:cstheme="majorHAnsi"/>
-          <w:sz w:val="20"/>
-          <w:szCs w:val="20"/>
-          <w:shd w:val="clear" w:color="auto" w:fill="FFFFFF"/>
-        </w:rPr>
-        <w:t>Leveraged specialized reporting tools to streamline report creation, increasing efficiency and accuracy.</w:t>
-      </w:r>
-      <w:r>
-        <w:rPr>
-          <w:rFonts w:asciiTheme="majorHAnsi" w:hAnsiTheme="majorHAnsi" w:cstheme="majorHAnsi"/>
-          <w:sz w:val="20"/>
-          <w:szCs w:val="20"/>
-          <w:shd w:val="clear" w:color="auto" w:fill="FFFFFF"/>
-        </w:rPr>
-        <w:t xml:space="preserve"> </w:t>
-      </w:r>
-      <w:r>
-        <w:rPr>
-          <w:rFonts w:asciiTheme="majorHAnsi" w:hAnsiTheme="majorHAnsi" w:cstheme="majorHAnsi"/>
-          <w:sz w:val="20"/>
-          <w:szCs w:val="20"/>
-          <w:shd w:val="clear" w:color="auto" w:fill="FFFFFF"/>
-        </w:rPr>
-        <w:t>Conducted rigorous internal reviews and worked alongside the compliance and legal teams to validate the report’s alignment with regulatory requirements.</w:t>
-      </w:r>
-      <w:r>
-        <w:rPr>
-          <w:rFonts w:asciiTheme="majorHAnsi" w:hAnsiTheme="majorHAnsi" w:cstheme="majorHAnsi"/>
-          <w:sz w:val="20"/>
-          <w:szCs w:val="20"/>
-          <w:shd w:val="clear" w:color="auto" w:fill="FFFFFF"/>
-        </w:rPr>
-        <w:t xml:space="preserve"> </w:t>
-      </w:r>
-      <w:r>
-        <w:rPr>
-          <w:rFonts w:asciiTheme="majorHAnsi" w:hAnsiTheme="majorHAnsi" w:cstheme="majorHAnsi"/>
-          <w:sz w:val="20"/>
-          <w:szCs w:val="20"/>
-          <w:shd w:val="clear" w:color="auto" w:fill="FFFFFF"/>
-        </w:rPr>
-        <w:t>Played a pivotal role in continuous improvement efforts, incorporating feedback and optimizing the reporting process to meet changing regulatory standards.</w:t>
-      </w:r>
-      <w:r>
-        <w:rPr>
-          <w:rFonts w:asciiTheme="majorHAnsi" w:hAnsiTheme="majorHAnsi" w:cstheme="majorHAnsi"/>
-          <w:sz w:val="20"/>
-          <w:szCs w:val="20"/>
-          <w:shd w:val="clear" w:color="auto" w:fill="FFFFFF"/>
-        </w:rPr>
-        <w:t xml:space="preserve"> </w:t>
-      </w:r>
-      <w:r>
-        <w:rPr>
-          <w:rFonts w:asciiTheme="majorHAnsi" w:hAnsiTheme="majorHAnsi" w:cstheme="majorHAnsi"/>
-          <w:sz w:val="20"/>
-          <w:szCs w:val="20"/>
-          <w:shd w:val="clear" w:color="auto" w:fill="FFFFFF"/>
-        </w:rPr>
-        <w:t>Maintained comprehensive documentation, supporting documents, and communications for audit readiness and future reference. Reviewed mortgage documents from various customers along with Research/clerical work about collateral files and documents.</w:t>
-      </w:r>
-      <w:r>
-        <w:t xml:space="preserve"> </w:t>
-      </w:r>
-      <w:r>
-        <w:rPr>
-          <w:rFonts w:asciiTheme="majorHAnsi" w:hAnsiTheme="majorHAnsi" w:cstheme="majorHAnsi"/>
-          <w:sz w:val="20"/>
-          <w:szCs w:val="20"/>
-          <w:shd w:val="clear" w:color="auto" w:fill="FFFFFF"/>
-        </w:rPr>
-        <w:t>reviewing mortgage documents from various customers, Research/clerical work about collateral files and documents. responsible for the audit and processing of legal and loan documents, making sure all necessary forms have been submitted and that the process has complied with all relevant federal and state regulations</w:t>
-      </w:r>
+        <w:shd w:val="clear" w:color="auto" w:fill="FFFFFF" w:themeFill="background1"/>
+        <w:tabs>
+          <w:tab w:val="right" w:pos="10800"/>
+        </w:tabs>
+        <w:jc w:val="both"/>
+        <w:rPr>
+          <w:rFonts w:asciiTheme="majorHAnsi" w:hAnsiTheme="majorHAnsi" w:cstheme="majorHAnsi"/>
+          <w:b/>
+          <w:sz w:val="20"/>
+          <w:szCs w:val="20"/>
+        </w:rPr>
+      </w:pPr>
     </w:p>
     <w:p>
       <w:pPr>
-        <w:rPr>
-          <w:rFonts w:asciiTheme="majorHAnsi" w:hAnsiTheme="majorHAnsi" w:cstheme="majorHAnsi"/>
-          <w:sz w:val="20"/>
-          <w:szCs w:val="20"/>
-        </w:rPr>
-      </w:pPr>
-      <w:r>
-        <w:rPr>
-          <w:rFonts w:asciiTheme="majorHAnsi" w:hAnsiTheme="majorHAnsi" w:cstheme="majorHAnsi"/>
-          <w:sz w:val="20"/>
-          <w:szCs w:val="20"/>
-          <w:shd w:val="clear" w:color="auto" w:fill="FFFFFF"/>
-        </w:rPr>
-        <w:t>Responsible for the audit and processing of legal and loan documents, making sure all necessary forms have been submitted and that the process has complied with all relevant federal and state regulations.</w:t>
+        <w:shd w:val="clear" w:color="auto" w:fill="FFFFFF" w:themeFill="background1"/>
+        <w:tabs>
+          <w:tab w:val="right" w:pos="10800"/>
+        </w:tabs>
+        <w:jc w:val="both"/>
+        <w:rPr>
+          <w:rFonts w:asciiTheme="majorHAnsi" w:hAnsiTheme="majorHAnsi" w:cstheme="majorHAnsi"/>
+          <w:b/>
+          <w:sz w:val="20"/>
+          <w:szCs w:val="20"/>
+        </w:rPr>
+      </w:pPr>
+      <w:r>
+        <w:rPr>
+          <w:rFonts w:asciiTheme="majorHAnsi" w:hAnsiTheme="majorHAnsi" w:cstheme="majorHAnsi"/>
+          <w:b/>
+          <w:sz w:val="20"/>
+          <w:szCs w:val="20"/>
+        </w:rPr>
+        <w:t>Best</w:t>
+      </w:r>
+      <w:r>
+        <w:rPr>
+          <w:rFonts w:asciiTheme="majorHAnsi" w:hAnsiTheme="majorHAnsi" w:cstheme="majorHAnsi"/>
+          <w:b/>
+          <w:sz w:val="20"/>
+          <w:szCs w:val="20"/>
+        </w:rPr>
+        <w:t xml:space="preserve"> </w:t>
+      </w:r>
+      <w:r>
+        <w:rPr>
+          <w:rFonts w:asciiTheme="majorHAnsi" w:hAnsiTheme="majorHAnsi" w:cstheme="majorHAnsi"/>
+          <w:b/>
+          <w:sz w:val="20"/>
+          <w:szCs w:val="20"/>
+        </w:rPr>
+        <w:t>Buy</w:t>
+      </w:r>
+      <w:r>
+        <w:rPr>
+          <w:rFonts w:asciiTheme="majorHAnsi" w:hAnsiTheme="majorHAnsi" w:cstheme="majorHAnsi"/>
+          <w:b/>
+          <w:sz w:val="20"/>
+          <w:szCs w:val="20"/>
+        </w:rPr>
+        <w:t xml:space="preserve"> </w:t>
+      </w:r>
+      <w:r>
+        <w:rPr>
+          <w:rFonts w:asciiTheme="majorHAnsi" w:hAnsiTheme="majorHAnsi" w:cstheme="majorHAnsi"/>
+          <w:b/>
+          <w:sz w:val="20"/>
+          <w:szCs w:val="20"/>
+        </w:rPr>
+        <w:t>–</w:t>
+      </w:r>
+      <w:r>
+        <w:t xml:space="preserve"> </w:t>
+      </w:r>
+      <w:r>
+        <w:rPr>
+          <w:rFonts w:asciiTheme="majorHAnsi" w:hAnsiTheme="majorHAnsi" w:cstheme="majorHAnsi"/>
+          <w:b/>
+          <w:sz w:val="20"/>
+          <w:szCs w:val="20"/>
+        </w:rPr>
+        <w:t>Monitoring Specialist</w:t>
+      </w:r>
+      <w:r>
+        <w:rPr>
+          <w:rFonts w:asciiTheme="majorHAnsi" w:hAnsiTheme="majorHAnsi" w:cstheme="majorHAnsi"/>
+          <w:b/>
+          <w:sz w:val="20"/>
+          <w:szCs w:val="20"/>
+        </w:rPr>
+        <w:t xml:space="preserve">                                                                                                                   </w:t>
+      </w:r>
+      <w:r>
+        <w:rPr>
+          <w:rFonts w:asciiTheme="majorHAnsi" w:hAnsiTheme="majorHAnsi" w:cstheme="majorHAnsi"/>
+          <w:b/>
+          <w:sz w:val="20"/>
+          <w:szCs w:val="20"/>
+        </w:rPr>
+        <w:t xml:space="preserve">              </w:t>
+      </w:r>
+      <w:r>
+        <w:rPr>
+          <w:rFonts w:asciiTheme="majorHAnsi" w:hAnsiTheme="majorHAnsi" w:cstheme="majorHAnsi"/>
+          <w:bCs/>
+          <w:sz w:val="20"/>
+          <w:szCs w:val="20"/>
+        </w:rPr>
+        <w:t>February-2024</w:t>
+      </w:r>
+      <w:r>
+        <w:rPr>
+          <w:rFonts w:asciiTheme="majorHAnsi" w:hAnsiTheme="majorHAnsi" w:cstheme="majorHAnsi"/>
+          <w:bCs/>
+          <w:sz w:val="20"/>
+          <w:szCs w:val="20"/>
+        </w:rPr>
+        <w:t>-</w:t>
+      </w:r>
+      <w:r>
+        <w:rPr>
+          <w:rFonts w:asciiTheme="majorHAnsi" w:hAnsiTheme="majorHAnsi" w:cstheme="majorHAnsi"/>
+          <w:bCs/>
+          <w:sz w:val="20"/>
+          <w:szCs w:val="20"/>
+        </w:rPr>
+        <w:t xml:space="preserve"> </w:t>
+      </w:r>
+      <w:r>
+        <w:rPr>
+          <w:rFonts w:asciiTheme="majorHAnsi" w:hAnsiTheme="majorHAnsi" w:cstheme="majorHAnsi"/>
+          <w:bCs/>
+          <w:sz w:val="20"/>
+          <w:szCs w:val="20"/>
+        </w:rPr>
+        <w:t>July</w:t>
+      </w:r>
+      <w:r>
+        <w:rPr>
+          <w:rFonts w:asciiTheme="majorHAnsi" w:hAnsiTheme="majorHAnsi" w:cstheme="majorHAnsi"/>
+          <w:bCs/>
+          <w:sz w:val="20"/>
+          <w:szCs w:val="20"/>
+        </w:rPr>
+        <w:t>-</w:t>
+      </w:r>
+      <w:r>
+        <w:rPr>
+          <w:rFonts w:asciiTheme="majorHAnsi" w:hAnsiTheme="majorHAnsi" w:cstheme="majorHAnsi"/>
+          <w:bCs/>
+          <w:sz w:val="20"/>
+          <w:szCs w:val="20"/>
+        </w:rPr>
+        <w:t>2024</w:t>
       </w:r>
     </w:p>
     <w:p>
@@ -3066,6 +2863,471 @@
           <w:szCs w:val="20"/>
         </w:rPr>
       </w:pPr>
+    </w:p>
+    <w:p>
+      <w:pPr>
+        <w:pStyle w:val="ListParagraph"/>
+        <w:numPr>
+          <w:ilvl w:val="0"/>
+          <w:numId w:val="51"/>
+        </w:numPr>
+        <w:rPr>
+          <w:rFonts w:asciiTheme="majorHAnsi" w:hAnsiTheme="majorHAnsi" w:cstheme="majorHAnsi"/>
+          <w:sz w:val="20"/>
+          <w:szCs w:val="20"/>
+          <w:shd w:val="clear" w:color="auto" w:fill="FFFFFF"/>
+        </w:rPr>
+      </w:pPr>
+      <w:r>
+        <w:rPr>
+          <w:rFonts w:asciiTheme="majorHAnsi" w:hAnsiTheme="majorHAnsi" w:cstheme="majorHAnsi"/>
+          <w:sz w:val="20"/>
+          <w:szCs w:val="20"/>
+          <w:shd w:val="clear" w:color="auto" w:fill="FFFFFF"/>
+        </w:rPr>
+        <w:t xml:space="preserve">Analyzed </w:t>
+      </w:r>
+      <w:r>
+        <w:rPr>
+          <w:rFonts w:asciiTheme="majorHAnsi" w:hAnsiTheme="majorHAnsi" w:cstheme="majorHAnsi"/>
+          <w:b/>
+          <w:bCs/>
+          <w:sz w:val="20"/>
+          <w:szCs w:val="20"/>
+          <w:shd w:val="clear" w:color="auto" w:fill="FFFFFF"/>
+        </w:rPr>
+        <w:t>real-time operational and security data</w:t>
+      </w:r>
+      <w:r>
+        <w:rPr>
+          <w:rFonts w:asciiTheme="majorHAnsi" w:hAnsiTheme="majorHAnsi" w:cstheme="majorHAnsi"/>
+          <w:sz w:val="20"/>
+          <w:szCs w:val="20"/>
+          <w:shd w:val="clear" w:color="auto" w:fill="FFFFFF"/>
+        </w:rPr>
+        <w:t xml:space="preserve">, identifying patterns and anomalies across multiple locations </w:t>
+      </w:r>
+    </w:p>
+    <w:p>
+      <w:pPr>
+        <w:pStyle w:val="ListParagraph"/>
+        <w:numPr>
+          <w:ilvl w:val="0"/>
+          <w:numId w:val="51"/>
+        </w:numPr>
+        <w:rPr>
+          <w:rFonts w:asciiTheme="majorHAnsi" w:hAnsiTheme="majorHAnsi" w:cstheme="majorHAnsi"/>
+          <w:sz w:val="20"/>
+          <w:szCs w:val="20"/>
+          <w:shd w:val="clear" w:color="auto" w:fill="FFFFFF"/>
+        </w:rPr>
+      </w:pPr>
+      <w:r>
+        <w:rPr>
+          <w:rFonts w:asciiTheme="majorHAnsi" w:hAnsiTheme="majorHAnsi" w:cstheme="majorHAnsi"/>
+          <w:sz w:val="20"/>
+          <w:szCs w:val="20"/>
+          <w:shd w:val="clear" w:color="auto" w:fill="FFFFFF"/>
+        </w:rPr>
+        <w:t xml:space="preserve">Built </w:t>
+      </w:r>
+      <w:r>
+        <w:rPr>
+          <w:rFonts w:asciiTheme="majorHAnsi" w:hAnsiTheme="majorHAnsi" w:cstheme="majorHAnsi"/>
+          <w:b/>
+          <w:bCs/>
+          <w:sz w:val="20"/>
+          <w:szCs w:val="20"/>
+          <w:shd w:val="clear" w:color="auto" w:fill="FFFFFF"/>
+        </w:rPr>
+        <w:t>data visualization dashboards (Power BI/Tableau)</w:t>
+      </w:r>
+      <w:r>
+        <w:rPr>
+          <w:rFonts w:asciiTheme="majorHAnsi" w:hAnsiTheme="majorHAnsi" w:cstheme="majorHAnsi"/>
+          <w:sz w:val="20"/>
+          <w:szCs w:val="20"/>
+          <w:shd w:val="clear" w:color="auto" w:fill="FFFFFF"/>
+        </w:rPr>
+        <w:t xml:space="preserve"> to support decision-making and incident response </w:t>
+      </w:r>
+    </w:p>
+    <w:p>
+      <w:pPr>
+        <w:pStyle w:val="ListParagraph"/>
+        <w:numPr>
+          <w:ilvl w:val="0"/>
+          <w:numId w:val="51"/>
+        </w:numPr>
+        <w:rPr>
+          <w:rFonts w:asciiTheme="majorHAnsi" w:hAnsiTheme="majorHAnsi" w:cstheme="majorHAnsi"/>
+          <w:sz w:val="20"/>
+          <w:szCs w:val="20"/>
+          <w:shd w:val="clear" w:color="auto" w:fill="FFFFFF"/>
+        </w:rPr>
+      </w:pPr>
+      <w:r>
+        <w:rPr>
+          <w:rFonts w:asciiTheme="majorHAnsi" w:hAnsiTheme="majorHAnsi" w:cstheme="majorHAnsi"/>
+          <w:sz w:val="20"/>
+          <w:szCs w:val="20"/>
+          <w:shd w:val="clear" w:color="auto" w:fill="FFFFFF"/>
+        </w:rPr>
+        <w:t xml:space="preserve">Collaborated with incident response teams to </w:t>
+      </w:r>
+      <w:r>
+        <w:rPr>
+          <w:rFonts w:asciiTheme="majorHAnsi" w:hAnsiTheme="majorHAnsi" w:cstheme="majorHAnsi"/>
+          <w:b/>
+          <w:bCs/>
+          <w:sz w:val="20"/>
+          <w:szCs w:val="20"/>
+          <w:shd w:val="clear" w:color="auto" w:fill="FFFFFF"/>
+        </w:rPr>
+        <w:t>detect and escalate threats</w:t>
+      </w:r>
+      <w:r>
+        <w:rPr>
+          <w:rFonts w:asciiTheme="majorHAnsi" w:hAnsiTheme="majorHAnsi" w:cstheme="majorHAnsi"/>
+          <w:sz w:val="20"/>
+          <w:szCs w:val="20"/>
+          <w:shd w:val="clear" w:color="auto" w:fill="FFFFFF"/>
+        </w:rPr>
+        <w:t>, improving operational awareness</w:t>
+      </w:r>
+    </w:p>
+    <w:p>
+      <w:pPr>
+        <w:shd w:val="clear" w:color="auto" w:fill="FFFFFF" w:themeFill="background1"/>
+        <w:tabs>
+          <w:tab w:val="right" w:pos="10800"/>
+        </w:tabs>
+        <w:jc w:val="both"/>
+        <w:rPr>
+          <w:rFonts w:asciiTheme="majorHAnsi" w:hAnsiTheme="majorHAnsi" w:cstheme="majorHAnsi"/>
+          <w:b/>
+          <w:sz w:val="20"/>
+          <w:szCs w:val="20"/>
+        </w:rPr>
+      </w:pPr>
+    </w:p>
+    <w:p>
+      <w:pPr>
+        <w:shd w:val="clear" w:color="auto" w:fill="FFFFFF" w:themeFill="background1"/>
+        <w:tabs>
+          <w:tab w:val="right" w:pos="10800"/>
+        </w:tabs>
+        <w:jc w:val="both"/>
+        <w:rPr>
+          <w:rFonts w:asciiTheme="majorHAnsi" w:hAnsiTheme="majorHAnsi" w:cstheme="majorHAnsi"/>
+          <w:b/>
+          <w:sz w:val="20"/>
+          <w:szCs w:val="20"/>
+        </w:rPr>
+      </w:pPr>
+    </w:p>
+    <w:p>
+      <w:pPr>
+        <w:shd w:val="clear" w:color="auto" w:fill="FFFFFF" w:themeFill="background1"/>
+        <w:tabs>
+          <w:tab w:val="right" w:pos="10800"/>
+        </w:tabs>
+        <w:jc w:val="both"/>
+        <w:rPr>
+          <w:rFonts w:asciiTheme="majorHAnsi" w:hAnsiTheme="majorHAnsi" w:cstheme="majorHAnsi"/>
+          <w:b/>
+          <w:sz w:val="20"/>
+          <w:szCs w:val="20"/>
+        </w:rPr>
+      </w:pPr>
+      <w:r>
+        <w:rPr>
+          <w:rFonts w:asciiTheme="majorHAnsi" w:hAnsiTheme="majorHAnsi" w:cstheme="majorHAnsi"/>
+          <w:b/>
+          <w:sz w:val="20"/>
+          <w:szCs w:val="20"/>
+        </w:rPr>
+        <w:t xml:space="preserve">Wells Fargo </w:t>
+      </w:r>
+      <w:r>
+        <w:rPr>
+          <w:rFonts w:asciiTheme="majorHAnsi" w:hAnsiTheme="majorHAnsi" w:cstheme="majorHAnsi"/>
+          <w:b/>
+          <w:sz w:val="20"/>
+          <w:szCs w:val="20"/>
+        </w:rPr>
+        <w:t>-</w:t>
+      </w:r>
+      <w:r>
+        <w:t xml:space="preserve"> </w:t>
+      </w:r>
+      <w:r>
+        <w:rPr>
+          <w:rFonts w:asciiTheme="majorHAnsi" w:hAnsiTheme="majorHAnsi" w:cstheme="majorHAnsi"/>
+          <w:b/>
+          <w:sz w:val="20"/>
+          <w:szCs w:val="20"/>
+        </w:rPr>
+        <w:t>Regulatory Reporting Specialist</w:t>
+      </w:r>
+      <w:r>
+        <w:rPr>
+          <w:rFonts w:asciiTheme="majorHAnsi" w:hAnsiTheme="majorHAnsi" w:cstheme="majorHAnsi"/>
+          <w:b/>
+          <w:sz w:val="20"/>
+          <w:szCs w:val="20"/>
+        </w:rPr>
+        <w:t xml:space="preserve"> </w:t>
+      </w:r>
+      <w:r>
+        <w:rPr>
+          <w:rFonts w:asciiTheme="majorHAnsi" w:hAnsiTheme="majorHAnsi" w:cstheme="majorHAnsi"/>
+          <w:b/>
+          <w:sz w:val="20"/>
+          <w:szCs w:val="20"/>
+        </w:rPr>
+        <w:t xml:space="preserve">                                                                                                                      </w:t>
+      </w:r>
+      <w:r>
+        <w:rPr>
+          <w:rFonts w:asciiTheme="majorHAnsi" w:hAnsiTheme="majorHAnsi" w:cstheme="majorHAnsi"/>
+          <w:b/>
+          <w:sz w:val="20"/>
+          <w:szCs w:val="20"/>
+        </w:rPr>
+        <w:t xml:space="preserve"> </w:t>
+      </w:r>
+      <w:r>
+        <w:rPr>
+          <w:rFonts w:asciiTheme="majorHAnsi" w:hAnsiTheme="majorHAnsi" w:cstheme="majorHAnsi"/>
+          <w:b/>
+          <w:sz w:val="20"/>
+          <w:szCs w:val="20"/>
+        </w:rPr>
+        <w:t>May</w:t>
+      </w:r>
+      <w:r>
+        <w:rPr>
+          <w:rFonts w:asciiTheme="majorHAnsi" w:hAnsiTheme="majorHAnsi" w:cstheme="majorHAnsi"/>
+          <w:b/>
+          <w:sz w:val="20"/>
+          <w:szCs w:val="20"/>
+        </w:rPr>
+        <w:t>-</w:t>
+      </w:r>
+      <w:r>
+        <w:rPr>
+          <w:rFonts w:asciiTheme="majorHAnsi" w:hAnsiTheme="majorHAnsi" w:cstheme="majorHAnsi"/>
+          <w:bCs/>
+          <w:sz w:val="20"/>
+          <w:szCs w:val="20"/>
+        </w:rPr>
+        <w:t>2021-</w:t>
+      </w:r>
+      <w:r>
+        <w:rPr>
+          <w:rFonts w:asciiTheme="majorHAnsi" w:hAnsiTheme="majorHAnsi" w:cstheme="majorHAnsi"/>
+          <w:bCs/>
+          <w:sz w:val="20"/>
+          <w:szCs w:val="20"/>
+        </w:rPr>
+        <w:t xml:space="preserve"> June-</w:t>
+      </w:r>
+      <w:r>
+        <w:rPr>
+          <w:rFonts w:asciiTheme="majorHAnsi" w:hAnsiTheme="majorHAnsi" w:cstheme="majorHAnsi"/>
+          <w:bCs/>
+          <w:sz w:val="20"/>
+          <w:szCs w:val="20"/>
+        </w:rPr>
+        <w:t>2022</w:t>
+      </w:r>
+    </w:p>
+    <w:p>
+      <w:pPr>
+        <w:shd w:val="clear" w:color="auto" w:fill="FFFFFF" w:themeFill="background1"/>
+        <w:tabs>
+          <w:tab w:val="right" w:pos="10800"/>
+        </w:tabs>
+        <w:jc w:val="both"/>
+        <w:rPr>
+          <w:rFonts w:asciiTheme="majorHAnsi" w:hAnsiTheme="majorHAnsi" w:cstheme="majorHAnsi"/>
+          <w:b/>
+          <w:sz w:val="20"/>
+          <w:szCs w:val="20"/>
+        </w:rPr>
+      </w:pPr>
+      <w:r>
+        <w:rPr>
+          <w:rFonts w:asciiTheme="majorHAnsi" w:hAnsiTheme="majorHAnsi" w:cstheme="majorHAnsi"/>
+          <w:b/>
+          <w:sz w:val="20"/>
+          <w:szCs w:val="20"/>
+        </w:rPr>
+        <w:t>Document Review Specialist</w:t>
+      </w:r>
+      <w:r>
+        <w:rPr>
+          <w:rFonts w:asciiTheme="majorHAnsi" w:hAnsiTheme="majorHAnsi" w:cstheme="majorHAnsi"/>
+          <w:b/>
+          <w:sz w:val="20"/>
+          <w:szCs w:val="20"/>
+        </w:rPr>
+        <w:t xml:space="preserve"> </w:t>
+      </w:r>
+    </w:p>
+    <w:p>
+      <w:pPr>
+        <w:shd w:val="clear" w:color="auto" w:fill="FFFFFF" w:themeFill="background1"/>
+        <w:tabs>
+          <w:tab w:val="right" w:pos="10800"/>
+        </w:tabs>
+        <w:jc w:val="both"/>
+        <w:rPr>
+          <w:rFonts w:asciiTheme="majorHAnsi" w:hAnsiTheme="majorHAnsi" w:cstheme="majorHAnsi"/>
+          <w:b/>
+          <w:sz w:val="20"/>
+          <w:szCs w:val="20"/>
+        </w:rPr>
+      </w:pPr>
+    </w:p>
+    <w:p>
+      <w:pPr>
+        <w:pStyle w:val="ListParagraph"/>
+        <w:numPr>
+          <w:ilvl w:val="0"/>
+          <w:numId w:val="52"/>
+        </w:numPr>
+        <w:shd w:val="clear" w:color="auto" w:fill="FFFFFF" w:themeFill="background1"/>
+        <w:tabs>
+          <w:tab w:val="right" w:pos="10800"/>
+        </w:tabs>
+        <w:jc w:val="both"/>
+        <w:rPr>
+          <w:rFonts w:asciiTheme="majorHAnsi" w:hAnsiTheme="majorHAnsi" w:cstheme="majorHAnsi"/>
+          <w:sz w:val="20"/>
+          <w:szCs w:val="20"/>
+          <w:shd w:val="clear" w:color="auto" w:fill="FFFFFF"/>
+        </w:rPr>
+      </w:pPr>
+      <w:r>
+        <w:rPr>
+          <w:rFonts w:asciiTheme="majorHAnsi" w:hAnsiTheme="majorHAnsi" w:cstheme="majorHAnsi"/>
+          <w:sz w:val="20"/>
+          <w:szCs w:val="20"/>
+          <w:shd w:val="clear" w:color="auto" w:fill="FFFFFF"/>
+        </w:rPr>
+        <w:t xml:space="preserve">Developed and validated </w:t>
+      </w:r>
+      <w:r>
+        <w:rPr>
+          <w:rFonts w:asciiTheme="majorHAnsi" w:hAnsiTheme="majorHAnsi" w:cstheme="majorHAnsi"/>
+          <w:b/>
+          <w:bCs/>
+          <w:sz w:val="20"/>
+          <w:szCs w:val="20"/>
+          <w:shd w:val="clear" w:color="auto" w:fill="FFFFFF"/>
+        </w:rPr>
+        <w:t>regulatory reports using SQL and data analytics tools</w:t>
+      </w:r>
+      <w:r>
+        <w:rPr>
+          <w:rFonts w:asciiTheme="majorHAnsi" w:hAnsiTheme="majorHAnsi" w:cstheme="majorHAnsi"/>
+          <w:sz w:val="20"/>
+          <w:szCs w:val="20"/>
+          <w:shd w:val="clear" w:color="auto" w:fill="FFFFFF"/>
+        </w:rPr>
+        <w:t xml:space="preserve">, ensuring compliance with financial regulations </w:t>
+      </w:r>
+    </w:p>
+    <w:p>
+      <w:pPr>
+        <w:pStyle w:val="ListParagraph"/>
+        <w:numPr>
+          <w:ilvl w:val="0"/>
+          <w:numId w:val="52"/>
+        </w:numPr>
+        <w:shd w:val="clear" w:color="auto" w:fill="FFFFFF" w:themeFill="background1"/>
+        <w:tabs>
+          <w:tab w:val="right" w:pos="10800"/>
+        </w:tabs>
+        <w:jc w:val="both"/>
+        <w:rPr>
+          <w:rFonts w:asciiTheme="majorHAnsi" w:hAnsiTheme="majorHAnsi" w:cstheme="majorHAnsi"/>
+          <w:sz w:val="20"/>
+          <w:szCs w:val="20"/>
+          <w:shd w:val="clear" w:color="auto" w:fill="FFFFFF"/>
+        </w:rPr>
+      </w:pPr>
+      <w:r>
+        <w:rPr>
+          <w:rFonts w:asciiTheme="majorHAnsi" w:hAnsiTheme="majorHAnsi" w:cstheme="majorHAnsi"/>
+          <w:sz w:val="20"/>
+          <w:szCs w:val="20"/>
+          <w:shd w:val="clear" w:color="auto" w:fill="FFFFFF"/>
+        </w:rPr>
+        <w:t xml:space="preserve">Automated reporting workflows, improving </w:t>
+      </w:r>
+      <w:r>
+        <w:rPr>
+          <w:rFonts w:asciiTheme="majorHAnsi" w:hAnsiTheme="majorHAnsi" w:cstheme="majorHAnsi"/>
+          <w:b/>
+          <w:bCs/>
+          <w:sz w:val="20"/>
+          <w:szCs w:val="20"/>
+          <w:shd w:val="clear" w:color="auto" w:fill="FFFFFF"/>
+        </w:rPr>
+        <w:t>accuracy and efficiency in data processing pipelines</w:t>
+      </w:r>
+      <w:r>
+        <w:rPr>
+          <w:rFonts w:asciiTheme="majorHAnsi" w:hAnsiTheme="majorHAnsi" w:cstheme="majorHAnsi"/>
+          <w:sz w:val="20"/>
+          <w:szCs w:val="20"/>
+          <w:shd w:val="clear" w:color="auto" w:fill="FFFFFF"/>
+        </w:rPr>
+        <w:t xml:space="preserve"> </w:t>
+      </w:r>
+    </w:p>
+    <w:p>
+      <w:pPr>
+        <w:pStyle w:val="ListParagraph"/>
+        <w:numPr>
+          <w:ilvl w:val="0"/>
+          <w:numId w:val="52"/>
+        </w:numPr>
+        <w:shd w:val="clear" w:color="auto" w:fill="FFFFFF" w:themeFill="background1"/>
+        <w:tabs>
+          <w:tab w:val="right" w:pos="10800"/>
+        </w:tabs>
+        <w:jc w:val="both"/>
+        <w:rPr>
+          <w:rFonts w:asciiTheme="majorHAnsi" w:hAnsiTheme="majorHAnsi" w:cstheme="majorHAnsi"/>
+          <w:b/>
+          <w:sz w:val="20"/>
+          <w:szCs w:val="20"/>
+        </w:rPr>
+      </w:pPr>
+      <w:r>
+        <w:rPr>
+          <w:rFonts w:asciiTheme="majorHAnsi" w:hAnsiTheme="majorHAnsi" w:cstheme="majorHAnsi"/>
+          <w:sz w:val="20"/>
+          <w:szCs w:val="20"/>
+          <w:shd w:val="clear" w:color="auto" w:fill="FFFFFF"/>
+        </w:rPr>
+        <w:t xml:space="preserve">Collaborated across teams to ensure </w:t>
+      </w:r>
+      <w:r>
+        <w:rPr>
+          <w:rFonts w:asciiTheme="majorHAnsi" w:hAnsiTheme="majorHAnsi" w:cstheme="majorHAnsi"/>
+          <w:b/>
+          <w:bCs/>
+          <w:sz w:val="20"/>
+          <w:szCs w:val="20"/>
+          <w:shd w:val="clear" w:color="auto" w:fill="FFFFFF"/>
+        </w:rPr>
+        <w:t>data integrity and audit readiness</w:t>
+      </w:r>
     </w:p>
     <w:p>
       <w:pPr>
@@ -3261,6 +3523,11 @@
     </w:p>
     <w:p>
       <w:pPr>
+        <w:pStyle w:val="ListParagraph"/>
+        <w:numPr>
+          <w:ilvl w:val="0"/>
+          <w:numId w:val="53"/>
+        </w:numPr>
         <w:shd w:val="clear" w:color="auto" w:fill="FFFFFF" w:themeFill="background1"/>
         <w:spacing w:before="60"/>
         <w:jc w:val="both"/>
@@ -3283,6 +3550,11 @@
     </w:p>
     <w:p>
       <w:pPr>
+        <w:pStyle w:val="ListParagraph"/>
+        <w:numPr>
+          <w:ilvl w:val="0"/>
+          <w:numId w:val="53"/>
+        </w:numPr>
         <w:shd w:val="clear" w:color="auto" w:fill="FFFFFF" w:themeFill="background1"/>
         <w:spacing w:before="60"/>
         <w:jc w:val="both"/>
@@ -3305,6 +3577,11 @@
     </w:p>
     <w:p>
       <w:pPr>
+        <w:pStyle w:val="ListParagraph"/>
+        <w:numPr>
+          <w:ilvl w:val="0"/>
+          <w:numId w:val="53"/>
+        </w:numPr>
         <w:shd w:val="clear" w:color="auto" w:fill="FFFFFF" w:themeFill="background1"/>
         <w:spacing w:before="60"/>
         <w:jc w:val="both"/>
@@ -3327,6 +3604,11 @@
     </w:p>
     <w:p>
       <w:pPr>
+        <w:pStyle w:val="ListParagraph"/>
+        <w:numPr>
+          <w:ilvl w:val="0"/>
+          <w:numId w:val="53"/>
+        </w:numPr>
         <w:shd w:val="clear" w:color="auto" w:fill="FFFFFF" w:themeFill="background1"/>
         <w:spacing w:before="60"/>
         <w:jc w:val="both"/>
@@ -3542,6 +3824,11 @@
     </w:p>
     <w:p>
       <w:pPr>
+        <w:pStyle w:val="ListParagraph"/>
+        <w:numPr>
+          <w:ilvl w:val="1"/>
+          <w:numId w:val="56"/>
+        </w:numPr>
         <w:shd w:val="clear" w:color="auto" w:fill="FFFFFF" w:themeFill="background1"/>
         <w:spacing w:after="20"/>
         <w:jc w:val="both"/>
@@ -3557,6 +3844,7 @@
           <w:sz w:val="20"/>
           <w:szCs w:val="20"/>
         </w:rPr>
+        <w:lastRenderedPageBreak/>
         <w:t>Document preparation includes but is not limited to filing alphabetically, indexing, managing organizer, booking appointments, and Training New Employees.</w:t>
       </w:r>
     </w:p>
@@ -3798,8 +4086,9 @@
     <w:p>
       <w:pPr>
         <w:shd w:val="clear" w:color="auto" w:fill="FFFFFF" w:themeFill="background1"/>
-        <w:spacing w:after="20"/>
-        <w:ind w:left="1434"/>
+        <w:tabs>
+          <w:tab w:val="right" w:pos="10800"/>
+        </w:tabs>
         <w:jc w:val="both"/>
         <w:rPr>
           <w:rFonts w:asciiTheme="majorHAnsi" w:hAnsiTheme="majorHAnsi" w:cstheme="majorHAnsi"/>
@@ -3807,126 +4096,6 @@
           <w:szCs w:val="20"/>
         </w:rPr>
       </w:pPr>
-    </w:p>
-    <w:p>
-      <w:pPr>
-        <w:shd w:val="clear" w:color="auto" w:fill="FFFFFF" w:themeFill="background1"/>
-        <w:tabs>
-          <w:tab w:val="right" w:pos="10800"/>
-        </w:tabs>
-        <w:jc w:val="both"/>
-        <w:rPr>
-          <w:rFonts w:asciiTheme="majorHAnsi" w:hAnsiTheme="majorHAnsi" w:cstheme="majorHAnsi"/>
-          <w:sz w:val="20"/>
-          <w:szCs w:val="20"/>
-        </w:rPr>
-      </w:pPr>
-      <w:r>
-        <w:rPr>
-          <w:rFonts w:asciiTheme="majorHAnsi" w:hAnsiTheme="majorHAnsi" w:cstheme="majorHAnsi"/>
-          <w:b/>
-          <w:sz w:val="20"/>
-          <w:szCs w:val="20"/>
-        </w:rPr>
-        <w:t>Complaint and Appeal Specialist</w:t>
-      </w:r>
-      <w:r>
-        <w:rPr>
-          <w:rFonts w:asciiTheme="majorHAnsi" w:hAnsiTheme="majorHAnsi" w:cstheme="majorHAnsi"/>
-          <w:b/>
-          <w:sz w:val="20"/>
-          <w:szCs w:val="20"/>
-        </w:rPr>
-        <w:t xml:space="preserve">, </w:t>
-      </w:r>
-      <w:r>
-        <w:rPr>
-          <w:rFonts w:asciiTheme="majorHAnsi" w:hAnsiTheme="majorHAnsi" w:cstheme="majorHAnsi"/>
-          <w:sz w:val="20"/>
-          <w:szCs w:val="20"/>
-        </w:rPr>
-        <w:t>Minneapolis</w:t>
-      </w:r>
-      <w:r>
-        <w:rPr>
-          <w:rFonts w:asciiTheme="majorHAnsi" w:hAnsiTheme="majorHAnsi" w:cstheme="majorHAnsi"/>
-          <w:sz w:val="20"/>
-          <w:szCs w:val="20"/>
-        </w:rPr>
-        <w:t>,</w:t>
-      </w:r>
-      <w:r>
-        <w:rPr>
-          <w:rFonts w:asciiTheme="majorHAnsi" w:hAnsiTheme="majorHAnsi" w:cstheme="majorHAnsi"/>
-          <w:sz w:val="20"/>
-          <w:szCs w:val="20"/>
-        </w:rPr>
-        <w:t xml:space="preserve"> MN</w:t>
-      </w:r>
-      <w:r>
-        <w:rPr>
-          <w:rFonts w:asciiTheme="majorHAnsi" w:hAnsiTheme="majorHAnsi" w:cstheme="majorHAnsi"/>
-          <w:sz w:val="20"/>
-          <w:szCs w:val="20"/>
-        </w:rPr>
-        <w:tab/>
-      </w:r>
-      <w:r>
-        <w:rPr>
-          <w:rFonts w:asciiTheme="majorHAnsi" w:hAnsiTheme="majorHAnsi" w:cstheme="majorHAnsi"/>
-          <w:sz w:val="20"/>
-          <w:szCs w:val="20"/>
-        </w:rPr>
-        <w:t>January-</w:t>
-      </w:r>
-      <w:r>
-        <w:rPr>
-          <w:rFonts w:asciiTheme="majorHAnsi" w:hAnsiTheme="majorHAnsi" w:cstheme="majorHAnsi"/>
-          <w:sz w:val="20"/>
-          <w:szCs w:val="20"/>
-        </w:rPr>
-        <w:t>201</w:t>
-      </w:r>
-      <w:r>
-        <w:rPr>
-          <w:rFonts w:asciiTheme="majorHAnsi" w:hAnsiTheme="majorHAnsi" w:cstheme="majorHAnsi"/>
-          <w:sz w:val="20"/>
-          <w:szCs w:val="20"/>
-        </w:rPr>
-        <w:t>9</w:t>
-      </w:r>
-      <w:r>
-        <w:rPr>
-          <w:rFonts w:asciiTheme="majorHAnsi" w:hAnsiTheme="majorHAnsi" w:cstheme="majorHAnsi"/>
-          <w:sz w:val="20"/>
-          <w:szCs w:val="20"/>
-        </w:rPr>
-        <w:t>-</w:t>
-      </w:r>
-      <w:r>
-        <w:rPr>
-          <w:rFonts w:asciiTheme="majorHAnsi" w:hAnsiTheme="majorHAnsi" w:cstheme="majorHAnsi"/>
-          <w:sz w:val="20"/>
-          <w:szCs w:val="20"/>
-        </w:rPr>
-        <w:t xml:space="preserve"> January-</w:t>
-      </w:r>
-      <w:r>
-        <w:rPr>
-          <w:rFonts w:asciiTheme="majorHAnsi" w:hAnsiTheme="majorHAnsi" w:cstheme="majorHAnsi"/>
-          <w:sz w:val="20"/>
-          <w:szCs w:val="20"/>
-        </w:rPr>
-        <w:t>20</w:t>
-      </w:r>
-      <w:r>
-        <w:rPr>
-          <w:rFonts w:asciiTheme="majorHAnsi" w:hAnsiTheme="majorHAnsi" w:cstheme="majorHAnsi"/>
-          <w:sz w:val="20"/>
-          <w:szCs w:val="20"/>
-        </w:rPr>
-        <w:t>20</w:t>
-      </w:r>
     </w:p>
     <w:p>
       <w:pPr>
@@ -3961,23 +4130,120 @@
         <w:jc w:val="both"/>
         <w:rPr>
           <w:rFonts w:asciiTheme="majorHAnsi" w:hAnsiTheme="majorHAnsi" w:cstheme="majorHAnsi"/>
-          <w:bCs/>
-          <w:sz w:val="20"/>
-          <w:szCs w:val="20"/>
-        </w:rPr>
-      </w:pPr>
-      <w:r>
-        <w:rPr>
-          <w:rFonts w:asciiTheme="majorHAnsi" w:hAnsiTheme="majorHAnsi" w:cstheme="majorHAnsi"/>
-          <w:bCs/>
-          <w:sz w:val="20"/>
-          <w:szCs w:val="20"/>
-        </w:rPr>
-        <w:t xml:space="preserve">Document preparation included scanning, filing alphabetically, indexing, and entering scans filed under corresponding patient files. </w:t>
+          <w:sz w:val="20"/>
+          <w:szCs w:val="20"/>
+        </w:rPr>
+      </w:pPr>
+      <w:r>
+        <w:rPr>
+          <w:rFonts w:asciiTheme="majorHAnsi" w:hAnsiTheme="majorHAnsi" w:cstheme="majorHAnsi"/>
+          <w:b/>
+          <w:sz w:val="20"/>
+          <w:szCs w:val="20"/>
+        </w:rPr>
+        <w:t>Complaint and Appeal Specialist</w:t>
+      </w:r>
+      <w:r>
+        <w:rPr>
+          <w:rFonts w:asciiTheme="majorHAnsi" w:hAnsiTheme="majorHAnsi" w:cstheme="majorHAnsi"/>
+          <w:b/>
+          <w:sz w:val="20"/>
+          <w:szCs w:val="20"/>
+        </w:rPr>
+        <w:t xml:space="preserve">, </w:t>
+      </w:r>
+      <w:r>
+        <w:rPr>
+          <w:rFonts w:asciiTheme="majorHAnsi" w:hAnsiTheme="majorHAnsi" w:cstheme="majorHAnsi"/>
+          <w:sz w:val="20"/>
+          <w:szCs w:val="20"/>
+        </w:rPr>
+        <w:t>Minneapolis</w:t>
+      </w:r>
+      <w:r>
+        <w:rPr>
+          <w:rFonts w:asciiTheme="majorHAnsi" w:hAnsiTheme="majorHAnsi" w:cstheme="majorHAnsi"/>
+          <w:sz w:val="20"/>
+          <w:szCs w:val="20"/>
+        </w:rPr>
+        <w:t>,</w:t>
+      </w:r>
+      <w:r>
+        <w:rPr>
+          <w:rFonts w:asciiTheme="majorHAnsi" w:hAnsiTheme="majorHAnsi" w:cstheme="majorHAnsi"/>
+          <w:sz w:val="20"/>
+          <w:szCs w:val="20"/>
+        </w:rPr>
+        <w:t xml:space="preserve"> MN</w:t>
+      </w:r>
+      <w:r>
+        <w:rPr>
+          <w:rFonts w:asciiTheme="majorHAnsi" w:hAnsiTheme="majorHAnsi" w:cstheme="majorHAnsi"/>
+          <w:sz w:val="20"/>
+          <w:szCs w:val="20"/>
+        </w:rPr>
+        <w:tab/>
+      </w:r>
+      <w:r>
+        <w:rPr>
+          <w:rFonts w:asciiTheme="majorHAnsi" w:hAnsiTheme="majorHAnsi" w:cstheme="majorHAnsi"/>
+          <w:sz w:val="20"/>
+          <w:szCs w:val="20"/>
+        </w:rPr>
+        <w:t>January-</w:t>
+      </w:r>
+      <w:r>
+        <w:rPr>
+          <w:rFonts w:asciiTheme="majorHAnsi" w:hAnsiTheme="majorHAnsi" w:cstheme="majorHAnsi"/>
+          <w:sz w:val="20"/>
+          <w:szCs w:val="20"/>
+        </w:rPr>
+        <w:t>201</w:t>
+      </w:r>
+      <w:r>
+        <w:rPr>
+          <w:rFonts w:asciiTheme="majorHAnsi" w:hAnsiTheme="majorHAnsi" w:cstheme="majorHAnsi"/>
+          <w:sz w:val="20"/>
+          <w:szCs w:val="20"/>
+        </w:rPr>
+        <w:t>9</w:t>
+      </w:r>
+      <w:r>
+        <w:rPr>
+          <w:rFonts w:asciiTheme="majorHAnsi" w:hAnsiTheme="majorHAnsi" w:cstheme="majorHAnsi"/>
+          <w:sz w:val="20"/>
+          <w:szCs w:val="20"/>
+        </w:rPr>
+        <w:t>-</w:t>
+      </w:r>
+      <w:r>
+        <w:rPr>
+          <w:rFonts w:asciiTheme="majorHAnsi" w:hAnsiTheme="majorHAnsi" w:cstheme="majorHAnsi"/>
+          <w:sz w:val="20"/>
+          <w:szCs w:val="20"/>
+        </w:rPr>
+        <w:t xml:space="preserve"> January-</w:t>
+      </w:r>
+      <w:r>
+        <w:rPr>
+          <w:rFonts w:asciiTheme="majorHAnsi" w:hAnsiTheme="majorHAnsi" w:cstheme="majorHAnsi"/>
+          <w:sz w:val="20"/>
+          <w:szCs w:val="20"/>
+        </w:rPr>
+        <w:t>20</w:t>
+      </w:r>
+      <w:r>
+        <w:rPr>
+          <w:rFonts w:asciiTheme="majorHAnsi" w:hAnsiTheme="majorHAnsi" w:cstheme="majorHAnsi"/>
+          <w:sz w:val="20"/>
+          <w:szCs w:val="20"/>
+        </w:rPr>
+        <w:t>20</w:t>
       </w:r>
     </w:p>
     <w:p>
       <w:pPr>
+        <w:pStyle w:val="ListParagraph"/>
         <w:shd w:val="clear" w:color="auto" w:fill="FFFFFF" w:themeFill="background1"/>
         <w:tabs>
           <w:tab w:val="right" w:pos="10800"/>
@@ -3990,18 +4256,14 @@
           <w:szCs w:val="20"/>
         </w:rPr>
       </w:pPr>
-      <w:r>
-        <w:rPr>
-          <w:rFonts w:asciiTheme="majorHAnsi" w:hAnsiTheme="majorHAnsi" w:cstheme="majorHAnsi"/>
-          <w:bCs/>
-          <w:sz w:val="20"/>
-          <w:szCs w:val="20"/>
-        </w:rPr>
-        <w:t>Proficient in using customer relationship management (CRM) software like Salesforce or Zendesk to manage customer complaints and appeals efficiently, keeping track of communication and resolution status.</w:t>
-      </w:r>
     </w:p>
     <w:p>
       <w:pPr>
+        <w:pStyle w:val="ListParagraph"/>
+        <w:numPr>
+          <w:ilvl w:val="0"/>
+          <w:numId w:val="55"/>
+        </w:numPr>
         <w:shd w:val="clear" w:color="auto" w:fill="FFFFFF" w:themeFill="background1"/>
         <w:tabs>
           <w:tab w:val="right" w:pos="10800"/>
@@ -4021,11 +4283,16 @@
           <w:sz w:val="20"/>
           <w:szCs w:val="20"/>
         </w:rPr>
-        <w:t>Employing claims management software which is often specialized to the industry (e.g., Health Edge for health claims), to manage, analyze, and report on claim data.</w:t>
+        <w:t xml:space="preserve">Document preparation included scanning, filing alphabetically, indexing, and entering scans filed under corresponding patient files. </w:t>
       </w:r>
     </w:p>
     <w:p>
       <w:pPr>
+        <w:pStyle w:val="ListParagraph"/>
+        <w:numPr>
+          <w:ilvl w:val="0"/>
+          <w:numId w:val="55"/>
+        </w:numPr>
         <w:shd w:val="clear" w:color="auto" w:fill="FFFFFF" w:themeFill="background1"/>
         <w:tabs>
           <w:tab w:val="right" w:pos="10800"/>
@@ -4045,11 +4312,16 @@
           <w:sz w:val="20"/>
           <w:szCs w:val="20"/>
         </w:rPr>
-        <w:t>Leveraging project management software like Trello or Monday.com to track and manage the resolution of complaints and appeals.</w:t>
+        <w:t>Proficient in using customer relationship management (CRM) software like Salesforce or Zendesk to manage customer complaints and appeals efficiently, keeping track of communication and resolution status.</w:t>
       </w:r>
     </w:p>
     <w:p>
       <w:pPr>
+        <w:pStyle w:val="ListParagraph"/>
+        <w:numPr>
+          <w:ilvl w:val="0"/>
+          <w:numId w:val="55"/>
+        </w:numPr>
         <w:shd w:val="clear" w:color="auto" w:fill="FFFFFF" w:themeFill="background1"/>
         <w:tabs>
           <w:tab w:val="right" w:pos="10800"/>
@@ -4069,11 +4341,16 @@
           <w:sz w:val="20"/>
           <w:szCs w:val="20"/>
         </w:rPr>
-        <w:t>Utilizing data analytics tools like Excel or Google Sheets for simpler data analysis and tracking, or a more advanced tool like SQL if dealing with larger datasets.</w:t>
+        <w:t>Employing claims management software which is often specialized to the industry (e.g., Health Edge for health claims), to manage, analyze, and report on claim data.</w:t>
       </w:r>
     </w:p>
     <w:p>
       <w:pPr>
+        <w:pStyle w:val="ListParagraph"/>
+        <w:numPr>
+          <w:ilvl w:val="0"/>
+          <w:numId w:val="55"/>
+        </w:numPr>
         <w:shd w:val="clear" w:color="auto" w:fill="FFFFFF" w:themeFill="background1"/>
         <w:tabs>
           <w:tab w:val="right" w:pos="10800"/>
@@ -4093,11 +4370,16 @@
           <w:sz w:val="20"/>
           <w:szCs w:val="20"/>
         </w:rPr>
-        <w:t>Received &amp; checked incoming mail, uploading images, scanning &amp; filing claims.</w:t>
+        <w:t>Leveraging project management software like Trello or Monday.com to track and manage the resolution of complaints and appeals.</w:t>
       </w:r>
     </w:p>
     <w:p>
       <w:pPr>
+        <w:pStyle w:val="ListParagraph"/>
+        <w:numPr>
+          <w:ilvl w:val="0"/>
+          <w:numId w:val="55"/>
+        </w:numPr>
         <w:shd w:val="clear" w:color="auto" w:fill="FFFFFF" w:themeFill="background1"/>
         <w:tabs>
           <w:tab w:val="right" w:pos="10800"/>
@@ -4117,11 +4399,16 @@
           <w:sz w:val="20"/>
           <w:szCs w:val="20"/>
         </w:rPr>
-        <w:t>Efficiently managed and resolved customer complaints and appeals related to health claims, ensuring alignment with company policies and regulatory compliance.</w:t>
+        <w:t>Utilizing data analytics tools like Excel or Google Sheets for simpler data analysis and tracking, or a more advanced tool like SQL if dealing with larger datasets.</w:t>
       </w:r>
     </w:p>
     <w:p>
       <w:pPr>
+        <w:pStyle w:val="ListParagraph"/>
+        <w:numPr>
+          <w:ilvl w:val="0"/>
+          <w:numId w:val="55"/>
+        </w:numPr>
         <w:shd w:val="clear" w:color="auto" w:fill="FFFFFF" w:themeFill="background1"/>
         <w:tabs>
           <w:tab w:val="right" w:pos="10800"/>
@@ -4141,11 +4428,16 @@
           <w:sz w:val="20"/>
           <w:szCs w:val="20"/>
         </w:rPr>
-        <w:t>Analyzed complex claim issues, coordinating with internal departments to investigate discrepancies and validate claim decisions, mitigating organizational risk.</w:t>
+        <w:t>Received &amp; checked incoming mail, uploading images, scanning &amp; filing claims.</w:t>
       </w:r>
     </w:p>
     <w:p>
       <w:pPr>
+        <w:pStyle w:val="ListParagraph"/>
+        <w:numPr>
+          <w:ilvl w:val="0"/>
+          <w:numId w:val="55"/>
+        </w:numPr>
         <w:shd w:val="clear" w:color="auto" w:fill="FFFFFF" w:themeFill="background1"/>
         <w:tabs>
           <w:tab w:val="right" w:pos="10800"/>
@@ -4165,11 +4457,16 @@
           <w:sz w:val="20"/>
           <w:szCs w:val="20"/>
         </w:rPr>
-        <w:t>Provided empathetic and comprehensive communication to customers, explaining the appeal process, timelines, and outcomes, enhancing customer understanding and satisfaction.</w:t>
+        <w:t>Efficiently managed and resolved customer complaints and appeals related to health claims, ensuring alignment with company policies and regulatory compliance.</w:t>
       </w:r>
     </w:p>
     <w:p>
       <w:pPr>
+        <w:pStyle w:val="ListParagraph"/>
+        <w:numPr>
+          <w:ilvl w:val="0"/>
+          <w:numId w:val="55"/>
+        </w:numPr>
         <w:shd w:val="clear" w:color="auto" w:fill="FFFFFF" w:themeFill="background1"/>
         <w:tabs>
           <w:tab w:val="right" w:pos="10800"/>
@@ -4189,12 +4486,74 @@
           <w:sz w:val="20"/>
           <w:szCs w:val="20"/>
         </w:rPr>
-        <w:lastRenderedPageBreak/>
-        <w:t>Developed and implemented a tracking and management system for complaints and appeals, ensuring timely resolutions and compliance with mandated response times.</w:t>
+        <w:t>Analyzed complex claim issues, coordinating with internal departments to investigate discrepancies and validate claim decisions, mitigating organizational risk.</w:t>
       </w:r>
     </w:p>
     <w:p>
       <w:pPr>
+        <w:pStyle w:val="ListParagraph"/>
+        <w:numPr>
+          <w:ilvl w:val="0"/>
+          <w:numId w:val="55"/>
+        </w:numPr>
+        <w:shd w:val="clear" w:color="auto" w:fill="FFFFFF" w:themeFill="background1"/>
+        <w:tabs>
+          <w:tab w:val="right" w:pos="10800"/>
+        </w:tabs>
+        <w:jc w:val="both"/>
+        <w:rPr>
+          <w:rFonts w:asciiTheme="majorHAnsi" w:hAnsiTheme="majorHAnsi" w:cstheme="majorHAnsi"/>
+          <w:bCs/>
+          <w:sz w:val="20"/>
+          <w:szCs w:val="20"/>
+        </w:rPr>
+      </w:pPr>
+      <w:r>
+        <w:rPr>
+          <w:rFonts w:asciiTheme="majorHAnsi" w:hAnsiTheme="majorHAnsi" w:cstheme="majorHAnsi"/>
+          <w:bCs/>
+          <w:sz w:val="20"/>
+          <w:szCs w:val="20"/>
+        </w:rPr>
+        <w:t>Provided empathetic and comprehensive communication to customers, explaining the appeal process, timelines, and outcomes, enhancing customer understanding and satisfaction.</w:t>
+      </w:r>
+    </w:p>
+    <w:p>
+      <w:pPr>
+        <w:pStyle w:val="ListParagraph"/>
+        <w:numPr>
+          <w:ilvl w:val="0"/>
+          <w:numId w:val="55"/>
+        </w:numPr>
+        <w:shd w:val="clear" w:color="auto" w:fill="FFFFFF" w:themeFill="background1"/>
+        <w:tabs>
+          <w:tab w:val="right" w:pos="10800"/>
+        </w:tabs>
+        <w:jc w:val="both"/>
+        <w:rPr>
+          <w:rFonts w:asciiTheme="majorHAnsi" w:hAnsiTheme="majorHAnsi" w:cstheme="majorHAnsi"/>
+          <w:bCs/>
+          <w:sz w:val="20"/>
+          <w:szCs w:val="20"/>
+        </w:rPr>
+      </w:pPr>
+      <w:r>
+        <w:rPr>
+          <w:rFonts w:asciiTheme="majorHAnsi" w:hAnsiTheme="majorHAnsi" w:cstheme="majorHAnsi"/>
+          <w:bCs/>
+          <w:sz w:val="20"/>
+          <w:szCs w:val="20"/>
+        </w:rPr>
+        <w:t>Developed and implemented a tracking and management system for complaints and appeals, ensuring timely resolutions and compliance with mandated response times.</w:t>
+      </w:r>
+    </w:p>
+    <w:p>
+      <w:pPr>
+        <w:pStyle w:val="ListParagraph"/>
+        <w:numPr>
+          <w:ilvl w:val="0"/>
+          <w:numId w:val="55"/>
+        </w:numPr>
         <w:shd w:val="clear" w:color="auto" w:fill="FFFFFF" w:themeFill="background1"/>
         <w:tabs>
           <w:tab w:val="right" w:pos="10800"/>
@@ -4342,70 +4701,7 @@
           <w:sz w:val="20"/>
           <w:szCs w:val="20"/>
         </w:rPr>
-        <w:t>, S</w:t>
-      </w:r>
-      <w:r>
-        <w:rPr>
-          <w:rFonts w:asciiTheme="majorHAnsi" w:hAnsiTheme="majorHAnsi" w:cstheme="majorHAnsi"/>
-          <w:bCs/>
-          <w:sz w:val="20"/>
-          <w:szCs w:val="20"/>
-        </w:rPr>
-        <w:t>outh Bend IN</w:t>
-      </w:r>
-      <w:r>
-        <w:rPr>
-          <w:rFonts w:asciiTheme="majorHAnsi" w:hAnsiTheme="majorHAnsi" w:cstheme="majorHAnsi"/>
-          <w:bCs/>
-          <w:sz w:val="20"/>
-          <w:szCs w:val="20"/>
-        </w:rPr>
-        <w:t xml:space="preserve"> – </w:t>
-      </w:r>
-      <w:r>
-        <w:rPr>
-          <w:rFonts w:asciiTheme="majorHAnsi" w:hAnsiTheme="majorHAnsi" w:cstheme="majorHAnsi"/>
-          <w:bCs/>
-          <w:sz w:val="20"/>
-          <w:szCs w:val="20"/>
-        </w:rPr>
-        <w:t>August</w:t>
-      </w:r>
-      <w:r>
-        <w:rPr>
-          <w:rFonts w:asciiTheme="majorHAnsi" w:hAnsiTheme="majorHAnsi" w:cstheme="majorHAnsi"/>
-          <w:bCs/>
-          <w:sz w:val="20"/>
-          <w:szCs w:val="20"/>
-        </w:rPr>
-        <w:t>- 202</w:t>
-      </w:r>
-      <w:r>
-        <w:rPr>
-          <w:rFonts w:asciiTheme="majorHAnsi" w:hAnsiTheme="majorHAnsi" w:cstheme="majorHAnsi"/>
-          <w:bCs/>
-          <w:sz w:val="20"/>
-          <w:szCs w:val="20"/>
-        </w:rPr>
-        <w:t>5</w:t>
-      </w:r>
-      <w:r>
-        <w:rPr>
-          <w:rFonts w:asciiTheme="majorHAnsi" w:hAnsiTheme="majorHAnsi" w:cstheme="majorHAnsi"/>
-          <w:bCs/>
-          <w:sz w:val="20"/>
-          <w:szCs w:val="20"/>
-        </w:rPr>
-        <w:t>- December-202</w:t>
-      </w:r>
-      <w:r>
-        <w:rPr>
-          <w:rFonts w:asciiTheme="majorHAnsi" w:hAnsiTheme="majorHAnsi" w:cstheme="majorHAnsi"/>
-          <w:bCs/>
-          <w:sz w:val="20"/>
-          <w:szCs w:val="20"/>
-        </w:rPr>
-        <w:t>6</w:t>
+        <w:t>, South Bend IN – August- 2025- December-2026</w:t>
       </w:r>
     </w:p>
     <w:p>
@@ -4439,6 +4735,15 @@
           <w:sz w:val="20"/>
           <w:szCs w:val="20"/>
         </w:rPr>
+        <w:t xml:space="preserve">              </w:t>
+      </w:r>
+      <w:r>
+        <w:rPr>
+          <w:rFonts w:asciiTheme="majorHAnsi" w:hAnsiTheme="majorHAnsi" w:cstheme="majorHAnsi"/>
+          <w:b/>
+          <w:sz w:val="20"/>
+          <w:szCs w:val="20"/>
+        </w:rPr>
         <w:t xml:space="preserve">COMPUTER SCIENCE (BS) BACHELOR OF SCIENCE </w:t>
       </w:r>
       <w:r>
@@ -4457,25 +4762,25 @@
           <w:sz w:val="20"/>
           <w:szCs w:val="20"/>
         </w:rPr>
-        <w:t>METROPOLITAN STATE UNIVERSITY</w:t>
-      </w:r>
-      <w:r>
-        <w:rPr>
-          <w:rFonts w:asciiTheme="majorHAnsi" w:hAnsiTheme="majorHAnsi" w:cstheme="majorHAnsi"/>
-          <w:bCs/>
-          <w:sz w:val="20"/>
-          <w:szCs w:val="20"/>
-        </w:rPr>
-        <w:t>, St. Paul MN</w:t>
-      </w:r>
-      <w:r>
-        <w:rPr>
-          <w:rFonts w:asciiTheme="majorHAnsi" w:hAnsiTheme="majorHAnsi" w:cstheme="majorHAnsi"/>
-          <w:bCs/>
-          <w:sz w:val="20"/>
-          <w:szCs w:val="20"/>
-        </w:rPr>
-        <w:t xml:space="preserve"> – January-</w:t>
+        <w:t>METROPOLITAN UNIVERSITY</w:t>
+      </w:r>
+      <w:r>
+        <w:rPr>
+          <w:rFonts w:asciiTheme="majorHAnsi" w:hAnsiTheme="majorHAnsi" w:cstheme="majorHAnsi"/>
+          <w:bCs/>
+          <w:sz w:val="20"/>
+          <w:szCs w:val="20"/>
+        </w:rPr>
+        <w:t xml:space="preserve">                  </w:t>
+      </w:r>
+      <w:r>
+        <w:rPr>
+          <w:rFonts w:asciiTheme="majorHAnsi" w:hAnsiTheme="majorHAnsi" w:cstheme="majorHAnsi"/>
+          <w:bCs/>
+          <w:sz w:val="20"/>
+          <w:szCs w:val="20"/>
+        </w:rPr>
+        <w:t>– January-</w:t>
       </w:r>
       <w:r>
         <w:rPr>
@@ -4493,16 +4798,16 @@
           <w:sz w:val="20"/>
           <w:szCs w:val="20"/>
         </w:rPr>
-        <w:t xml:space="preserve"> December-</w:t>
-      </w:r>
-      <w:r>
-        <w:rPr>
-          <w:rFonts w:asciiTheme="majorHAnsi" w:hAnsiTheme="majorHAnsi" w:cstheme="majorHAnsi"/>
-          <w:bCs/>
-          <w:sz w:val="20"/>
-          <w:szCs w:val="20"/>
-        </w:rPr>
-        <w:t>2025</w:t>
+        <w:t xml:space="preserve"> </w:t>
+      </w:r>
+      <w:r>
+        <w:rPr>
+          <w:rFonts w:asciiTheme="majorHAnsi" w:hAnsiTheme="majorHAnsi" w:cstheme="majorHAnsi"/>
+          <w:bCs/>
+          <w:sz w:val="20"/>
+          <w:szCs w:val="20"/>
+        </w:rPr>
+        <w:t>May - 2025</w:t>
       </w:r>
     </w:p>
     <w:p>
@@ -4536,6 +4841,15 @@
           <w:sz w:val="20"/>
           <w:szCs w:val="20"/>
         </w:rPr>
+        <w:t xml:space="preserve">             </w:t>
+      </w:r>
+      <w:r>
+        <w:rPr>
+          <w:rFonts w:asciiTheme="majorHAnsi" w:hAnsiTheme="majorHAnsi" w:cstheme="majorHAnsi"/>
+          <w:b/>
+          <w:sz w:val="20"/>
+          <w:szCs w:val="20"/>
+        </w:rPr>
         <w:t>SQL SOFTWARE DEVELOPER (BP/EP) ASSOCIATE IN APPLIED</w:t>
       </w:r>
       <w:r>
@@ -4590,7 +4904,25 @@
           <w:sz w:val="20"/>
           <w:szCs w:val="20"/>
         </w:rPr>
-        <w:t xml:space="preserve"> 2022-</w:t>
+        <w:t xml:space="preserve"> </w:t>
+      </w:r>
+      <w:r>
+        <w:rPr>
+          <w:rFonts w:asciiTheme="majorHAnsi" w:hAnsiTheme="majorHAnsi" w:cstheme="majorHAnsi"/>
+          <w:bCs/>
+          <w:sz w:val="20"/>
+          <w:szCs w:val="20"/>
+        </w:rPr>
+        <w:t xml:space="preserve">                 </w:t>
+      </w:r>
+      <w:r>
+        <w:rPr>
+          <w:rFonts w:asciiTheme="majorHAnsi" w:hAnsiTheme="majorHAnsi" w:cstheme="majorHAnsi"/>
+          <w:bCs/>
+          <w:sz w:val="20"/>
+          <w:szCs w:val="20"/>
+        </w:rPr>
+        <w:t>2022-</w:t>
       </w:r>
       <w:r>
         <w:rPr>
@@ -4609,112 +4941,6 @@
           <w:szCs w:val="20"/>
         </w:rPr>
         <w:t>2023</w:t>
-      </w:r>
-    </w:p>
-    <w:p>
-      <w:pPr>
-        <w:shd w:val="clear" w:color="auto" w:fill="FFFFFF" w:themeFill="background1"/>
-        <w:spacing w:before="60"/>
-        <w:jc w:val="center"/>
-        <w:rPr>
-          <w:rFonts w:asciiTheme="majorHAnsi" w:hAnsiTheme="majorHAnsi" w:cstheme="majorHAnsi"/>
-          <w:bCs/>
-          <w:sz w:val="20"/>
-          <w:szCs w:val="20"/>
-        </w:rPr>
-      </w:pPr>
-    </w:p>
-    <w:p>
-      <w:pPr>
-        <w:shd w:val="clear" w:color="auto" w:fill="FFFFFF" w:themeFill="background1"/>
-        <w:spacing w:before="60"/>
-        <w:jc w:val="center"/>
-        <w:rPr>
-          <w:rFonts w:asciiTheme="majorHAnsi" w:hAnsiTheme="majorHAnsi" w:cstheme="majorHAnsi"/>
-          <w:bCs/>
-          <w:sz w:val="20"/>
-          <w:szCs w:val="20"/>
-        </w:rPr>
-      </w:pPr>
-      <w:r>
-        <w:rPr>
-          <w:rFonts w:asciiTheme="majorHAnsi" w:hAnsiTheme="majorHAnsi" w:cstheme="majorHAnsi"/>
-          <w:b/>
-          <w:sz w:val="20"/>
-          <w:szCs w:val="20"/>
-        </w:rPr>
-        <w:t>MICROSOFT &amp; LINKEDIN</w:t>
-      </w:r>
-      <w:r>
-        <w:rPr>
-          <w:rFonts w:asciiTheme="majorHAnsi" w:hAnsiTheme="majorHAnsi" w:cstheme="majorHAnsi"/>
-          <w:b/>
-          <w:sz w:val="20"/>
-          <w:szCs w:val="20"/>
-        </w:rPr>
-        <w:t xml:space="preserve"> ● </w:t>
-      </w:r>
-      <w:r>
-        <w:rPr>
-          <w:rFonts w:asciiTheme="majorHAnsi" w:hAnsiTheme="majorHAnsi" w:cstheme="majorHAnsi"/>
-          <w:bCs/>
-          <w:sz w:val="20"/>
-          <w:szCs w:val="20"/>
-        </w:rPr>
-        <w:t xml:space="preserve">CAREER ESSENTIALS IN SOFTWARE DEVELOPMENT </w:t>
-      </w:r>
-    </w:p>
-    <w:p>
-      <w:pPr>
-        <w:shd w:val="clear" w:color="auto" w:fill="FFFFFF" w:themeFill="background1"/>
-        <w:spacing w:before="60"/>
-        <w:jc w:val="center"/>
-        <w:rPr>
-          <w:rFonts w:asciiTheme="majorHAnsi" w:hAnsiTheme="majorHAnsi" w:cstheme="majorHAnsi"/>
-          <w:bCs/>
-          <w:sz w:val="20"/>
-          <w:szCs w:val="20"/>
-        </w:rPr>
-      </w:pPr>
-    </w:p>
-    <w:p>
-      <w:pPr>
-        <w:shd w:val="clear" w:color="auto" w:fill="FFFFFF" w:themeFill="background1"/>
-        <w:spacing w:before="60"/>
-        <w:jc w:val="center"/>
-        <w:rPr>
-          <w:rFonts w:asciiTheme="majorHAnsi" w:hAnsiTheme="majorHAnsi" w:cstheme="majorHAnsi"/>
-          <w:bCs/>
-          <w:sz w:val="20"/>
-          <w:szCs w:val="20"/>
-        </w:rPr>
-      </w:pPr>
-      <w:r>
-        <w:rPr>
-          <w:rFonts w:asciiTheme="majorHAnsi" w:hAnsiTheme="majorHAnsi" w:cstheme="majorHAnsi"/>
-          <w:b/>
-          <w:sz w:val="20"/>
-          <w:szCs w:val="20"/>
-        </w:rPr>
-        <w:t>MICROSOFT &amp; LINKEDIN</w:t>
-      </w:r>
-      <w:r>
-        <w:rPr>
-          <w:rFonts w:asciiTheme="majorHAnsi" w:hAnsiTheme="majorHAnsi" w:cstheme="majorHAnsi"/>
-          <w:b/>
-          <w:sz w:val="20"/>
-          <w:szCs w:val="20"/>
-        </w:rPr>
-        <w:t xml:space="preserve"> ● </w:t>
-      </w:r>
-      <w:r>
-        <w:rPr>
-          <w:rFonts w:asciiTheme="majorHAnsi" w:hAnsiTheme="majorHAnsi" w:cstheme="majorHAnsi"/>
-          <w:bCs/>
-          <w:sz w:val="20"/>
-          <w:szCs w:val="20"/>
-        </w:rPr>
-        <w:t>CAREER ESSENTIALS IN DATA ANALYSIS</w:t>
       </w:r>
     </w:p>
     <w:p>
@@ -4855,7 +5081,7 @@
         <v:path o:extrusionok="f" gradientshapeok="t" o:connecttype="rect"/>
         <o:lock v:ext="edit" aspectratio="t"/>
       </v:shapetype>
-      <v:shape id="_x0000_i1053" type="#_x0000_t75" style="width:9.75pt;height:9.75pt;visibility:visible;mso-wrap-style:square" o:bullet="t">
+      <v:shape id="_x0000_i1175" type="#_x0000_t75" style="width:9.75pt;height:9.75pt;visibility:visible;mso-wrap-style:square" o:bullet="t">
         <v:imagedata r:id="rId1" o:title=""/>
       </v:shape>
     </w:pict>
@@ -6425,6 +6651,119 @@
     </w:lvl>
   </w:abstractNum>
   <w:abstractNum w:abstractNumId="12" w15:restartNumberingAfterBreak="0">
+    <w:nsid w:val="26745B70"/>
+    <w:multiLevelType w:val="hybridMultilevel"/>
+    <w:tmpl w:val="4CE2FBEC"/>
+    <w:lvl w:ilvl="0" w:tplc="FFFFFFFF">
+      <w:start w:val="1"/>
+      <w:numFmt w:val="bullet"/>
+      <w:lvlText w:val=""/>
+      <w:lvlJc w:val="left"/>
+      <w:pPr>
+        <w:ind w:left="720" w:hanging="360"/>
+      </w:pPr>
+      <w:rPr>
+        <w:rFonts w:ascii="Symbol" w:hAnsi="Symbol" w:hint="default"/>
+      </w:rPr>
+    </w:lvl>
+    <w:lvl w:ilvl="1" w:tplc="10090001">
+      <w:start w:val="1"/>
+      <w:numFmt w:val="bullet"/>
+      <w:lvlText w:val=""/>
+      <w:lvlJc w:val="left"/>
+      <w:pPr>
+        <w:ind w:left="720" w:hanging="360"/>
+      </w:pPr>
+      <w:rPr>
+        <w:rFonts w:ascii="Symbol" w:hAnsi="Symbol" w:hint="default"/>
+      </w:rPr>
+    </w:lvl>
+    <w:lvl w:ilvl="2" w:tplc="FFFFFFFF" w:tentative="1">
+      <w:start w:val="1"/>
+      <w:numFmt w:val="bullet"/>
+      <w:lvlText w:val=""/>
+      <w:lvlJc w:val="left"/>
+      <w:pPr>
+        <w:ind w:left="2160" w:hanging="360"/>
+      </w:pPr>
+      <w:rPr>
+        <w:rFonts w:ascii="Wingdings" w:hAnsi="Wingdings" w:hint="default"/>
+      </w:rPr>
+    </w:lvl>
+    <w:lvl w:ilvl="3" w:tplc="FFFFFFFF" w:tentative="1">
+      <w:start w:val="1"/>
+      <w:numFmt w:val="bullet"/>
+      <w:lvlText w:val=""/>
+      <w:lvlJc w:val="left"/>
+      <w:pPr>
+        <w:ind w:left="2880" w:hanging="360"/>
+      </w:pPr>
+      <w:rPr>
+        <w:rFonts w:ascii="Symbol" w:hAnsi="Symbol" w:hint="default"/>
+      </w:rPr>
+    </w:lvl>
+    <w:lvl w:ilvl="4" w:tplc="FFFFFFFF" w:tentative="1">
+      <w:start w:val="1"/>
+      <w:numFmt w:val="bullet"/>
+      <w:lvlText w:val="o"/>
+      <w:lvlJc w:val="left"/>
+      <w:pPr>
+        <w:ind w:left="3600" w:hanging="360"/>
+      </w:pPr>
+      <w:rPr>
+        <w:rFonts w:ascii="Courier New" w:hAnsi="Courier New" w:cs="Courier New" w:hint="default"/>
+      </w:rPr>
+    </w:lvl>
+    <w:lvl w:ilvl="5" w:tplc="FFFFFFFF" w:tentative="1">
+      <w:start w:val="1"/>
+      <w:numFmt w:val="bullet"/>
+      <w:lvlText w:val=""/>
+      <w:lvlJc w:val="left"/>
+      <w:pPr>
+        <w:ind w:left="4320" w:hanging="360"/>
+      </w:pPr>
+      <w:rPr>
+        <w:rFonts w:ascii="Wingdings" w:hAnsi="Wingdings" w:hint="default"/>
+      </w:rPr>
+    </w:lvl>
+    <w:lvl w:ilvl="6" w:tplc="FFFFFFFF" w:tentative="1">
+      <w:start w:val="1"/>
+      <w:numFmt w:val="bullet"/>
+      <w:lvlText w:val=""/>
+      <w:lvlJc w:val="left"/>
+      <w:pPr>
+        <w:ind w:left="5040" w:hanging="360"/>
+      </w:pPr>
+      <w:rPr>
+        <w:rFonts w:ascii="Symbol" w:hAnsi="Symbol" w:hint="default"/>
+      </w:rPr>
+    </w:lvl>
+    <w:lvl w:ilvl="7" w:tplc="FFFFFFFF" w:tentative="1">
+      <w:start w:val="1"/>
+      <w:numFmt w:val="bullet"/>
+      <w:lvlText w:val="o"/>
+      <w:lvlJc w:val="left"/>
+      <w:pPr>
+        <w:ind w:left="5760" w:hanging="360"/>
+      </w:pPr>
+      <w:rPr>
+        <w:rFonts w:ascii="Courier New" w:hAnsi="Courier New" w:cs="Courier New" w:hint="default"/>
+      </w:rPr>
+    </w:lvl>
+    <w:lvl w:ilvl="8" w:tplc="FFFFFFFF" w:tentative="1">
+      <w:start w:val="1"/>
+      <w:numFmt w:val="bullet"/>
+      <w:lvlText w:val=""/>
+      <w:lvlJc w:val="left"/>
+      <w:pPr>
+        <w:ind w:left="6480" w:hanging="360"/>
+      </w:pPr>
+      <w:rPr>
+        <w:rFonts w:ascii="Wingdings" w:hAnsi="Wingdings" w:hint="default"/>
+      </w:rPr>
+    </w:lvl>
+  </w:abstractNum>
+  <w:abstractNum w:abstractNumId="13" w15:restartNumberingAfterBreak="0">
     <w:nsid w:val="27615BC7"/>
     <w:multiLevelType w:val="hybridMultilevel"/>
     <w:tmpl w:val="63287556"/>
@@ -6566,7 +6905,7 @@
       </w:rPr>
     </w:lvl>
   </w:abstractNum>
-  <w:abstractNum w:abstractNumId="13" w15:restartNumberingAfterBreak="0">
+  <w:abstractNum w:abstractNumId="14" w15:restartNumberingAfterBreak="0">
     <w:nsid w:val="28AD3934"/>
     <w:multiLevelType w:val="hybridMultilevel"/>
     <w:tmpl w:val="5C34C772"/>
@@ -6708,7 +7047,7 @@
       </w:rPr>
     </w:lvl>
   </w:abstractNum>
-  <w:abstractNum w:abstractNumId="14" w15:restartNumberingAfterBreak="0">
+  <w:abstractNum w:abstractNumId="15" w15:restartNumberingAfterBreak="0">
     <w:nsid w:val="298F0E05"/>
     <w:multiLevelType w:val="hybridMultilevel"/>
     <w:tmpl w:val="35F4379C"/>
@@ -6849,7 +7188,7 @@
       </w:rPr>
     </w:lvl>
   </w:abstractNum>
-  <w:abstractNum w:abstractNumId="15" w15:restartNumberingAfterBreak="0">
+  <w:abstractNum w:abstractNumId="16" w15:restartNumberingAfterBreak="0">
     <w:nsid w:val="2DFC4D0A"/>
     <w:multiLevelType w:val="hybridMultilevel"/>
     <w:tmpl w:val="6BC6F78C"/>
@@ -6962,7 +7301,7 @@
       </w:rPr>
     </w:lvl>
   </w:abstractNum>
-  <w:abstractNum w:abstractNumId="16" w15:restartNumberingAfterBreak="0">
+  <w:abstractNum w:abstractNumId="17" w15:restartNumberingAfterBreak="0">
     <w:nsid w:val="385727A5"/>
     <w:multiLevelType w:val="hybridMultilevel"/>
     <w:tmpl w:val="2B801B0A"/>
@@ -7105,7 +7444,7 @@
       </w:rPr>
     </w:lvl>
   </w:abstractNum>
-  <w:abstractNum w:abstractNumId="17" w15:restartNumberingAfterBreak="0">
+  <w:abstractNum w:abstractNumId="18" w15:restartNumberingAfterBreak="0">
     <w:nsid w:val="385B351E"/>
     <w:multiLevelType w:val="hybridMultilevel"/>
     <w:tmpl w:val="D67A96E0"/>
@@ -7218,7 +7557,346 @@
       </w:rPr>
     </w:lvl>
   </w:abstractNum>
-  <w:abstractNum w:abstractNumId="18" w15:restartNumberingAfterBreak="0">
+  <w:abstractNum w:abstractNumId="19" w15:restartNumberingAfterBreak="0">
+    <w:nsid w:val="3A691B0D"/>
+    <w:multiLevelType w:val="hybridMultilevel"/>
+    <w:tmpl w:val="EE247504"/>
+    <w:lvl w:ilvl="0" w:tplc="04090001">
+      <w:start w:val="1"/>
+      <w:numFmt w:val="bullet"/>
+      <w:lvlText w:val=""/>
+      <w:lvlJc w:val="left"/>
+      <w:pPr>
+        <w:ind w:left="720" w:hanging="360"/>
+      </w:pPr>
+      <w:rPr>
+        <w:rFonts w:ascii="Symbol" w:hAnsi="Symbol" w:hint="default"/>
+      </w:rPr>
+    </w:lvl>
+    <w:lvl w:ilvl="1" w:tplc="04090003" w:tentative="1">
+      <w:start w:val="1"/>
+      <w:numFmt w:val="bullet"/>
+      <w:lvlText w:val="o"/>
+      <w:lvlJc w:val="left"/>
+      <w:pPr>
+        <w:ind w:left="1440" w:hanging="360"/>
+      </w:pPr>
+      <w:rPr>
+        <w:rFonts w:ascii="Courier New" w:hAnsi="Courier New" w:cs="Courier New" w:hint="default"/>
+      </w:rPr>
+    </w:lvl>
+    <w:lvl w:ilvl="2" w:tplc="04090005" w:tentative="1">
+      <w:start w:val="1"/>
+      <w:numFmt w:val="bullet"/>
+      <w:lvlText w:val=""/>
+      <w:lvlJc w:val="left"/>
+      <w:pPr>
+        <w:ind w:left="2160" w:hanging="360"/>
+      </w:pPr>
+      <w:rPr>
+        <w:rFonts w:ascii="Wingdings" w:hAnsi="Wingdings" w:hint="default"/>
+      </w:rPr>
+    </w:lvl>
+    <w:lvl w:ilvl="3" w:tplc="04090001" w:tentative="1">
+      <w:start w:val="1"/>
+      <w:numFmt w:val="bullet"/>
+      <w:lvlText w:val=""/>
+      <w:lvlJc w:val="left"/>
+      <w:pPr>
+        <w:ind w:left="2880" w:hanging="360"/>
+      </w:pPr>
+      <w:rPr>
+        <w:rFonts w:ascii="Symbol" w:hAnsi="Symbol" w:hint="default"/>
+      </w:rPr>
+    </w:lvl>
+    <w:lvl w:ilvl="4" w:tplc="04090003" w:tentative="1">
+      <w:start w:val="1"/>
+      <w:numFmt w:val="bullet"/>
+      <w:lvlText w:val="o"/>
+      <w:lvlJc w:val="left"/>
+      <w:pPr>
+        <w:ind w:left="3600" w:hanging="360"/>
+      </w:pPr>
+      <w:rPr>
+        <w:rFonts w:ascii="Courier New" w:hAnsi="Courier New" w:cs="Courier New" w:hint="default"/>
+      </w:rPr>
+    </w:lvl>
+    <w:lvl w:ilvl="5" w:tplc="04090005" w:tentative="1">
+      <w:start w:val="1"/>
+      <w:numFmt w:val="bullet"/>
+      <w:lvlText w:val=""/>
+      <w:lvlJc w:val="left"/>
+      <w:pPr>
+        <w:ind w:left="4320" w:hanging="360"/>
+      </w:pPr>
+      <w:rPr>
+        <w:rFonts w:ascii="Wingdings" w:hAnsi="Wingdings" w:hint="default"/>
+      </w:rPr>
+    </w:lvl>
+    <w:lvl w:ilvl="6" w:tplc="04090001" w:tentative="1">
+      <w:start w:val="1"/>
+      <w:numFmt w:val="bullet"/>
+      <w:lvlText w:val=""/>
+      <w:lvlJc w:val="left"/>
+      <w:pPr>
+        <w:ind w:left="5040" w:hanging="360"/>
+      </w:pPr>
+      <w:rPr>
+        <w:rFonts w:ascii="Symbol" w:hAnsi="Symbol" w:hint="default"/>
+      </w:rPr>
+    </w:lvl>
+    <w:lvl w:ilvl="7" w:tplc="04090003" w:tentative="1">
+      <w:start w:val="1"/>
+      <w:numFmt w:val="bullet"/>
+      <w:lvlText w:val="o"/>
+      <w:lvlJc w:val="left"/>
+      <w:pPr>
+        <w:ind w:left="5760" w:hanging="360"/>
+      </w:pPr>
+      <w:rPr>
+        <w:rFonts w:ascii="Courier New" w:hAnsi="Courier New" w:cs="Courier New" w:hint="default"/>
+      </w:rPr>
+    </w:lvl>
+    <w:lvl w:ilvl="8" w:tplc="04090005" w:tentative="1">
+      <w:start w:val="1"/>
+      <w:numFmt w:val="bullet"/>
+      <w:lvlText w:val=""/>
+      <w:lvlJc w:val="left"/>
+      <w:pPr>
+        <w:ind w:left="6480" w:hanging="360"/>
+      </w:pPr>
+      <w:rPr>
+        <w:rFonts w:ascii="Wingdings" w:hAnsi="Wingdings" w:hint="default"/>
+      </w:rPr>
+    </w:lvl>
+  </w:abstractNum>
+  <w:abstractNum w:abstractNumId="20" w15:restartNumberingAfterBreak="0">
+    <w:nsid w:val="3F4A4956"/>
+    <w:multiLevelType w:val="hybridMultilevel"/>
+    <w:tmpl w:val="4170ED3C"/>
+    <w:lvl w:ilvl="0" w:tplc="10090001">
+      <w:start w:val="1"/>
+      <w:numFmt w:val="bullet"/>
+      <w:lvlText w:val=""/>
+      <w:lvlJc w:val="left"/>
+      <w:pPr>
+        <w:ind w:left="720" w:hanging="360"/>
+      </w:pPr>
+      <w:rPr>
+        <w:rFonts w:ascii="Symbol" w:hAnsi="Symbol" w:hint="default"/>
+      </w:rPr>
+    </w:lvl>
+    <w:lvl w:ilvl="1" w:tplc="04090003" w:tentative="1">
+      <w:start w:val="1"/>
+      <w:numFmt w:val="bullet"/>
+      <w:lvlText w:val="o"/>
+      <w:lvlJc w:val="left"/>
+      <w:pPr>
+        <w:ind w:left="1440" w:hanging="360"/>
+      </w:pPr>
+      <w:rPr>
+        <w:rFonts w:ascii="Courier New" w:hAnsi="Courier New" w:cs="Courier New" w:hint="default"/>
+      </w:rPr>
+    </w:lvl>
+    <w:lvl w:ilvl="2" w:tplc="04090005" w:tentative="1">
+      <w:start w:val="1"/>
+      <w:numFmt w:val="bullet"/>
+      <w:lvlText w:val=""/>
+      <w:lvlJc w:val="left"/>
+      <w:pPr>
+        <w:ind w:left="2160" w:hanging="360"/>
+      </w:pPr>
+      <w:rPr>
+        <w:rFonts w:ascii="Wingdings" w:hAnsi="Wingdings" w:hint="default"/>
+      </w:rPr>
+    </w:lvl>
+    <w:lvl w:ilvl="3" w:tplc="04090001" w:tentative="1">
+      <w:start w:val="1"/>
+      <w:numFmt w:val="bullet"/>
+      <w:lvlText w:val=""/>
+      <w:lvlJc w:val="left"/>
+      <w:pPr>
+        <w:ind w:left="2880" w:hanging="360"/>
+      </w:pPr>
+      <w:rPr>
+        <w:rFonts w:ascii="Symbol" w:hAnsi="Symbol" w:hint="default"/>
+      </w:rPr>
+    </w:lvl>
+    <w:lvl w:ilvl="4" w:tplc="04090003" w:tentative="1">
+      <w:start w:val="1"/>
+      <w:numFmt w:val="bullet"/>
+      <w:lvlText w:val="o"/>
+      <w:lvlJc w:val="left"/>
+      <w:pPr>
+        <w:ind w:left="3600" w:hanging="360"/>
+      </w:pPr>
+      <w:rPr>
+        <w:rFonts w:ascii="Courier New" w:hAnsi="Courier New" w:cs="Courier New" w:hint="default"/>
+      </w:rPr>
+    </w:lvl>
+    <w:lvl w:ilvl="5" w:tplc="04090005" w:tentative="1">
+      <w:start w:val="1"/>
+      <w:numFmt w:val="bullet"/>
+      <w:lvlText w:val=""/>
+      <w:lvlJc w:val="left"/>
+      <w:pPr>
+        <w:ind w:left="4320" w:hanging="360"/>
+      </w:pPr>
+      <w:rPr>
+        <w:rFonts w:ascii="Wingdings" w:hAnsi="Wingdings" w:hint="default"/>
+      </w:rPr>
+    </w:lvl>
+    <w:lvl w:ilvl="6" w:tplc="04090001" w:tentative="1">
+      <w:start w:val="1"/>
+      <w:numFmt w:val="bullet"/>
+      <w:lvlText w:val=""/>
+      <w:lvlJc w:val="left"/>
+      <w:pPr>
+        <w:ind w:left="5040" w:hanging="360"/>
+      </w:pPr>
+      <w:rPr>
+        <w:rFonts w:ascii="Symbol" w:hAnsi="Symbol" w:hint="default"/>
+      </w:rPr>
+    </w:lvl>
+    <w:lvl w:ilvl="7" w:tplc="04090003" w:tentative="1">
+      <w:start w:val="1"/>
+      <w:numFmt w:val="bullet"/>
+      <w:lvlText w:val="o"/>
+      <w:lvlJc w:val="left"/>
+      <w:pPr>
+        <w:ind w:left="5760" w:hanging="360"/>
+      </w:pPr>
+      <w:rPr>
+        <w:rFonts w:ascii="Courier New" w:hAnsi="Courier New" w:cs="Courier New" w:hint="default"/>
+      </w:rPr>
+    </w:lvl>
+    <w:lvl w:ilvl="8" w:tplc="04090005" w:tentative="1">
+      <w:start w:val="1"/>
+      <w:numFmt w:val="bullet"/>
+      <w:lvlText w:val=""/>
+      <w:lvlJc w:val="left"/>
+      <w:pPr>
+        <w:ind w:left="6480" w:hanging="360"/>
+      </w:pPr>
+      <w:rPr>
+        <w:rFonts w:ascii="Wingdings" w:hAnsi="Wingdings" w:hint="default"/>
+      </w:rPr>
+    </w:lvl>
+  </w:abstractNum>
+  <w:abstractNum w:abstractNumId="21" w15:restartNumberingAfterBreak="0">
+    <w:nsid w:val="400C4BDF"/>
+    <w:multiLevelType w:val="hybridMultilevel"/>
+    <w:tmpl w:val="BFF2499E"/>
+    <w:lvl w:ilvl="0" w:tplc="10090001">
+      <w:start w:val="1"/>
+      <w:numFmt w:val="bullet"/>
+      <w:lvlText w:val=""/>
+      <w:lvlJc w:val="left"/>
+      <w:pPr>
+        <w:ind w:left="990" w:hanging="360"/>
+      </w:pPr>
+      <w:rPr>
+        <w:rFonts w:ascii="Symbol" w:hAnsi="Symbol" w:hint="default"/>
+      </w:rPr>
+    </w:lvl>
+    <w:lvl w:ilvl="1" w:tplc="FFFFFFFF" w:tentative="1">
+      <w:start w:val="1"/>
+      <w:numFmt w:val="bullet"/>
+      <w:lvlText w:val="o"/>
+      <w:lvlJc w:val="left"/>
+      <w:pPr>
+        <w:ind w:left="1440" w:hanging="360"/>
+      </w:pPr>
+      <w:rPr>
+        <w:rFonts w:ascii="Courier New" w:hAnsi="Courier New" w:cs="Courier New" w:hint="default"/>
+      </w:rPr>
+    </w:lvl>
+    <w:lvl w:ilvl="2" w:tplc="FFFFFFFF" w:tentative="1">
+      <w:start w:val="1"/>
+      <w:numFmt w:val="bullet"/>
+      <w:lvlText w:val=""/>
+      <w:lvlJc w:val="left"/>
+      <w:pPr>
+        <w:ind w:left="2160" w:hanging="360"/>
+      </w:pPr>
+      <w:rPr>
+        <w:rFonts w:ascii="Wingdings" w:hAnsi="Wingdings" w:hint="default"/>
+      </w:rPr>
+    </w:lvl>
+    <w:lvl w:ilvl="3" w:tplc="FFFFFFFF" w:tentative="1">
+      <w:start w:val="1"/>
+      <w:numFmt w:val="bullet"/>
+      <w:lvlText w:val=""/>
+      <w:lvlJc w:val="left"/>
+      <w:pPr>
+        <w:ind w:left="2880" w:hanging="360"/>
+      </w:pPr>
+      <w:rPr>
+        <w:rFonts w:ascii="Symbol" w:hAnsi="Symbol" w:hint="default"/>
+      </w:rPr>
+    </w:lvl>
+    <w:lvl w:ilvl="4" w:tplc="FFFFFFFF" w:tentative="1">
+      <w:start w:val="1"/>
+      <w:numFmt w:val="bullet"/>
+      <w:lvlText w:val="o"/>
+      <w:lvlJc w:val="left"/>
+      <w:pPr>
+        <w:ind w:left="3600" w:hanging="360"/>
+      </w:pPr>
+      <w:rPr>
+        <w:rFonts w:ascii="Courier New" w:hAnsi="Courier New" w:cs="Courier New" w:hint="default"/>
+      </w:rPr>
+    </w:lvl>
+    <w:lvl w:ilvl="5" w:tplc="FFFFFFFF" w:tentative="1">
+      <w:start w:val="1"/>
+      <w:numFmt w:val="bullet"/>
+      <w:lvlText w:val=""/>
+      <w:lvlJc w:val="left"/>
+      <w:pPr>
+        <w:ind w:left="4320" w:hanging="360"/>
+      </w:pPr>
+      <w:rPr>
+        <w:rFonts w:ascii="Wingdings" w:hAnsi="Wingdings" w:hint="default"/>
+      </w:rPr>
+    </w:lvl>
+    <w:lvl w:ilvl="6" w:tplc="FFFFFFFF" w:tentative="1">
+      <w:start w:val="1"/>
+      <w:numFmt w:val="bullet"/>
+      <w:lvlText w:val=""/>
+      <w:lvlJc w:val="left"/>
+      <w:pPr>
+        <w:ind w:left="5040" w:hanging="360"/>
+      </w:pPr>
+      <w:rPr>
+        <w:rFonts w:ascii="Symbol" w:hAnsi="Symbol" w:hint="default"/>
+      </w:rPr>
+    </w:lvl>
+    <w:lvl w:ilvl="7" w:tplc="FFFFFFFF" w:tentative="1">
+      <w:start w:val="1"/>
+      <w:numFmt w:val="bullet"/>
+      <w:lvlText w:val="o"/>
+      <w:lvlJc w:val="left"/>
+      <w:pPr>
+        <w:ind w:left="5760" w:hanging="360"/>
+      </w:pPr>
+      <w:rPr>
+        <w:rFonts w:ascii="Courier New" w:hAnsi="Courier New" w:cs="Courier New" w:hint="default"/>
+      </w:rPr>
+    </w:lvl>
+    <w:lvl w:ilvl="8" w:tplc="FFFFFFFF" w:tentative="1">
+      <w:start w:val="1"/>
+      <w:numFmt w:val="bullet"/>
+      <w:lvlText w:val=""/>
+      <w:lvlJc w:val="left"/>
+      <w:pPr>
+        <w:ind w:left="6480" w:hanging="360"/>
+      </w:pPr>
+      <w:rPr>
+        <w:rFonts w:ascii="Wingdings" w:hAnsi="Wingdings" w:hint="default"/>
+      </w:rPr>
+    </w:lvl>
+  </w:abstractNum>
+  <w:abstractNum w:abstractNumId="22" w15:restartNumberingAfterBreak="0">
     <w:nsid w:val="41187964"/>
     <w:multiLevelType w:val="hybridMultilevel"/>
     <w:tmpl w:val="AA167B32"/>
@@ -7360,7 +8038,7 @@
       </w:rPr>
     </w:lvl>
   </w:abstractNum>
-  <w:abstractNum w:abstractNumId="19" w15:restartNumberingAfterBreak="0">
+  <w:abstractNum w:abstractNumId="23" w15:restartNumberingAfterBreak="0">
     <w:nsid w:val="431002C0"/>
     <w:multiLevelType w:val="hybridMultilevel"/>
     <w:tmpl w:val="C0A89326"/>
@@ -7473,7 +8151,7 @@
       </w:rPr>
     </w:lvl>
   </w:abstractNum>
-  <w:abstractNum w:abstractNumId="20" w15:restartNumberingAfterBreak="0">
+  <w:abstractNum w:abstractNumId="24" w15:restartNumberingAfterBreak="0">
     <w:nsid w:val="4793233C"/>
     <w:multiLevelType w:val="hybridMultilevel"/>
     <w:tmpl w:val="D1F8AB6C"/>
@@ -7588,7 +8266,120 @@
       </w:rPr>
     </w:lvl>
   </w:abstractNum>
-  <w:abstractNum w:abstractNumId="21" w15:restartNumberingAfterBreak="0">
+  <w:abstractNum w:abstractNumId="25" w15:restartNumberingAfterBreak="0">
+    <w:nsid w:val="49132E51"/>
+    <w:multiLevelType w:val="hybridMultilevel"/>
+    <w:tmpl w:val="115C36A4"/>
+    <w:lvl w:ilvl="0" w:tplc="10090001">
+      <w:start w:val="1"/>
+      <w:numFmt w:val="bullet"/>
+      <w:lvlText w:val=""/>
+      <w:lvlJc w:val="left"/>
+      <w:pPr>
+        <w:ind w:left="720" w:hanging="360"/>
+      </w:pPr>
+      <w:rPr>
+        <w:rFonts w:ascii="Symbol" w:hAnsi="Symbol" w:hint="default"/>
+      </w:rPr>
+    </w:lvl>
+    <w:lvl w:ilvl="1" w:tplc="04090003" w:tentative="1">
+      <w:start w:val="1"/>
+      <w:numFmt w:val="bullet"/>
+      <w:lvlText w:val="o"/>
+      <w:lvlJc w:val="left"/>
+      <w:pPr>
+        <w:ind w:left="1440" w:hanging="360"/>
+      </w:pPr>
+      <w:rPr>
+        <w:rFonts w:ascii="Courier New" w:hAnsi="Courier New" w:cs="Courier New" w:hint="default"/>
+      </w:rPr>
+    </w:lvl>
+    <w:lvl w:ilvl="2" w:tplc="04090005" w:tentative="1">
+      <w:start w:val="1"/>
+      <w:numFmt w:val="bullet"/>
+      <w:lvlText w:val=""/>
+      <w:lvlJc w:val="left"/>
+      <w:pPr>
+        <w:ind w:left="2160" w:hanging="360"/>
+      </w:pPr>
+      <w:rPr>
+        <w:rFonts w:ascii="Wingdings" w:hAnsi="Wingdings" w:hint="default"/>
+      </w:rPr>
+    </w:lvl>
+    <w:lvl w:ilvl="3" w:tplc="04090001" w:tentative="1">
+      <w:start w:val="1"/>
+      <w:numFmt w:val="bullet"/>
+      <w:lvlText w:val=""/>
+      <w:lvlJc w:val="left"/>
+      <w:pPr>
+        <w:ind w:left="2880" w:hanging="360"/>
+      </w:pPr>
+      <w:rPr>
+        <w:rFonts w:ascii="Symbol" w:hAnsi="Symbol" w:hint="default"/>
+      </w:rPr>
+    </w:lvl>
+    <w:lvl w:ilvl="4" w:tplc="04090003" w:tentative="1">
+      <w:start w:val="1"/>
+      <w:numFmt w:val="bullet"/>
+      <w:lvlText w:val="o"/>
+      <w:lvlJc w:val="left"/>
+      <w:pPr>
+        <w:ind w:left="3600" w:hanging="360"/>
+      </w:pPr>
+      <w:rPr>
+        <w:rFonts w:ascii="Courier New" w:hAnsi="Courier New" w:cs="Courier New" w:hint="default"/>
+      </w:rPr>
+    </w:lvl>
+    <w:lvl w:ilvl="5" w:tplc="04090005" w:tentative="1">
+      <w:start w:val="1"/>
+      <w:numFmt w:val="bullet"/>
+      <w:lvlText w:val=""/>
+      <w:lvlJc w:val="left"/>
+      <w:pPr>
+        <w:ind w:left="4320" w:hanging="360"/>
+      </w:pPr>
+      <w:rPr>
+        <w:rFonts w:ascii="Wingdings" w:hAnsi="Wingdings" w:hint="default"/>
+      </w:rPr>
+    </w:lvl>
+    <w:lvl w:ilvl="6" w:tplc="04090001" w:tentative="1">
+      <w:start w:val="1"/>
+      <w:numFmt w:val="bullet"/>
+      <w:lvlText w:val=""/>
+      <w:lvlJc w:val="left"/>
+      <w:pPr>
+        <w:ind w:left="5040" w:hanging="360"/>
+      </w:pPr>
+      <w:rPr>
+        <w:rFonts w:ascii="Symbol" w:hAnsi="Symbol" w:hint="default"/>
+      </w:rPr>
+    </w:lvl>
+    <w:lvl w:ilvl="7" w:tplc="04090003" w:tentative="1">
+      <w:start w:val="1"/>
+      <w:numFmt w:val="bullet"/>
+      <w:lvlText w:val="o"/>
+      <w:lvlJc w:val="left"/>
+      <w:pPr>
+        <w:ind w:left="5760" w:hanging="360"/>
+      </w:pPr>
+      <w:rPr>
+        <w:rFonts w:ascii="Courier New" w:hAnsi="Courier New" w:cs="Courier New" w:hint="default"/>
+      </w:rPr>
+    </w:lvl>
+    <w:lvl w:ilvl="8" w:tplc="04090005" w:tentative="1">
+      <w:start w:val="1"/>
+      <w:numFmt w:val="bullet"/>
+      <w:lvlText w:val=""/>
+      <w:lvlJc w:val="left"/>
+      <w:pPr>
+        <w:ind w:left="6480" w:hanging="360"/>
+      </w:pPr>
+      <w:rPr>
+        <w:rFonts w:ascii="Wingdings" w:hAnsi="Wingdings" w:hint="default"/>
+      </w:rPr>
+    </w:lvl>
+  </w:abstractNum>
+  <w:abstractNum w:abstractNumId="26" w15:restartNumberingAfterBreak="0">
     <w:nsid w:val="4A3B79E2"/>
     <w:multiLevelType w:val="hybridMultilevel"/>
     <w:tmpl w:val="5E36AE20"/>
@@ -7701,7 +8492,120 @@
       </w:rPr>
     </w:lvl>
   </w:abstractNum>
-  <w:abstractNum w:abstractNumId="22" w15:restartNumberingAfterBreak="0">
+  <w:abstractNum w:abstractNumId="27" w15:restartNumberingAfterBreak="0">
+    <w:nsid w:val="4BF950B1"/>
+    <w:multiLevelType w:val="hybridMultilevel"/>
+    <w:tmpl w:val="AAB8EBE0"/>
+    <w:lvl w:ilvl="0" w:tplc="10090001">
+      <w:start w:val="1"/>
+      <w:numFmt w:val="bullet"/>
+      <w:lvlText w:val=""/>
+      <w:lvlJc w:val="left"/>
+      <w:pPr>
+        <w:ind w:left="720" w:hanging="360"/>
+      </w:pPr>
+      <w:rPr>
+        <w:rFonts w:ascii="Symbol" w:hAnsi="Symbol" w:hint="default"/>
+      </w:rPr>
+    </w:lvl>
+    <w:lvl w:ilvl="1" w:tplc="04090003" w:tentative="1">
+      <w:start w:val="1"/>
+      <w:numFmt w:val="bullet"/>
+      <w:lvlText w:val="o"/>
+      <w:lvlJc w:val="left"/>
+      <w:pPr>
+        <w:ind w:left="1440" w:hanging="360"/>
+      </w:pPr>
+      <w:rPr>
+        <w:rFonts w:ascii="Courier New" w:hAnsi="Courier New" w:cs="Courier New" w:hint="default"/>
+      </w:rPr>
+    </w:lvl>
+    <w:lvl w:ilvl="2" w:tplc="04090005" w:tentative="1">
+      <w:start w:val="1"/>
+      <w:numFmt w:val="bullet"/>
+      <w:lvlText w:val=""/>
+      <w:lvlJc w:val="left"/>
+      <w:pPr>
+        <w:ind w:left="2160" w:hanging="360"/>
+      </w:pPr>
+      <w:rPr>
+        <w:rFonts w:ascii="Wingdings" w:hAnsi="Wingdings" w:hint="default"/>
+      </w:rPr>
+    </w:lvl>
+    <w:lvl w:ilvl="3" w:tplc="04090001" w:tentative="1">
+      <w:start w:val="1"/>
+      <w:numFmt w:val="bullet"/>
+      <w:lvlText w:val=""/>
+      <w:lvlJc w:val="left"/>
+      <w:pPr>
+        <w:ind w:left="2880" w:hanging="360"/>
+      </w:pPr>
+      <w:rPr>
+        <w:rFonts w:ascii="Symbol" w:hAnsi="Symbol" w:hint="default"/>
+      </w:rPr>
+    </w:lvl>
+    <w:lvl w:ilvl="4" w:tplc="04090003" w:tentative="1">
+      <w:start w:val="1"/>
+      <w:numFmt w:val="bullet"/>
+      <w:lvlText w:val="o"/>
+      <w:lvlJc w:val="left"/>
+      <w:pPr>
+        <w:ind w:left="3600" w:hanging="360"/>
+      </w:pPr>
+      <w:rPr>
+        <w:rFonts w:ascii="Courier New" w:hAnsi="Courier New" w:cs="Courier New" w:hint="default"/>
+      </w:rPr>
+    </w:lvl>
+    <w:lvl w:ilvl="5" w:tplc="04090005" w:tentative="1">
+      <w:start w:val="1"/>
+      <w:numFmt w:val="bullet"/>
+      <w:lvlText w:val=""/>
+      <w:lvlJc w:val="left"/>
+      <w:pPr>
+        <w:ind w:left="4320" w:hanging="360"/>
+      </w:pPr>
+      <w:rPr>
+        <w:rFonts w:ascii="Wingdings" w:hAnsi="Wingdings" w:hint="default"/>
+      </w:rPr>
+    </w:lvl>
+    <w:lvl w:ilvl="6" w:tplc="04090001" w:tentative="1">
+      <w:start w:val="1"/>
+      <w:numFmt w:val="bullet"/>
+      <w:lvlText w:val=""/>
+      <w:lvlJc w:val="left"/>
+      <w:pPr>
+        <w:ind w:left="5040" w:hanging="360"/>
+      </w:pPr>
+      <w:rPr>
+        <w:rFonts w:ascii="Symbol" w:hAnsi="Symbol" w:hint="default"/>
+      </w:rPr>
+    </w:lvl>
+    <w:lvl w:ilvl="7" w:tplc="04090003" w:tentative="1">
+      <w:start w:val="1"/>
+      <w:numFmt w:val="bullet"/>
+      <w:lvlText w:val="o"/>
+      <w:lvlJc w:val="left"/>
+      <w:pPr>
+        <w:ind w:left="5760" w:hanging="360"/>
+      </w:pPr>
+      <w:rPr>
+        <w:rFonts w:ascii="Courier New" w:hAnsi="Courier New" w:cs="Courier New" w:hint="default"/>
+      </w:rPr>
+    </w:lvl>
+    <w:lvl w:ilvl="8" w:tplc="04090005" w:tentative="1">
+      <w:start w:val="1"/>
+      <w:numFmt w:val="bullet"/>
+      <w:lvlText w:val=""/>
+      <w:lvlJc w:val="left"/>
+      <w:pPr>
+        <w:ind w:left="6480" w:hanging="360"/>
+      </w:pPr>
+      <w:rPr>
+        <w:rFonts w:ascii="Wingdings" w:hAnsi="Wingdings" w:hint="default"/>
+      </w:rPr>
+    </w:lvl>
+  </w:abstractNum>
+  <w:abstractNum w:abstractNumId="28" w15:restartNumberingAfterBreak="0">
     <w:nsid w:val="4C040872"/>
     <w:multiLevelType w:val="hybridMultilevel"/>
     <w:tmpl w:val="48B4892E"/>
@@ -7814,7 +8718,120 @@
       </w:rPr>
     </w:lvl>
   </w:abstractNum>
-  <w:abstractNum w:abstractNumId="23" w15:restartNumberingAfterBreak="0">
+  <w:abstractNum w:abstractNumId="29" w15:restartNumberingAfterBreak="0">
+    <w:nsid w:val="4F0C4389"/>
+    <w:multiLevelType w:val="hybridMultilevel"/>
+    <w:tmpl w:val="158E339A"/>
+    <w:lvl w:ilvl="0" w:tplc="10090001">
+      <w:start w:val="1"/>
+      <w:numFmt w:val="bullet"/>
+      <w:lvlText w:val=""/>
+      <w:lvlJc w:val="left"/>
+      <w:pPr>
+        <w:ind w:left="720" w:hanging="360"/>
+      </w:pPr>
+      <w:rPr>
+        <w:rFonts w:ascii="Symbol" w:hAnsi="Symbol" w:hint="default"/>
+      </w:rPr>
+    </w:lvl>
+    <w:lvl w:ilvl="1" w:tplc="FFFFFFFF" w:tentative="1">
+      <w:start w:val="1"/>
+      <w:numFmt w:val="bullet"/>
+      <w:lvlText w:val="o"/>
+      <w:lvlJc w:val="left"/>
+      <w:pPr>
+        <w:ind w:left="1440" w:hanging="360"/>
+      </w:pPr>
+      <w:rPr>
+        <w:rFonts w:ascii="Courier New" w:hAnsi="Courier New" w:cs="Courier New" w:hint="default"/>
+      </w:rPr>
+    </w:lvl>
+    <w:lvl w:ilvl="2" w:tplc="FFFFFFFF" w:tentative="1">
+      <w:start w:val="1"/>
+      <w:numFmt w:val="bullet"/>
+      <w:lvlText w:val=""/>
+      <w:lvlJc w:val="left"/>
+      <w:pPr>
+        <w:ind w:left="2160" w:hanging="360"/>
+      </w:pPr>
+      <w:rPr>
+        <w:rFonts w:ascii="Wingdings" w:hAnsi="Wingdings" w:hint="default"/>
+      </w:rPr>
+    </w:lvl>
+    <w:lvl w:ilvl="3" w:tplc="FFFFFFFF" w:tentative="1">
+      <w:start w:val="1"/>
+      <w:numFmt w:val="bullet"/>
+      <w:lvlText w:val=""/>
+      <w:lvlJc w:val="left"/>
+      <w:pPr>
+        <w:ind w:left="2880" w:hanging="360"/>
+      </w:pPr>
+      <w:rPr>
+        <w:rFonts w:ascii="Symbol" w:hAnsi="Symbol" w:hint="default"/>
+      </w:rPr>
+    </w:lvl>
+    <w:lvl w:ilvl="4" w:tplc="FFFFFFFF" w:tentative="1">
+      <w:start w:val="1"/>
+      <w:numFmt w:val="bullet"/>
+      <w:lvlText w:val="o"/>
+      <w:lvlJc w:val="left"/>
+      <w:pPr>
+        <w:ind w:left="3600" w:hanging="360"/>
+      </w:pPr>
+      <w:rPr>
+        <w:rFonts w:ascii="Courier New" w:hAnsi="Courier New" w:cs="Courier New" w:hint="default"/>
+      </w:rPr>
+    </w:lvl>
+    <w:lvl w:ilvl="5" w:tplc="FFFFFFFF" w:tentative="1">
+      <w:start w:val="1"/>
+      <w:numFmt w:val="bullet"/>
+      <w:lvlText w:val=""/>
+      <w:lvlJc w:val="left"/>
+      <w:pPr>
+        <w:ind w:left="4320" w:hanging="360"/>
+      </w:pPr>
+      <w:rPr>
+        <w:rFonts w:ascii="Wingdings" w:hAnsi="Wingdings" w:hint="default"/>
+      </w:rPr>
+    </w:lvl>
+    <w:lvl w:ilvl="6" w:tplc="FFFFFFFF" w:tentative="1">
+      <w:start w:val="1"/>
+      <w:numFmt w:val="bullet"/>
+      <w:lvlText w:val=""/>
+      <w:lvlJc w:val="left"/>
+      <w:pPr>
+        <w:ind w:left="5040" w:hanging="360"/>
+      </w:pPr>
+      <w:rPr>
+        <w:rFonts w:ascii="Symbol" w:hAnsi="Symbol" w:hint="default"/>
+      </w:rPr>
+    </w:lvl>
+    <w:lvl w:ilvl="7" w:tplc="FFFFFFFF" w:tentative="1">
+      <w:start w:val="1"/>
+      <w:numFmt w:val="bullet"/>
+      <w:lvlText w:val="o"/>
+      <w:lvlJc w:val="left"/>
+      <w:pPr>
+        <w:ind w:left="5760" w:hanging="360"/>
+      </w:pPr>
+      <w:rPr>
+        <w:rFonts w:ascii="Courier New" w:hAnsi="Courier New" w:cs="Courier New" w:hint="default"/>
+      </w:rPr>
+    </w:lvl>
+    <w:lvl w:ilvl="8" w:tplc="FFFFFFFF" w:tentative="1">
+      <w:start w:val="1"/>
+      <w:numFmt w:val="bullet"/>
+      <w:lvlText w:val=""/>
+      <w:lvlJc w:val="left"/>
+      <w:pPr>
+        <w:ind w:left="6480" w:hanging="360"/>
+      </w:pPr>
+      <w:rPr>
+        <w:rFonts w:ascii="Wingdings" w:hAnsi="Wingdings" w:hint="default"/>
+      </w:rPr>
+    </w:lvl>
+  </w:abstractNum>
+  <w:abstractNum w:abstractNumId="30" w15:restartNumberingAfterBreak="0">
     <w:nsid w:val="4FD72FEA"/>
     <w:multiLevelType w:val="hybridMultilevel"/>
     <w:tmpl w:val="B2E20416"/>
@@ -7956,7 +8973,7 @@
       </w:rPr>
     </w:lvl>
   </w:abstractNum>
-  <w:abstractNum w:abstractNumId="24" w15:restartNumberingAfterBreak="0">
+  <w:abstractNum w:abstractNumId="31" w15:restartNumberingAfterBreak="0">
     <w:nsid w:val="51F55DDE"/>
     <w:multiLevelType w:val="hybridMultilevel"/>
     <w:tmpl w:val="99585888"/>
@@ -8071,7 +9088,7 @@
       </w:rPr>
     </w:lvl>
   </w:abstractNum>
-  <w:abstractNum w:abstractNumId="25" w15:restartNumberingAfterBreak="0">
+  <w:abstractNum w:abstractNumId="32" w15:restartNumberingAfterBreak="0">
     <w:nsid w:val="544651A6"/>
     <w:multiLevelType w:val="hybridMultilevel"/>
     <w:tmpl w:val="3E3CFD28"/>
@@ -8213,7 +9230,120 @@
       </w:rPr>
     </w:lvl>
   </w:abstractNum>
-  <w:abstractNum w:abstractNumId="26" w15:restartNumberingAfterBreak="0">
+  <w:abstractNum w:abstractNumId="33" w15:restartNumberingAfterBreak="0">
+    <w:nsid w:val="58EC2D4E"/>
+    <w:multiLevelType w:val="hybridMultilevel"/>
+    <w:tmpl w:val="99943822"/>
+    <w:lvl w:ilvl="0" w:tplc="10090001">
+      <w:start w:val="1"/>
+      <w:numFmt w:val="bullet"/>
+      <w:lvlText w:val=""/>
+      <w:lvlJc w:val="left"/>
+      <w:pPr>
+        <w:ind w:left="990" w:hanging="360"/>
+      </w:pPr>
+      <w:rPr>
+        <w:rFonts w:ascii="Symbol" w:hAnsi="Symbol" w:hint="default"/>
+      </w:rPr>
+    </w:lvl>
+    <w:lvl w:ilvl="1" w:tplc="04090003" w:tentative="1">
+      <w:start w:val="1"/>
+      <w:numFmt w:val="bullet"/>
+      <w:lvlText w:val="o"/>
+      <w:lvlJc w:val="left"/>
+      <w:pPr>
+        <w:ind w:left="1440" w:hanging="360"/>
+      </w:pPr>
+      <w:rPr>
+        <w:rFonts w:ascii="Courier New" w:hAnsi="Courier New" w:cs="Courier New" w:hint="default"/>
+      </w:rPr>
+    </w:lvl>
+    <w:lvl w:ilvl="2" w:tplc="04090005" w:tentative="1">
+      <w:start w:val="1"/>
+      <w:numFmt w:val="bullet"/>
+      <w:lvlText w:val=""/>
+      <w:lvlJc w:val="left"/>
+      <w:pPr>
+        <w:ind w:left="2160" w:hanging="360"/>
+      </w:pPr>
+      <w:rPr>
+        <w:rFonts w:ascii="Wingdings" w:hAnsi="Wingdings" w:hint="default"/>
+      </w:rPr>
+    </w:lvl>
+    <w:lvl w:ilvl="3" w:tplc="04090001" w:tentative="1">
+      <w:start w:val="1"/>
+      <w:numFmt w:val="bullet"/>
+      <w:lvlText w:val=""/>
+      <w:lvlJc w:val="left"/>
+      <w:pPr>
+        <w:ind w:left="2880" w:hanging="360"/>
+      </w:pPr>
+      <w:rPr>
+        <w:rFonts w:ascii="Symbol" w:hAnsi="Symbol" w:hint="default"/>
+      </w:rPr>
+    </w:lvl>
+    <w:lvl w:ilvl="4" w:tplc="04090003" w:tentative="1">
+      <w:start w:val="1"/>
+      <w:numFmt w:val="bullet"/>
+      <w:lvlText w:val="o"/>
+      <w:lvlJc w:val="left"/>
+      <w:pPr>
+        <w:ind w:left="3600" w:hanging="360"/>
+      </w:pPr>
+      <w:rPr>
+        <w:rFonts w:ascii="Courier New" w:hAnsi="Courier New" w:cs="Courier New" w:hint="default"/>
+      </w:rPr>
+    </w:lvl>
+    <w:lvl w:ilvl="5" w:tplc="04090005" w:tentative="1">
+      <w:start w:val="1"/>
+      <w:numFmt w:val="bullet"/>
+      <w:lvlText w:val=""/>
+      <w:lvlJc w:val="left"/>
+      <w:pPr>
+        <w:ind w:left="4320" w:hanging="360"/>
+      </w:pPr>
+      <w:rPr>
+        <w:rFonts w:ascii="Wingdings" w:hAnsi="Wingdings" w:hint="default"/>
+      </w:rPr>
+    </w:lvl>
+    <w:lvl w:ilvl="6" w:tplc="04090001" w:tentative="1">
+      <w:start w:val="1"/>
+      <w:numFmt w:val="bullet"/>
+      <w:lvlText w:val=""/>
+      <w:lvlJc w:val="left"/>
+      <w:pPr>
+        <w:ind w:left="5040" w:hanging="360"/>
+      </w:pPr>
+      <w:rPr>
+        <w:rFonts w:ascii="Symbol" w:hAnsi="Symbol" w:hint="default"/>
+      </w:rPr>
+    </w:lvl>
+    <w:lvl w:ilvl="7" w:tplc="04090003" w:tentative="1">
+      <w:start w:val="1"/>
+      <w:numFmt w:val="bullet"/>
+      <w:lvlText w:val="o"/>
+      <w:lvlJc w:val="left"/>
+      <w:pPr>
+        <w:ind w:left="5760" w:hanging="360"/>
+      </w:pPr>
+      <w:rPr>
+        <w:rFonts w:ascii="Courier New" w:hAnsi="Courier New" w:cs="Courier New" w:hint="default"/>
+      </w:rPr>
+    </w:lvl>
+    <w:lvl w:ilvl="8" w:tplc="04090005" w:tentative="1">
+      <w:start w:val="1"/>
+      <w:numFmt w:val="bullet"/>
+      <w:lvlText w:val=""/>
+      <w:lvlJc w:val="left"/>
+      <w:pPr>
+        <w:ind w:left="6480" w:hanging="360"/>
+      </w:pPr>
+      <w:rPr>
+        <w:rFonts w:ascii="Wingdings" w:hAnsi="Wingdings" w:hint="default"/>
+      </w:rPr>
+    </w:lvl>
+  </w:abstractNum>
+  <w:abstractNum w:abstractNumId="34" w15:restartNumberingAfterBreak="0">
     <w:nsid w:val="58FB6B5E"/>
     <w:multiLevelType w:val="hybridMultilevel"/>
     <w:tmpl w:val="60E6F0FA"/>
@@ -8326,7 +9456,7 @@
       </w:rPr>
     </w:lvl>
   </w:abstractNum>
-  <w:abstractNum w:abstractNumId="27" w15:restartNumberingAfterBreak="0">
+  <w:abstractNum w:abstractNumId="35" w15:restartNumberingAfterBreak="0">
     <w:nsid w:val="5912423B"/>
     <w:multiLevelType w:val="hybridMultilevel"/>
     <w:tmpl w:val="1C44B266"/>
@@ -8468,7 +9598,7 @@
       </w:rPr>
     </w:lvl>
   </w:abstractNum>
-  <w:abstractNum w:abstractNumId="28" w15:restartNumberingAfterBreak="0">
+  <w:abstractNum w:abstractNumId="36" w15:restartNumberingAfterBreak="0">
     <w:nsid w:val="5D426C8C"/>
     <w:multiLevelType w:val="hybridMultilevel"/>
     <w:tmpl w:val="08C2749E"/>
@@ -8583,7 +9713,119 @@
       </w:rPr>
     </w:lvl>
   </w:abstractNum>
-  <w:abstractNum w:abstractNumId="29" w15:restartNumberingAfterBreak="0">
+  <w:abstractNum w:abstractNumId="37" w15:restartNumberingAfterBreak="0">
+    <w:nsid w:val="62B92186"/>
+    <w:multiLevelType w:val="hybridMultilevel"/>
+    <w:tmpl w:val="FC54D044"/>
+    <w:lvl w:ilvl="0" w:tplc="DCAA1AB6">
+      <w:numFmt w:val="bullet"/>
+      <w:lvlText w:val=""/>
+      <w:lvlJc w:val="left"/>
+      <w:pPr>
+        <w:ind w:left="720" w:hanging="360"/>
+      </w:pPr>
+      <w:rPr>
+        <w:rFonts w:ascii="Calibri Light" w:eastAsia="Times New Roman" w:hAnsi="Calibri Light" w:cs="Calibri Light" w:hint="default"/>
+      </w:rPr>
+    </w:lvl>
+    <w:lvl w:ilvl="1" w:tplc="04090003" w:tentative="1">
+      <w:start w:val="1"/>
+      <w:numFmt w:val="bullet"/>
+      <w:lvlText w:val="o"/>
+      <w:lvlJc w:val="left"/>
+      <w:pPr>
+        <w:ind w:left="1440" w:hanging="360"/>
+      </w:pPr>
+      <w:rPr>
+        <w:rFonts w:ascii="Courier New" w:hAnsi="Courier New" w:cs="Courier New" w:hint="default"/>
+      </w:rPr>
+    </w:lvl>
+    <w:lvl w:ilvl="2" w:tplc="04090005" w:tentative="1">
+      <w:start w:val="1"/>
+      <w:numFmt w:val="bullet"/>
+      <w:lvlText w:val=""/>
+      <w:lvlJc w:val="left"/>
+      <w:pPr>
+        <w:ind w:left="2160" w:hanging="360"/>
+      </w:pPr>
+      <w:rPr>
+        <w:rFonts w:ascii="Wingdings" w:hAnsi="Wingdings" w:hint="default"/>
+      </w:rPr>
+    </w:lvl>
+    <w:lvl w:ilvl="3" w:tplc="04090001" w:tentative="1">
+      <w:start w:val="1"/>
+      <w:numFmt w:val="bullet"/>
+      <w:lvlText w:val=""/>
+      <w:lvlJc w:val="left"/>
+      <w:pPr>
+        <w:ind w:left="2880" w:hanging="360"/>
+      </w:pPr>
+      <w:rPr>
+        <w:rFonts w:ascii="Symbol" w:hAnsi="Symbol" w:hint="default"/>
+      </w:rPr>
+    </w:lvl>
+    <w:lvl w:ilvl="4" w:tplc="04090003" w:tentative="1">
+      <w:start w:val="1"/>
+      <w:numFmt w:val="bullet"/>
+      <w:lvlText w:val="o"/>
+      <w:lvlJc w:val="left"/>
+      <w:pPr>
+        <w:ind w:left="3600" w:hanging="360"/>
+      </w:pPr>
+      <w:rPr>
+        <w:rFonts w:ascii="Courier New" w:hAnsi="Courier New" w:cs="Courier New" w:hint="default"/>
+      </w:rPr>
+    </w:lvl>
+    <w:lvl w:ilvl="5" w:tplc="04090005" w:tentative="1">
+      <w:start w:val="1"/>
+      <w:numFmt w:val="bullet"/>
+      <w:lvlText w:val=""/>
+      <w:lvlJc w:val="left"/>
+      <w:pPr>
+        <w:ind w:left="4320" w:hanging="360"/>
+      </w:pPr>
+      <w:rPr>
+        <w:rFonts w:ascii="Wingdings" w:hAnsi="Wingdings" w:hint="default"/>
+      </w:rPr>
+    </w:lvl>
+    <w:lvl w:ilvl="6" w:tplc="04090001" w:tentative="1">
+      <w:start w:val="1"/>
+      <w:numFmt w:val="bullet"/>
+      <w:lvlText w:val=""/>
+      <w:lvlJc w:val="left"/>
+      <w:pPr>
+        <w:ind w:left="5040" w:hanging="360"/>
+      </w:pPr>
+      <w:rPr>
+        <w:rFonts w:ascii="Symbol" w:hAnsi="Symbol" w:hint="default"/>
+      </w:rPr>
+    </w:lvl>
+    <w:lvl w:ilvl="7" w:tplc="04090003" w:tentative="1">
+      <w:start w:val="1"/>
+      <w:numFmt w:val="bullet"/>
+      <w:lvlText w:val="o"/>
+      <w:lvlJc w:val="left"/>
+      <w:pPr>
+        <w:ind w:left="5760" w:hanging="360"/>
+      </w:pPr>
+      <w:rPr>
+        <w:rFonts w:ascii="Courier New" w:hAnsi="Courier New" w:cs="Courier New" w:hint="default"/>
+      </w:rPr>
+    </w:lvl>
+    <w:lvl w:ilvl="8" w:tplc="04090005" w:tentative="1">
+      <w:start w:val="1"/>
+      <w:numFmt w:val="bullet"/>
+      <w:lvlText w:val=""/>
+      <w:lvlJc w:val="left"/>
+      <w:pPr>
+        <w:ind w:left="6480" w:hanging="360"/>
+      </w:pPr>
+      <w:rPr>
+        <w:rFonts w:ascii="Wingdings" w:hAnsi="Wingdings" w:hint="default"/>
+      </w:rPr>
+    </w:lvl>
+  </w:abstractNum>
+  <w:abstractNum w:abstractNumId="38" w15:restartNumberingAfterBreak="0">
     <w:nsid w:val="632555D2"/>
     <w:multiLevelType w:val="hybridMultilevel"/>
     <w:tmpl w:val="2752EC30"/>
@@ -8698,7 +9940,7 @@
       </w:rPr>
     </w:lvl>
   </w:abstractNum>
-  <w:abstractNum w:abstractNumId="30" w15:restartNumberingAfterBreak="0">
+  <w:abstractNum w:abstractNumId="39" w15:restartNumberingAfterBreak="0">
     <w:nsid w:val="63D10C80"/>
     <w:multiLevelType w:val="hybridMultilevel"/>
     <w:tmpl w:val="5F40B4C8"/>
@@ -8811,7 +10053,120 @@
       </w:rPr>
     </w:lvl>
   </w:abstractNum>
-  <w:abstractNum w:abstractNumId="31" w15:restartNumberingAfterBreak="0">
+  <w:abstractNum w:abstractNumId="40" w15:restartNumberingAfterBreak="0">
+    <w:nsid w:val="69F53233"/>
+    <w:multiLevelType w:val="hybridMultilevel"/>
+    <w:tmpl w:val="39FA9BD2"/>
+    <w:lvl w:ilvl="0" w:tplc="10090001">
+      <w:start w:val="1"/>
+      <w:numFmt w:val="bullet"/>
+      <w:lvlText w:val=""/>
+      <w:lvlJc w:val="left"/>
+      <w:pPr>
+        <w:ind w:left="720" w:hanging="360"/>
+      </w:pPr>
+      <w:rPr>
+        <w:rFonts w:ascii="Symbol" w:hAnsi="Symbol" w:hint="default"/>
+      </w:rPr>
+    </w:lvl>
+    <w:lvl w:ilvl="1" w:tplc="04090003" w:tentative="1">
+      <w:start w:val="1"/>
+      <w:numFmt w:val="bullet"/>
+      <w:lvlText w:val="o"/>
+      <w:lvlJc w:val="left"/>
+      <w:pPr>
+        <w:ind w:left="1440" w:hanging="360"/>
+      </w:pPr>
+      <w:rPr>
+        <w:rFonts w:ascii="Courier New" w:hAnsi="Courier New" w:cs="Courier New" w:hint="default"/>
+      </w:rPr>
+    </w:lvl>
+    <w:lvl w:ilvl="2" w:tplc="04090005" w:tentative="1">
+      <w:start w:val="1"/>
+      <w:numFmt w:val="bullet"/>
+      <w:lvlText w:val=""/>
+      <w:lvlJc w:val="left"/>
+      <w:pPr>
+        <w:ind w:left="2160" w:hanging="360"/>
+      </w:pPr>
+      <w:rPr>
+        <w:rFonts w:ascii="Wingdings" w:hAnsi="Wingdings" w:hint="default"/>
+      </w:rPr>
+    </w:lvl>
+    <w:lvl w:ilvl="3" w:tplc="04090001" w:tentative="1">
+      <w:start w:val="1"/>
+      <w:numFmt w:val="bullet"/>
+      <w:lvlText w:val=""/>
+      <w:lvlJc w:val="left"/>
+      <w:pPr>
+        <w:ind w:left="2880" w:hanging="360"/>
+      </w:pPr>
+      <w:rPr>
+        <w:rFonts w:ascii="Symbol" w:hAnsi="Symbol" w:hint="default"/>
+      </w:rPr>
+    </w:lvl>
+    <w:lvl w:ilvl="4" w:tplc="04090003" w:tentative="1">
+      <w:start w:val="1"/>
+      <w:numFmt w:val="bullet"/>
+      <w:lvlText w:val="o"/>
+      <w:lvlJc w:val="left"/>
+      <w:pPr>
+        <w:ind w:left="3600" w:hanging="360"/>
+      </w:pPr>
+      <w:rPr>
+        <w:rFonts w:ascii="Courier New" w:hAnsi="Courier New" w:cs="Courier New" w:hint="default"/>
+      </w:rPr>
+    </w:lvl>
+    <w:lvl w:ilvl="5" w:tplc="04090005" w:tentative="1">
+      <w:start w:val="1"/>
+      <w:numFmt w:val="bullet"/>
+      <w:lvlText w:val=""/>
+      <w:lvlJc w:val="left"/>
+      <w:pPr>
+        <w:ind w:left="4320" w:hanging="360"/>
+      </w:pPr>
+      <w:rPr>
+        <w:rFonts w:ascii="Wingdings" w:hAnsi="Wingdings" w:hint="default"/>
+      </w:rPr>
+    </w:lvl>
+    <w:lvl w:ilvl="6" w:tplc="04090001" w:tentative="1">
+      <w:start w:val="1"/>
+      <w:numFmt w:val="bullet"/>
+      <w:lvlText w:val=""/>
+      <w:lvlJc w:val="left"/>
+      <w:pPr>
+        <w:ind w:left="5040" w:hanging="360"/>
+      </w:pPr>
+      <w:rPr>
+        <w:rFonts w:ascii="Symbol" w:hAnsi="Symbol" w:hint="default"/>
+      </w:rPr>
+    </w:lvl>
+    <w:lvl w:ilvl="7" w:tplc="04090003" w:tentative="1">
+      <w:start w:val="1"/>
+      <w:numFmt w:val="bullet"/>
+      <w:lvlText w:val="o"/>
+      <w:lvlJc w:val="left"/>
+      <w:pPr>
+        <w:ind w:left="5760" w:hanging="360"/>
+      </w:pPr>
+      <w:rPr>
+        <w:rFonts w:ascii="Courier New" w:hAnsi="Courier New" w:cs="Courier New" w:hint="default"/>
+      </w:rPr>
+    </w:lvl>
+    <w:lvl w:ilvl="8" w:tplc="04090005" w:tentative="1">
+      <w:start w:val="1"/>
+      <w:numFmt w:val="bullet"/>
+      <w:lvlText w:val=""/>
+      <w:lvlJc w:val="left"/>
+      <w:pPr>
+        <w:ind w:left="6480" w:hanging="360"/>
+      </w:pPr>
+      <w:rPr>
+        <w:rFonts w:ascii="Wingdings" w:hAnsi="Wingdings" w:hint="default"/>
+      </w:rPr>
+    </w:lvl>
+  </w:abstractNum>
+  <w:abstractNum w:abstractNumId="41" w15:restartNumberingAfterBreak="0">
     <w:nsid w:val="6A10466C"/>
     <w:multiLevelType w:val="hybridMultilevel"/>
     <w:tmpl w:val="9D788878"/>
@@ -8953,7 +10308,7 @@
       </w:rPr>
     </w:lvl>
   </w:abstractNum>
-  <w:abstractNum w:abstractNumId="32" w15:restartNumberingAfterBreak="0">
+  <w:abstractNum w:abstractNumId="42" w15:restartNumberingAfterBreak="0">
     <w:nsid w:val="6E8D6858"/>
     <w:multiLevelType w:val="hybridMultilevel"/>
     <w:tmpl w:val="DD7090BC"/>
@@ -9039,10 +10394,123 @@
       </w:pPr>
     </w:lvl>
   </w:abstractNum>
-  <w:abstractNum w:abstractNumId="33" w15:restartNumberingAfterBreak="0">
+  <w:abstractNum w:abstractNumId="43" w15:restartNumberingAfterBreak="0">
+    <w:nsid w:val="701B10B8"/>
+    <w:multiLevelType w:val="hybridMultilevel"/>
+    <w:tmpl w:val="0DD4BECE"/>
+    <w:lvl w:ilvl="0" w:tplc="10090001">
+      <w:start w:val="1"/>
+      <w:numFmt w:val="bullet"/>
+      <w:lvlText w:val=""/>
+      <w:lvlJc w:val="left"/>
+      <w:pPr>
+        <w:ind w:left="720" w:hanging="360"/>
+      </w:pPr>
+      <w:rPr>
+        <w:rFonts w:ascii="Symbol" w:hAnsi="Symbol" w:hint="default"/>
+      </w:rPr>
+    </w:lvl>
+    <w:lvl w:ilvl="1" w:tplc="04090003" w:tentative="1">
+      <w:start w:val="1"/>
+      <w:numFmt w:val="bullet"/>
+      <w:lvlText w:val="o"/>
+      <w:lvlJc w:val="left"/>
+      <w:pPr>
+        <w:ind w:left="1440" w:hanging="360"/>
+      </w:pPr>
+      <w:rPr>
+        <w:rFonts w:ascii="Courier New" w:hAnsi="Courier New" w:cs="Courier New" w:hint="default"/>
+      </w:rPr>
+    </w:lvl>
+    <w:lvl w:ilvl="2" w:tplc="04090005" w:tentative="1">
+      <w:start w:val="1"/>
+      <w:numFmt w:val="bullet"/>
+      <w:lvlText w:val=""/>
+      <w:lvlJc w:val="left"/>
+      <w:pPr>
+        <w:ind w:left="2160" w:hanging="360"/>
+      </w:pPr>
+      <w:rPr>
+        <w:rFonts w:ascii="Wingdings" w:hAnsi="Wingdings" w:hint="default"/>
+      </w:rPr>
+    </w:lvl>
+    <w:lvl w:ilvl="3" w:tplc="04090001" w:tentative="1">
+      <w:start w:val="1"/>
+      <w:numFmt w:val="bullet"/>
+      <w:lvlText w:val=""/>
+      <w:lvlJc w:val="left"/>
+      <w:pPr>
+        <w:ind w:left="2880" w:hanging="360"/>
+      </w:pPr>
+      <w:rPr>
+        <w:rFonts w:ascii="Symbol" w:hAnsi="Symbol" w:hint="default"/>
+      </w:rPr>
+    </w:lvl>
+    <w:lvl w:ilvl="4" w:tplc="04090003" w:tentative="1">
+      <w:start w:val="1"/>
+      <w:numFmt w:val="bullet"/>
+      <w:lvlText w:val="o"/>
+      <w:lvlJc w:val="left"/>
+      <w:pPr>
+        <w:ind w:left="3600" w:hanging="360"/>
+      </w:pPr>
+      <w:rPr>
+        <w:rFonts w:ascii="Courier New" w:hAnsi="Courier New" w:cs="Courier New" w:hint="default"/>
+      </w:rPr>
+    </w:lvl>
+    <w:lvl w:ilvl="5" w:tplc="04090005" w:tentative="1">
+      <w:start w:val="1"/>
+      <w:numFmt w:val="bullet"/>
+      <w:lvlText w:val=""/>
+      <w:lvlJc w:val="left"/>
+      <w:pPr>
+        <w:ind w:left="4320" w:hanging="360"/>
+      </w:pPr>
+      <w:rPr>
+        <w:rFonts w:ascii="Wingdings" w:hAnsi="Wingdings" w:hint="default"/>
+      </w:rPr>
+    </w:lvl>
+    <w:lvl w:ilvl="6" w:tplc="04090001" w:tentative="1">
+      <w:start w:val="1"/>
+      <w:numFmt w:val="bullet"/>
+      <w:lvlText w:val=""/>
+      <w:lvlJc w:val="left"/>
+      <w:pPr>
+        <w:ind w:left="5040" w:hanging="360"/>
+      </w:pPr>
+      <w:rPr>
+        <w:rFonts w:ascii="Symbol" w:hAnsi="Symbol" w:hint="default"/>
+      </w:rPr>
+    </w:lvl>
+    <w:lvl w:ilvl="7" w:tplc="04090003" w:tentative="1">
+      <w:start w:val="1"/>
+      <w:numFmt w:val="bullet"/>
+      <w:lvlText w:val="o"/>
+      <w:lvlJc w:val="left"/>
+      <w:pPr>
+        <w:ind w:left="5760" w:hanging="360"/>
+      </w:pPr>
+      <w:rPr>
+        <w:rFonts w:ascii="Courier New" w:hAnsi="Courier New" w:cs="Courier New" w:hint="default"/>
+      </w:rPr>
+    </w:lvl>
+    <w:lvl w:ilvl="8" w:tplc="04090005" w:tentative="1">
+      <w:start w:val="1"/>
+      <w:numFmt w:val="bullet"/>
+      <w:lvlText w:val=""/>
+      <w:lvlJc w:val="left"/>
+      <w:pPr>
+        <w:ind w:left="6480" w:hanging="360"/>
+      </w:pPr>
+      <w:rPr>
+        <w:rFonts w:ascii="Wingdings" w:hAnsi="Wingdings" w:hint="default"/>
+      </w:rPr>
+    </w:lvl>
+  </w:abstractNum>
+  <w:abstractNum w:abstractNumId="44" w15:restartNumberingAfterBreak="0">
     <w:nsid w:val="73223C8F"/>
     <w:multiLevelType w:val="hybridMultilevel"/>
-    <w:tmpl w:val="0A745F94"/>
+    <w:tmpl w:val="74AEC31C"/>
     <w:lvl w:ilvl="0" w:tplc="10090001">
       <w:start w:val="1"/>
       <w:numFmt w:val="bullet"/>
@@ -9152,7 +10620,7 @@
       </w:rPr>
     </w:lvl>
   </w:abstractNum>
-  <w:abstractNum w:abstractNumId="34" w15:restartNumberingAfterBreak="0">
+  <w:abstractNum w:abstractNumId="45" w15:restartNumberingAfterBreak="0">
     <w:nsid w:val="74F76D54"/>
     <w:multiLevelType w:val="multilevel"/>
     <w:tmpl w:val="78DC2DE2"/>
@@ -9293,7 +10761,7 @@
       </w:rPr>
     </w:lvl>
   </w:abstractNum>
-  <w:abstractNum w:abstractNumId="35" w15:restartNumberingAfterBreak="0">
+  <w:abstractNum w:abstractNumId="46" w15:restartNumberingAfterBreak="0">
     <w:nsid w:val="775E354A"/>
     <w:multiLevelType w:val="hybridMultilevel"/>
     <w:tmpl w:val="2F8ED270"/>
@@ -9408,7 +10876,7 @@
       </w:rPr>
     </w:lvl>
   </w:abstractNum>
-  <w:abstractNum w:abstractNumId="36" w15:restartNumberingAfterBreak="0">
+  <w:abstractNum w:abstractNumId="47" w15:restartNumberingAfterBreak="0">
     <w:nsid w:val="780244AA"/>
     <w:multiLevelType w:val="multilevel"/>
     <w:tmpl w:val="E570AB82"/>
@@ -9557,7 +11025,7 @@
       </w:rPr>
     </w:lvl>
   </w:abstractNum>
-  <w:abstractNum w:abstractNumId="37" w15:restartNumberingAfterBreak="0">
+  <w:abstractNum w:abstractNumId="48" w15:restartNumberingAfterBreak="0">
     <w:nsid w:val="78407FA6"/>
     <w:multiLevelType w:val="hybridMultilevel"/>
     <w:tmpl w:val="7700B770"/>
@@ -9700,7 +11168,7 @@
       </w:rPr>
     </w:lvl>
   </w:abstractNum>
-  <w:abstractNum w:abstractNumId="38" w15:restartNumberingAfterBreak="0">
+  <w:abstractNum w:abstractNumId="49" w15:restartNumberingAfterBreak="0">
     <w:nsid w:val="78D73071"/>
     <w:multiLevelType w:val="hybridMultilevel"/>
     <w:tmpl w:val="17B6FA8E"/>
@@ -9842,7 +11310,7 @@
       </w:rPr>
     </w:lvl>
   </w:abstractNum>
-  <w:abstractNum w:abstractNumId="39" w15:restartNumberingAfterBreak="0">
+  <w:abstractNum w:abstractNumId="50" w15:restartNumberingAfterBreak="0">
     <w:nsid w:val="79A20F4E"/>
     <w:multiLevelType w:val="hybridMultilevel"/>
     <w:tmpl w:val="E8ACD3BC"/>
@@ -9954,7 +11422,119 @@
       </w:rPr>
     </w:lvl>
   </w:abstractNum>
-  <w:abstractNum w:abstractNumId="40" w15:restartNumberingAfterBreak="0">
+  <w:abstractNum w:abstractNumId="51" w15:restartNumberingAfterBreak="0">
+    <w:nsid w:val="7A4D3C5F"/>
+    <w:multiLevelType w:val="hybridMultilevel"/>
+    <w:tmpl w:val="3E7ECE8A"/>
+    <w:lvl w:ilvl="0" w:tplc="BA3C1656">
+      <w:numFmt w:val="bullet"/>
+      <w:lvlText w:val=""/>
+      <w:lvlJc w:val="left"/>
+      <w:pPr>
+        <w:ind w:left="720" w:hanging="360"/>
+      </w:pPr>
+      <w:rPr>
+        <w:rFonts w:ascii="Calibri Light" w:eastAsia="MS Mincho" w:hAnsi="Calibri Light" w:cs="Calibri Light" w:hint="default"/>
+      </w:rPr>
+    </w:lvl>
+    <w:lvl w:ilvl="1" w:tplc="04090003" w:tentative="1">
+      <w:start w:val="1"/>
+      <w:numFmt w:val="bullet"/>
+      <w:lvlText w:val="o"/>
+      <w:lvlJc w:val="left"/>
+      <w:pPr>
+        <w:ind w:left="1440" w:hanging="360"/>
+      </w:pPr>
+      <w:rPr>
+        <w:rFonts w:ascii="Courier New" w:hAnsi="Courier New" w:cs="Courier New" w:hint="default"/>
+      </w:rPr>
+    </w:lvl>
+    <w:lvl w:ilvl="2" w:tplc="04090005" w:tentative="1">
+      <w:start w:val="1"/>
+      <w:numFmt w:val="bullet"/>
+      <w:lvlText w:val=""/>
+      <w:lvlJc w:val="left"/>
+      <w:pPr>
+        <w:ind w:left="2160" w:hanging="360"/>
+      </w:pPr>
+      <w:rPr>
+        <w:rFonts w:ascii="Wingdings" w:hAnsi="Wingdings" w:hint="default"/>
+      </w:rPr>
+    </w:lvl>
+    <w:lvl w:ilvl="3" w:tplc="04090001" w:tentative="1">
+      <w:start w:val="1"/>
+      <w:numFmt w:val="bullet"/>
+      <w:lvlText w:val=""/>
+      <w:lvlJc w:val="left"/>
+      <w:pPr>
+        <w:ind w:left="2880" w:hanging="360"/>
+      </w:pPr>
+      <w:rPr>
+        <w:rFonts w:ascii="Symbol" w:hAnsi="Symbol" w:hint="default"/>
+      </w:rPr>
+    </w:lvl>
+    <w:lvl w:ilvl="4" w:tplc="04090003" w:tentative="1">
+      <w:start w:val="1"/>
+      <w:numFmt w:val="bullet"/>
+      <w:lvlText w:val="o"/>
+      <w:lvlJc w:val="left"/>
+      <w:pPr>
+        <w:ind w:left="3600" w:hanging="360"/>
+      </w:pPr>
+      <w:rPr>
+        <w:rFonts w:ascii="Courier New" w:hAnsi="Courier New" w:cs="Courier New" w:hint="default"/>
+      </w:rPr>
+    </w:lvl>
+    <w:lvl w:ilvl="5" w:tplc="04090005" w:tentative="1">
+      <w:start w:val="1"/>
+      <w:numFmt w:val="bullet"/>
+      <w:lvlText w:val=""/>
+      <w:lvlJc w:val="left"/>
+      <w:pPr>
+        <w:ind w:left="4320" w:hanging="360"/>
+      </w:pPr>
+      <w:rPr>
+        <w:rFonts w:ascii="Wingdings" w:hAnsi="Wingdings" w:hint="default"/>
+      </w:rPr>
+    </w:lvl>
+    <w:lvl w:ilvl="6" w:tplc="04090001" w:tentative="1">
+      <w:start w:val="1"/>
+      <w:numFmt w:val="bullet"/>
+      <w:lvlText w:val=""/>
+      <w:lvlJc w:val="left"/>
+      <w:pPr>
+        <w:ind w:left="5040" w:hanging="360"/>
+      </w:pPr>
+      <w:rPr>
+        <w:rFonts w:ascii="Symbol" w:hAnsi="Symbol" w:hint="default"/>
+      </w:rPr>
+    </w:lvl>
+    <w:lvl w:ilvl="7" w:tplc="04090003" w:tentative="1">
+      <w:start w:val="1"/>
+      <w:numFmt w:val="bullet"/>
+      <w:lvlText w:val="o"/>
+      <w:lvlJc w:val="left"/>
+      <w:pPr>
+        <w:ind w:left="5760" w:hanging="360"/>
+      </w:pPr>
+      <w:rPr>
+        <w:rFonts w:ascii="Courier New" w:hAnsi="Courier New" w:cs="Courier New" w:hint="default"/>
+      </w:rPr>
+    </w:lvl>
+    <w:lvl w:ilvl="8" w:tplc="04090005" w:tentative="1">
+      <w:start w:val="1"/>
+      <w:numFmt w:val="bullet"/>
+      <w:lvlText w:val=""/>
+      <w:lvlJc w:val="left"/>
+      <w:pPr>
+        <w:ind w:left="6480" w:hanging="360"/>
+      </w:pPr>
+      <w:rPr>
+        <w:rFonts w:ascii="Wingdings" w:hAnsi="Wingdings" w:hint="default"/>
+      </w:rPr>
+    </w:lvl>
+  </w:abstractNum>
+  <w:abstractNum w:abstractNumId="52" w15:restartNumberingAfterBreak="0">
     <w:nsid w:val="7D3367B1"/>
     <w:multiLevelType w:val="hybridMultilevel"/>
     <w:tmpl w:val="9A90F8AC"/>
@@ -10096,7 +11676,7 @@
       </w:rPr>
     </w:lvl>
   </w:abstractNum>
-  <w:abstractNum w:abstractNumId="41" w15:restartNumberingAfterBreak="0">
+  <w:abstractNum w:abstractNumId="53" w15:restartNumberingAfterBreak="0">
     <w:nsid w:val="7E9F7920"/>
     <w:multiLevelType w:val="hybridMultilevel"/>
     <w:tmpl w:val="4184F516"/>
@@ -10209,7 +11789,7 @@
       </w:rPr>
     </w:lvl>
   </w:abstractNum>
-  <w:abstractNum w:abstractNumId="42" w15:restartNumberingAfterBreak="0">
+  <w:abstractNum w:abstractNumId="54" w15:restartNumberingAfterBreak="0">
     <w:nsid w:val="7F856DF7"/>
     <w:multiLevelType w:val="hybridMultilevel"/>
     <w:tmpl w:val="B57034E6"/>
@@ -10324,7 +11904,7 @@
       </w:rPr>
     </w:lvl>
   </w:abstractNum>
-  <w:abstractNum w:abstractNumId="43" w15:restartNumberingAfterBreak="0">
+  <w:abstractNum w:abstractNumId="55" w15:restartNumberingAfterBreak="0">
     <w:nsid w:val="7FE956B7"/>
     <w:multiLevelType w:val="hybridMultilevel"/>
     <w:tmpl w:val="F1CA8CE6"/>
@@ -10438,19 +12018,19 @@
     </w:lvl>
   </w:abstractNum>
   <w:num w:numId="1" w16cid:durableId="1209415969">
-    <w:abstractNumId w:val="34"/>
+    <w:abstractNumId w:val="45"/>
   </w:num>
   <w:num w:numId="2" w16cid:durableId="2115589215">
-    <w:abstractNumId w:val="14"/>
+    <w:abstractNumId w:val="15"/>
   </w:num>
   <w:num w:numId="3" w16cid:durableId="1800759187">
     <w:abstractNumId w:val="4"/>
   </w:num>
   <w:num w:numId="4" w16cid:durableId="1807621520">
-    <w:abstractNumId w:val="38"/>
+    <w:abstractNumId w:val="49"/>
   </w:num>
   <w:num w:numId="5" w16cid:durableId="1932158535">
-    <w:abstractNumId w:val="18"/>
+    <w:abstractNumId w:val="22"/>
   </w:num>
   <w:num w:numId="6" w16cid:durableId="1649896173">
     <w:abstractNumId w:val="9"/>
@@ -10459,61 +12039,61 @@
     <w:abstractNumId w:val="1"/>
   </w:num>
   <w:num w:numId="8" w16cid:durableId="1276592949">
-    <w:abstractNumId w:val="31"/>
+    <w:abstractNumId w:val="41"/>
   </w:num>
   <w:num w:numId="9" w16cid:durableId="2102528761">
-    <w:abstractNumId w:val="25"/>
+    <w:abstractNumId w:val="32"/>
   </w:num>
   <w:num w:numId="10" w16cid:durableId="173961387">
     <w:abstractNumId w:val="0"/>
   </w:num>
   <w:num w:numId="11" w16cid:durableId="1839496169">
-    <w:abstractNumId w:val="21"/>
+    <w:abstractNumId w:val="26"/>
   </w:num>
   <w:num w:numId="12" w16cid:durableId="195896900">
     <w:abstractNumId w:val="6"/>
   </w:num>
   <w:num w:numId="13" w16cid:durableId="407771189">
-    <w:abstractNumId w:val="37"/>
+    <w:abstractNumId w:val="48"/>
   </w:num>
   <w:num w:numId="14" w16cid:durableId="1161386861">
     <w:abstractNumId w:val="5"/>
   </w:num>
   <w:num w:numId="15" w16cid:durableId="1828932373">
-    <w:abstractNumId w:val="16"/>
+    <w:abstractNumId w:val="17"/>
   </w:num>
   <w:num w:numId="16" w16cid:durableId="1602756796">
-    <w:abstractNumId w:val="42"/>
+    <w:abstractNumId w:val="54"/>
   </w:num>
   <w:num w:numId="17" w16cid:durableId="1651399202">
-    <w:abstractNumId w:val="43"/>
+    <w:abstractNumId w:val="55"/>
   </w:num>
   <w:num w:numId="18" w16cid:durableId="36439164">
-    <w:abstractNumId w:val="13"/>
+    <w:abstractNumId w:val="14"/>
   </w:num>
   <w:num w:numId="19" w16cid:durableId="1260485931">
-    <w:abstractNumId w:val="29"/>
+    <w:abstractNumId w:val="38"/>
   </w:num>
   <w:num w:numId="20" w16cid:durableId="913318371">
-    <w:abstractNumId w:val="40"/>
+    <w:abstractNumId w:val="52"/>
   </w:num>
   <w:num w:numId="21" w16cid:durableId="1813446716">
-    <w:abstractNumId w:val="23"/>
+    <w:abstractNumId w:val="30"/>
   </w:num>
   <w:num w:numId="22" w16cid:durableId="1901557798">
     <w:abstractNumId w:val="2"/>
   </w:num>
   <w:num w:numId="23" w16cid:durableId="98836924">
-    <w:abstractNumId w:val="27"/>
+    <w:abstractNumId w:val="35"/>
   </w:num>
   <w:num w:numId="24" w16cid:durableId="284046642">
-    <w:abstractNumId w:val="28"/>
+    <w:abstractNumId w:val="36"/>
   </w:num>
   <w:num w:numId="25" w16cid:durableId="2000576659">
-    <w:abstractNumId w:val="20"/>
+    <w:abstractNumId w:val="24"/>
   </w:num>
   <w:num w:numId="26" w16cid:durableId="1837837512">
-    <w:abstractNumId w:val="35"/>
+    <w:abstractNumId w:val="46"/>
   </w:num>
   <w:num w:numId="27" w16cid:durableId="1461457547">
     <w:abstractNumId w:val="3"/>
@@ -10522,19 +12102,19 @@
     <w:abstractNumId w:val="11"/>
   </w:num>
   <w:num w:numId="29" w16cid:durableId="1651400898">
-    <w:abstractNumId w:val="26"/>
+    <w:abstractNumId w:val="34"/>
   </w:num>
   <w:num w:numId="30" w16cid:durableId="1429542942">
-    <w:abstractNumId w:val="24"/>
+    <w:abstractNumId w:val="31"/>
   </w:num>
   <w:num w:numId="31" w16cid:durableId="57483912">
-    <w:abstractNumId w:val="39"/>
+    <w:abstractNumId w:val="50"/>
   </w:num>
   <w:num w:numId="32" w16cid:durableId="1725641348">
-    <w:abstractNumId w:val="12"/>
+    <w:abstractNumId w:val="13"/>
   </w:num>
   <w:num w:numId="33" w16cid:durableId="33047866">
-    <w:abstractNumId w:val="17"/>
+    <w:abstractNumId w:val="18"/>
   </w:num>
   <w:num w:numId="34" w16cid:durableId="498425943">
     <w:abstractNumId w:val="10"/>
@@ -10546,28 +12126,64 @@
     <w:abstractNumId w:val="7"/>
   </w:num>
   <w:num w:numId="37" w16cid:durableId="1114325522">
-    <w:abstractNumId w:val="22"/>
+    <w:abstractNumId w:val="28"/>
   </w:num>
   <w:num w:numId="38" w16cid:durableId="1170099305">
-    <w:abstractNumId w:val="32"/>
+    <w:abstractNumId w:val="42"/>
   </w:num>
   <w:num w:numId="39" w16cid:durableId="1872379026">
+    <w:abstractNumId w:val="23"/>
+  </w:num>
+  <w:num w:numId="40" w16cid:durableId="2092502481">
+    <w:abstractNumId w:val="16"/>
+  </w:num>
+  <w:num w:numId="41" w16cid:durableId="1871990457">
+    <w:abstractNumId w:val="44"/>
+  </w:num>
+  <w:num w:numId="42" w16cid:durableId="985400589">
+    <w:abstractNumId w:val="39"/>
+  </w:num>
+  <w:num w:numId="43" w16cid:durableId="324674190">
+    <w:abstractNumId w:val="47"/>
+  </w:num>
+  <w:num w:numId="44" w16cid:durableId="1345664883">
+    <w:abstractNumId w:val="53"/>
+  </w:num>
+  <w:num w:numId="45" w16cid:durableId="493255702">
     <w:abstractNumId w:val="19"/>
   </w:num>
-  <w:num w:numId="40" w16cid:durableId="2092502481">
-    <w:abstractNumId w:val="15"/>
+  <w:num w:numId="46" w16cid:durableId="1251695798">
+    <w:abstractNumId w:val="37"/>
   </w:num>
-  <w:num w:numId="41" w16cid:durableId="1871990457">
+  <w:num w:numId="47" w16cid:durableId="427773099">
+    <w:abstractNumId w:val="29"/>
+  </w:num>
+  <w:num w:numId="48" w16cid:durableId="267389787">
     <w:abstractNumId w:val="33"/>
   </w:num>
-  <w:num w:numId="42" w16cid:durableId="985400589">
-    <w:abstractNumId w:val="30"/>
+  <w:num w:numId="49" w16cid:durableId="1159271627">
+    <w:abstractNumId w:val="51"/>
   </w:num>
-  <w:num w:numId="43" w16cid:durableId="324674190">
-    <w:abstractNumId w:val="36"/>
+  <w:num w:numId="50" w16cid:durableId="499005796">
+    <w:abstractNumId w:val="40"/>
   </w:num>
-  <w:num w:numId="44" w16cid:durableId="1345664883">
-    <w:abstractNumId w:val="41"/>
+  <w:num w:numId="51" w16cid:durableId="394472009">
+    <w:abstractNumId w:val="43"/>
+  </w:num>
+  <w:num w:numId="52" w16cid:durableId="1493332424">
+    <w:abstractNumId w:val="25"/>
+  </w:num>
+  <w:num w:numId="53" w16cid:durableId="1208029740">
+    <w:abstractNumId w:val="27"/>
+  </w:num>
+  <w:num w:numId="54" w16cid:durableId="1859196060">
+    <w:abstractNumId w:val="21"/>
+  </w:num>
+  <w:num w:numId="55" w16cid:durableId="938101906">
+    <w:abstractNumId w:val="20"/>
+  </w:num>
+  <w:num w:numId="56" w16cid:durableId="857620404">
+    <w:abstractNumId w:val="12"/>
   </w:num>
   <w:numIdMacAtCleanup w:val="3"/>
 </w:numbering>
@@ -10958,7 +12574,7 @@
   <w:style w:type="paragraph" w:default="1" w:styleId="Normal">
     <w:name w:val="Normal"/>
     <w:qFormat/>
-    <w:rsid w:val="00D96280"/>
+    <w:rsid w:val="00140127"/>
     <w:rPr>
       <w:sz w:val="24"/>
       <w:szCs w:val="24"/>

--- a/public/Resume/Adeyneous_Kpoto_Updated Resume2.docx
+++ b/public/Resume/Adeyneous_Kpoto_Updated Resume2.docx
@@ -88,15 +88,7 @@
           <w:sz w:val="20"/>
           <w:szCs w:val="20"/>
         </w:rPr>
-        <w:t>Plymouth</w:t>
-      </w:r>
-      <w:r>
-        <w:rPr>
-          <w:rFonts w:asciiTheme="majorHAnsi" w:hAnsiTheme="majorHAnsi" w:cstheme="majorHAnsi"/>
-          <w:sz w:val="20"/>
-          <w:szCs w:val="20"/>
-        </w:rPr>
-        <w:t xml:space="preserve">, MN 55303 </w:t>
+        <w:t xml:space="preserve"> </w:t>
       </w:r>
       <w:r>
         <w:rPr>
@@ -213,22 +205,14 @@
       <w:r>
         <w:t>|</w:t>
       </w:r>
-      <w:r>
-        <w:rPr>
-          <w:rFonts w:asciiTheme="majorHAnsi" w:hAnsiTheme="majorHAnsi" w:cstheme="majorHAnsi"/>
-          <w:sz w:val="20"/>
-          <w:szCs w:val="20"/>
-        </w:rPr>
-        <w:t xml:space="preserve">3501 </w:t>
-      </w:r>
-      <w:r>
-        <w:rPr>
-          <w:rFonts w:asciiTheme="majorHAnsi" w:hAnsiTheme="majorHAnsi" w:cstheme="majorHAnsi"/>
-          <w:sz w:val="20"/>
-          <w:szCs w:val="20"/>
-        </w:rPr>
-        <w:t>Xenium Ln N Plymouth MN</w:t>
-      </w:r>
+      <w:hyperlink r:id="rId9" w:history="1">
+        <w:r>
+          <w:rPr>
+            <w:rStyle w:val="Hyperlink"/>
+          </w:rPr>
+          <w:t>https://www.adeyneouskpoto.com/</w:t>
+        </w:r>
+      </w:hyperlink>
     </w:p>
     <w:p>
       <w:pPr>
@@ -2161,27 +2145,7 @@
           <w:shd w:val="clear" w:color="auto" w:fill="FFFFFF"/>
         </w:rPr>
         <w:lastRenderedPageBreak/>
-        <w:t>Worked with 400G optical networking (</w:t>
-      </w:r>
-      <w:proofErr w:type="gramStart"/>
-      <w:r>
-        <w:rPr>
-          <w:rFonts w:asciiTheme="majorHAnsi" w:hAnsiTheme="majorHAnsi" w:cstheme="majorHAnsi"/>
-          <w:sz w:val="20"/>
-          <w:szCs w:val="20"/>
-          <w:shd w:val="clear" w:color="auto" w:fill="FFFFFF"/>
-        </w:rPr>
-        <w:t>MPO  breakout</w:t>
-      </w:r>
-      <w:proofErr w:type="gramEnd"/>
-      <w:r>
-        <w:rPr>
-          <w:rFonts w:asciiTheme="majorHAnsi" w:hAnsiTheme="majorHAnsi" w:cstheme="majorHAnsi"/>
-          <w:sz w:val="20"/>
-          <w:szCs w:val="20"/>
-          <w:shd w:val="clear" w:color="auto" w:fill="FFFFFF"/>
-        </w:rPr>
-        <w:t xml:space="preserve"> cables) to maintain high-throughput inter-rack communication </w:t>
+        <w:t xml:space="preserve">Worked with 400G optical networking (MPO breakout cables) to maintain high-throughput inter-rack communication </w:t>
       </w:r>
     </w:p>
     <w:p>
@@ -2439,7 +2403,6 @@
         <w:jc w:val="both"/>
         <w:rPr>
           <w:rFonts w:asciiTheme="majorHAnsi" w:hAnsiTheme="majorHAnsi" w:cstheme="majorHAnsi"/>
-          <w:b/>
           <w:bCs/>
           <w:sz w:val="20"/>
           <w:szCs w:val="20"/>
@@ -2449,55 +2412,36 @@
       <w:r>
         <w:rPr>
           <w:rFonts w:asciiTheme="majorHAnsi" w:hAnsiTheme="majorHAnsi" w:cstheme="majorHAnsi"/>
-          <w:b/>
-          <w:sz w:val="20"/>
-          <w:szCs w:val="20"/>
-        </w:rPr>
-        <w:t>Beckman Coulter</w:t>
-      </w:r>
-      <w:r>
-        <w:rPr>
-          <w:rFonts w:asciiTheme="majorHAnsi" w:hAnsiTheme="majorHAnsi" w:cstheme="majorHAnsi"/>
-          <w:b/>
-          <w:sz w:val="20"/>
-          <w:szCs w:val="20"/>
-        </w:rPr>
-        <w:t>–</w:t>
-      </w:r>
-      <w:r>
+          <w:bCs/>
+          <w:sz w:val="20"/>
+          <w:szCs w:val="20"/>
+        </w:rPr>
+        <w:t>Beckman Coulter–</w:t>
+      </w:r>
+      <w:r>
+        <w:rPr>
+          <w:bCs/>
+        </w:rPr>
         <w:t xml:space="preserve"> </w:t>
       </w:r>
       <w:r>
         <w:rPr>
           <w:rFonts w:asciiTheme="majorHAnsi" w:hAnsiTheme="majorHAnsi" w:cstheme="majorHAnsi"/>
-          <w:b/>
           <w:bCs/>
           <w:sz w:val="20"/>
           <w:szCs w:val="20"/>
           <w:lang w:val="en"/>
         </w:rPr>
-        <w:t>Document Control Specialist</w:t>
-      </w:r>
-      <w:r>
-        <w:rPr>
-          <w:rFonts w:asciiTheme="majorHAnsi" w:hAnsiTheme="majorHAnsi" w:cstheme="majorHAnsi"/>
-          <w:b/>
+        <w:t xml:space="preserve">Document Control Specialist                                                                                        </w:t>
+      </w:r>
+      <w:r>
+        <w:rPr>
+          <w:rFonts w:asciiTheme="majorHAnsi" w:hAnsiTheme="majorHAnsi" w:cstheme="majorHAnsi"/>
           <w:bCs/>
           <w:sz w:val="20"/>
           <w:szCs w:val="20"/>
           <w:lang w:val="en"/>
         </w:rPr>
-        <w:t xml:space="preserve">                                                                                        </w:t>
-      </w:r>
-      <w:r>
-        <w:rPr>
-          <w:rFonts w:asciiTheme="majorHAnsi" w:hAnsiTheme="majorHAnsi" w:cstheme="majorHAnsi"/>
-          <w:b/>
-          <w:bCs/>
-          <w:sz w:val="20"/>
-          <w:szCs w:val="20"/>
-          <w:lang w:val="en"/>
-        </w:rPr>
         <w:t xml:space="preserve"> </w:t>
       </w:r>
       <w:r>
@@ -2516,16 +2460,7 @@
           <w:sz w:val="20"/>
           <w:szCs w:val="20"/>
         </w:rPr>
-        <w:t>-</w:t>
-      </w:r>
-      <w:r>
-        <w:rPr>
-          <w:rFonts w:asciiTheme="majorHAnsi" w:hAnsiTheme="majorHAnsi" w:cstheme="majorHAnsi"/>
-          <w:bCs/>
-          <w:sz w:val="20"/>
-          <w:szCs w:val="20"/>
-        </w:rPr>
-        <w:t xml:space="preserve"> </w:t>
+        <w:t xml:space="preserve">- </w:t>
       </w:r>
       <w:r>
         <w:rPr>
@@ -2546,7 +2481,7 @@
         <w:jc w:val="both"/>
         <w:rPr>
           <w:rFonts w:asciiTheme="majorHAnsi" w:hAnsiTheme="majorHAnsi" w:cstheme="majorHAnsi"/>
-          <w:b/>
+          <w:bCs/>
           <w:sz w:val="20"/>
           <w:szCs w:val="20"/>
         </w:rPr>
@@ -2566,6 +2501,7 @@
         <w:jc w:val="both"/>
         <w:rPr>
           <w:rFonts w:asciiTheme="majorHAnsi" w:hAnsiTheme="majorHAnsi" w:cstheme="majorHAnsi"/>
+          <w:bCs/>
           <w:sz w:val="20"/>
           <w:szCs w:val="20"/>
           <w:shd w:val="clear" w:color="auto" w:fill="FFFFFF"/>
@@ -2574,31 +2510,12 @@
       <w:r>
         <w:rPr>
           <w:rFonts w:asciiTheme="majorHAnsi" w:hAnsiTheme="majorHAnsi" w:cstheme="majorHAnsi"/>
+          <w:bCs/>
           <w:sz w:val="20"/>
           <w:szCs w:val="20"/>
           <w:shd w:val="clear" w:color="auto" w:fill="FFFFFF"/>
         </w:rPr>
-        <w:t xml:space="preserve">Managed </w:t>
-      </w:r>
-      <w:r>
-        <w:rPr>
-          <w:rFonts w:asciiTheme="majorHAnsi" w:hAnsiTheme="majorHAnsi" w:cstheme="majorHAnsi"/>
-          <w:b/>
-          <w:bCs/>
-          <w:sz w:val="20"/>
-          <w:szCs w:val="20"/>
-          <w:shd w:val="clear" w:color="auto" w:fill="FFFFFF"/>
-        </w:rPr>
-        <w:t>regulated documentation systems (FDA QSR)</w:t>
-      </w:r>
-      <w:r>
-        <w:rPr>
-          <w:rFonts w:asciiTheme="majorHAnsi" w:hAnsiTheme="majorHAnsi" w:cstheme="majorHAnsi"/>
-          <w:sz w:val="20"/>
-          <w:szCs w:val="20"/>
-          <w:shd w:val="clear" w:color="auto" w:fill="FFFFFF"/>
-        </w:rPr>
-        <w:t xml:space="preserve"> ensuring compliance and audit readiness </w:t>
+        <w:t xml:space="preserve">Managed regulated documentation systems (FDA QSR) ensuring compliance and audit readiness </w:t>
       </w:r>
     </w:p>
     <w:p>
@@ -2615,6 +2532,7 @@
         <w:jc w:val="both"/>
         <w:rPr>
           <w:rFonts w:asciiTheme="majorHAnsi" w:hAnsiTheme="majorHAnsi" w:cstheme="majorHAnsi"/>
+          <w:bCs/>
           <w:sz w:val="20"/>
           <w:szCs w:val="20"/>
           <w:shd w:val="clear" w:color="auto" w:fill="FFFFFF"/>
@@ -2623,31 +2541,12 @@
       <w:r>
         <w:rPr>
           <w:rFonts w:asciiTheme="majorHAnsi" w:hAnsiTheme="majorHAnsi" w:cstheme="majorHAnsi"/>
+          <w:bCs/>
           <w:sz w:val="20"/>
           <w:szCs w:val="20"/>
           <w:shd w:val="clear" w:color="auto" w:fill="FFFFFF"/>
         </w:rPr>
-        <w:t xml:space="preserve">Improved workflow efficiency by optimizing </w:t>
-      </w:r>
-      <w:r>
-        <w:rPr>
-          <w:rFonts w:asciiTheme="majorHAnsi" w:hAnsiTheme="majorHAnsi" w:cstheme="majorHAnsi"/>
-          <w:b/>
-          <w:bCs/>
-          <w:sz w:val="20"/>
-          <w:szCs w:val="20"/>
-          <w:shd w:val="clear" w:color="auto" w:fill="FFFFFF"/>
-        </w:rPr>
-        <w:t>document tracking, retrieval, and version control processes</w:t>
-      </w:r>
-      <w:r>
-        <w:rPr>
-          <w:rFonts w:asciiTheme="majorHAnsi" w:hAnsiTheme="majorHAnsi" w:cstheme="majorHAnsi"/>
-          <w:sz w:val="20"/>
-          <w:szCs w:val="20"/>
-          <w:shd w:val="clear" w:color="auto" w:fill="FFFFFF"/>
-        </w:rPr>
-        <w:t xml:space="preserve"> </w:t>
+        <w:t xml:space="preserve">Improved workflow efficiency by optimizing document tracking, retrieval, and version control processes </w:t>
       </w:r>
     </w:p>
     <w:p>
@@ -2664,30 +2563,20 @@
         <w:jc w:val="both"/>
         <w:rPr>
           <w:rFonts w:asciiTheme="majorHAnsi" w:hAnsiTheme="majorHAnsi" w:cstheme="majorHAnsi"/>
-          <w:b/>
-          <w:sz w:val="20"/>
-          <w:szCs w:val="20"/>
-        </w:rPr>
-      </w:pPr>
-      <w:r>
-        <w:rPr>
-          <w:rFonts w:asciiTheme="majorHAnsi" w:hAnsiTheme="majorHAnsi" w:cstheme="majorHAnsi"/>
+          <w:bCs/>
+          <w:sz w:val="20"/>
+          <w:szCs w:val="20"/>
+        </w:rPr>
+      </w:pPr>
+      <w:r>
+        <w:rPr>
+          <w:rFonts w:asciiTheme="majorHAnsi" w:hAnsiTheme="majorHAnsi" w:cstheme="majorHAnsi"/>
+          <w:bCs/>
           <w:sz w:val="20"/>
           <w:szCs w:val="20"/>
           <w:shd w:val="clear" w:color="auto" w:fill="FFFFFF"/>
         </w:rPr>
-        <w:t xml:space="preserve">Supported cross-functional teams with </w:t>
-      </w:r>
-      <w:r>
-        <w:rPr>
-          <w:rFonts w:asciiTheme="majorHAnsi" w:hAnsiTheme="majorHAnsi" w:cstheme="majorHAnsi"/>
-          <w:b/>
-          <w:bCs/>
-          <w:sz w:val="20"/>
-          <w:szCs w:val="20"/>
-          <w:shd w:val="clear" w:color="auto" w:fill="FFFFFF"/>
-        </w:rPr>
-        <w:t>data integrity, compliance reporting, and process documentation</w:t>
+        <w:t>Supported cross-functional teams with data integrity, compliance reporting, and process documentation</w:t>
       </w:r>
     </w:p>
     <w:p>
@@ -2699,7 +2588,7 @@
         <w:jc w:val="both"/>
         <w:rPr>
           <w:rFonts w:asciiTheme="majorHAnsi" w:hAnsiTheme="majorHAnsi" w:cstheme="majorHAnsi"/>
-          <w:b/>
+          <w:bCs/>
           <w:sz w:val="20"/>
           <w:szCs w:val="20"/>
         </w:rPr>
@@ -2714,15 +2603,15 @@
         <w:jc w:val="both"/>
         <w:rPr>
           <w:rFonts w:asciiTheme="majorHAnsi" w:hAnsiTheme="majorHAnsi" w:cstheme="majorHAnsi"/>
-          <w:b/>
-          <w:sz w:val="20"/>
-          <w:szCs w:val="20"/>
-        </w:rPr>
-      </w:pPr>
-      <w:r>
-        <w:rPr>
-          <w:rFonts w:asciiTheme="majorHAnsi" w:hAnsiTheme="majorHAnsi" w:cstheme="majorHAnsi"/>
-          <w:b/>
+          <w:bCs/>
+          <w:sz w:val="20"/>
+          <w:szCs w:val="20"/>
+        </w:rPr>
+      </w:pPr>
+      <w:r>
+        <w:rPr>
+          <w:rFonts w:asciiTheme="majorHAnsi" w:hAnsiTheme="majorHAnsi" w:cstheme="majorHAnsi"/>
+          <w:bCs/>
           <w:sz w:val="20"/>
           <w:szCs w:val="20"/>
         </w:rPr>
@@ -2731,7 +2620,7 @@
       <w:r>
         <w:rPr>
           <w:rFonts w:asciiTheme="majorHAnsi" w:hAnsiTheme="majorHAnsi" w:cstheme="majorHAnsi"/>
-          <w:b/>
+          <w:bCs/>
           <w:sz w:val="20"/>
           <w:szCs w:val="20"/>
         </w:rPr>
@@ -2740,37 +2629,31 @@
       <w:r>
         <w:rPr>
           <w:rFonts w:asciiTheme="majorHAnsi" w:hAnsiTheme="majorHAnsi" w:cstheme="majorHAnsi"/>
-          <w:b/>
-          <w:sz w:val="20"/>
-          <w:szCs w:val="20"/>
-        </w:rPr>
-        <w:t>Buy</w:t>
-      </w:r>
-      <w:r>
-        <w:rPr>
-          <w:rFonts w:asciiTheme="majorHAnsi" w:hAnsiTheme="majorHAnsi" w:cstheme="majorHAnsi"/>
-          <w:b/>
-          <w:sz w:val="20"/>
-          <w:szCs w:val="20"/>
+          <w:bCs/>
+          <w:sz w:val="20"/>
+          <w:szCs w:val="20"/>
+        </w:rPr>
+        <w:t xml:space="preserve">Buy </w:t>
+      </w:r>
+      <w:r>
+        <w:rPr>
+          <w:rFonts w:asciiTheme="majorHAnsi" w:hAnsiTheme="majorHAnsi" w:cstheme="majorHAnsi"/>
+          <w:bCs/>
+          <w:sz w:val="20"/>
+          <w:szCs w:val="20"/>
+        </w:rPr>
+        <w:t>–</w:t>
+      </w:r>
+      <w:r>
+        <w:rPr>
+          <w:bCs/>
         </w:rPr>
         <w:t xml:space="preserve"> </w:t>
       </w:r>
       <w:r>
         <w:rPr>
           <w:rFonts w:asciiTheme="majorHAnsi" w:hAnsiTheme="majorHAnsi" w:cstheme="majorHAnsi"/>
-          <w:b/>
-          <w:sz w:val="20"/>
-          <w:szCs w:val="20"/>
-        </w:rPr>
-        <w:t>–</w:t>
-      </w:r>
-      <w:r>
-        <w:t xml:space="preserve"> </w:t>
-      </w:r>
-      <w:r>
-        <w:rPr>
-          <w:rFonts w:asciiTheme="majorHAnsi" w:hAnsiTheme="majorHAnsi" w:cstheme="majorHAnsi"/>
-          <w:b/>
+          <w:bCs/>
           <w:sz w:val="20"/>
           <w:szCs w:val="20"/>
         </w:rPr>
@@ -2779,7 +2662,7 @@
       <w:r>
         <w:rPr>
           <w:rFonts w:asciiTheme="majorHAnsi" w:hAnsiTheme="majorHAnsi" w:cstheme="majorHAnsi"/>
-          <w:b/>
+          <w:bCs/>
           <w:sz w:val="20"/>
           <w:szCs w:val="20"/>
         </w:rPr>
@@ -2788,7 +2671,7 @@
       <w:r>
         <w:rPr>
           <w:rFonts w:asciiTheme="majorHAnsi" w:hAnsiTheme="majorHAnsi" w:cstheme="majorHAnsi"/>
-          <w:b/>
+          <w:bCs/>
           <w:sz w:val="20"/>
           <w:szCs w:val="20"/>
         </w:rPr>
@@ -2858,7 +2741,7 @@
         <w:jc w:val="both"/>
         <w:rPr>
           <w:rFonts w:asciiTheme="majorHAnsi" w:hAnsiTheme="majorHAnsi" w:cstheme="majorHAnsi"/>
-          <w:b/>
+          <w:bCs/>
           <w:sz w:val="20"/>
           <w:szCs w:val="20"/>
         </w:rPr>
@@ -2873,6 +2756,7 @@
         </w:numPr>
         <w:rPr>
           <w:rFonts w:asciiTheme="majorHAnsi" w:hAnsiTheme="majorHAnsi" w:cstheme="majorHAnsi"/>
+          <w:bCs/>
           <w:sz w:val="20"/>
           <w:szCs w:val="20"/>
           <w:shd w:val="clear" w:color="auto" w:fill="FFFFFF"/>
@@ -2881,31 +2765,12 @@
       <w:r>
         <w:rPr>
           <w:rFonts w:asciiTheme="majorHAnsi" w:hAnsiTheme="majorHAnsi" w:cstheme="majorHAnsi"/>
+          <w:bCs/>
           <w:sz w:val="20"/>
           <w:szCs w:val="20"/>
           <w:shd w:val="clear" w:color="auto" w:fill="FFFFFF"/>
         </w:rPr>
-        <w:t xml:space="preserve">Analyzed </w:t>
-      </w:r>
-      <w:r>
-        <w:rPr>
-          <w:rFonts w:asciiTheme="majorHAnsi" w:hAnsiTheme="majorHAnsi" w:cstheme="majorHAnsi"/>
-          <w:b/>
-          <w:bCs/>
-          <w:sz w:val="20"/>
-          <w:szCs w:val="20"/>
-          <w:shd w:val="clear" w:color="auto" w:fill="FFFFFF"/>
-        </w:rPr>
-        <w:t>real-time operational and security data</w:t>
-      </w:r>
-      <w:r>
-        <w:rPr>
-          <w:rFonts w:asciiTheme="majorHAnsi" w:hAnsiTheme="majorHAnsi" w:cstheme="majorHAnsi"/>
-          <w:sz w:val="20"/>
-          <w:szCs w:val="20"/>
-          <w:shd w:val="clear" w:color="auto" w:fill="FFFFFF"/>
-        </w:rPr>
-        <w:t xml:space="preserve">, identifying patterns and anomalies across multiple locations </w:t>
+        <w:t xml:space="preserve">Analyzed real-time operational and security data, identifying patterns and anomalies across multiple locations </w:t>
       </w:r>
     </w:p>
     <w:p>
@@ -2917,6 +2782,7 @@
         </w:numPr>
         <w:rPr>
           <w:rFonts w:asciiTheme="majorHAnsi" w:hAnsiTheme="majorHAnsi" w:cstheme="majorHAnsi"/>
+          <w:bCs/>
           <w:sz w:val="20"/>
           <w:szCs w:val="20"/>
           <w:shd w:val="clear" w:color="auto" w:fill="FFFFFF"/>
@@ -2925,31 +2791,12 @@
       <w:r>
         <w:rPr>
           <w:rFonts w:asciiTheme="majorHAnsi" w:hAnsiTheme="majorHAnsi" w:cstheme="majorHAnsi"/>
+          <w:bCs/>
           <w:sz w:val="20"/>
           <w:szCs w:val="20"/>
           <w:shd w:val="clear" w:color="auto" w:fill="FFFFFF"/>
         </w:rPr>
-        <w:t xml:space="preserve">Built </w:t>
-      </w:r>
-      <w:r>
-        <w:rPr>
-          <w:rFonts w:asciiTheme="majorHAnsi" w:hAnsiTheme="majorHAnsi" w:cstheme="majorHAnsi"/>
-          <w:b/>
-          <w:bCs/>
-          <w:sz w:val="20"/>
-          <w:szCs w:val="20"/>
-          <w:shd w:val="clear" w:color="auto" w:fill="FFFFFF"/>
-        </w:rPr>
-        <w:t>data visualization dashboards (Power BI/Tableau)</w:t>
-      </w:r>
-      <w:r>
-        <w:rPr>
-          <w:rFonts w:asciiTheme="majorHAnsi" w:hAnsiTheme="majorHAnsi" w:cstheme="majorHAnsi"/>
-          <w:sz w:val="20"/>
-          <w:szCs w:val="20"/>
-          <w:shd w:val="clear" w:color="auto" w:fill="FFFFFF"/>
-        </w:rPr>
-        <w:t xml:space="preserve"> to support decision-making and incident response </w:t>
+        <w:t xml:space="preserve">Built data visualization dashboards (Power BI/Tableau) to support decision-making and incident response </w:t>
       </w:r>
     </w:p>
     <w:p>
@@ -2961,6 +2808,7 @@
         </w:numPr>
         <w:rPr>
           <w:rFonts w:asciiTheme="majorHAnsi" w:hAnsiTheme="majorHAnsi" w:cstheme="majorHAnsi"/>
+          <w:bCs/>
           <w:sz w:val="20"/>
           <w:szCs w:val="20"/>
           <w:shd w:val="clear" w:color="auto" w:fill="FFFFFF"/>
@@ -2969,31 +2817,12 @@
       <w:r>
         <w:rPr>
           <w:rFonts w:asciiTheme="majorHAnsi" w:hAnsiTheme="majorHAnsi" w:cstheme="majorHAnsi"/>
+          <w:bCs/>
           <w:sz w:val="20"/>
           <w:szCs w:val="20"/>
           <w:shd w:val="clear" w:color="auto" w:fill="FFFFFF"/>
         </w:rPr>
-        <w:t xml:space="preserve">Collaborated with incident response teams to </w:t>
-      </w:r>
-      <w:r>
-        <w:rPr>
-          <w:rFonts w:asciiTheme="majorHAnsi" w:hAnsiTheme="majorHAnsi" w:cstheme="majorHAnsi"/>
-          <w:b/>
-          <w:bCs/>
-          <w:sz w:val="20"/>
-          <w:szCs w:val="20"/>
-          <w:shd w:val="clear" w:color="auto" w:fill="FFFFFF"/>
-        </w:rPr>
-        <w:t>detect and escalate threats</w:t>
-      </w:r>
-      <w:r>
-        <w:rPr>
-          <w:rFonts w:asciiTheme="majorHAnsi" w:hAnsiTheme="majorHAnsi" w:cstheme="majorHAnsi"/>
-          <w:sz w:val="20"/>
-          <w:szCs w:val="20"/>
-          <w:shd w:val="clear" w:color="auto" w:fill="FFFFFF"/>
-        </w:rPr>
-        <w:t>, improving operational awareness</w:t>
+        <w:t>Collaborated with incident response teams to detect and escalate threats, improving operational awareness</w:t>
       </w:r>
     </w:p>
     <w:p>
@@ -3005,7 +2834,7 @@
         <w:jc w:val="both"/>
         <w:rPr>
           <w:rFonts w:asciiTheme="majorHAnsi" w:hAnsiTheme="majorHAnsi" w:cstheme="majorHAnsi"/>
-          <w:b/>
+          <w:bCs/>
           <w:sz w:val="20"/>
           <w:szCs w:val="20"/>
         </w:rPr>
@@ -3020,7 +2849,7 @@
         <w:jc w:val="both"/>
         <w:rPr>
           <w:rFonts w:asciiTheme="majorHAnsi" w:hAnsiTheme="majorHAnsi" w:cstheme="majorHAnsi"/>
-          <w:b/>
+          <w:bCs/>
           <w:sz w:val="20"/>
           <w:szCs w:val="20"/>
         </w:rPr>
@@ -3035,15 +2864,15 @@
         <w:jc w:val="both"/>
         <w:rPr>
           <w:rFonts w:asciiTheme="majorHAnsi" w:hAnsiTheme="majorHAnsi" w:cstheme="majorHAnsi"/>
-          <w:b/>
-          <w:sz w:val="20"/>
-          <w:szCs w:val="20"/>
-        </w:rPr>
-      </w:pPr>
-      <w:r>
-        <w:rPr>
-          <w:rFonts w:asciiTheme="majorHAnsi" w:hAnsiTheme="majorHAnsi" w:cstheme="majorHAnsi"/>
-          <w:b/>
+          <w:bCs/>
+          <w:sz w:val="20"/>
+          <w:szCs w:val="20"/>
+        </w:rPr>
+      </w:pPr>
+      <w:r>
+        <w:rPr>
+          <w:rFonts w:asciiTheme="majorHAnsi" w:hAnsiTheme="majorHAnsi" w:cstheme="majorHAnsi"/>
+          <w:bCs/>
           <w:sz w:val="20"/>
           <w:szCs w:val="20"/>
         </w:rPr>
@@ -3052,19 +2881,22 @@
       <w:r>
         <w:rPr>
           <w:rFonts w:asciiTheme="majorHAnsi" w:hAnsiTheme="majorHAnsi" w:cstheme="majorHAnsi"/>
-          <w:b/>
+          <w:bCs/>
           <w:sz w:val="20"/>
           <w:szCs w:val="20"/>
         </w:rPr>
         <w:t>-</w:t>
       </w:r>
       <w:r>
+        <w:rPr>
+          <w:bCs/>
+        </w:rPr>
         <w:t xml:space="preserve"> </w:t>
       </w:r>
       <w:r>
         <w:rPr>
           <w:rFonts w:asciiTheme="majorHAnsi" w:hAnsiTheme="majorHAnsi" w:cstheme="majorHAnsi"/>
-          <w:b/>
+          <w:bCs/>
           <w:sz w:val="20"/>
           <w:szCs w:val="20"/>
         </w:rPr>
@@ -3073,7 +2905,7 @@
       <w:r>
         <w:rPr>
           <w:rFonts w:asciiTheme="majorHAnsi" w:hAnsiTheme="majorHAnsi" w:cstheme="majorHAnsi"/>
-          <w:b/>
+          <w:bCs/>
           <w:sz w:val="20"/>
           <w:szCs w:val="20"/>
         </w:rPr>
@@ -3082,7 +2914,7 @@
       <w:r>
         <w:rPr>
           <w:rFonts w:asciiTheme="majorHAnsi" w:hAnsiTheme="majorHAnsi" w:cstheme="majorHAnsi"/>
-          <w:b/>
+          <w:bCs/>
           <w:sz w:val="20"/>
           <w:szCs w:val="20"/>
         </w:rPr>
@@ -3091,7 +2923,7 @@
       <w:r>
         <w:rPr>
           <w:rFonts w:asciiTheme="majorHAnsi" w:hAnsiTheme="majorHAnsi" w:cstheme="majorHAnsi"/>
-          <w:b/>
+          <w:bCs/>
           <w:sz w:val="20"/>
           <w:szCs w:val="20"/>
         </w:rPr>
@@ -3100,7 +2932,7 @@
       <w:r>
         <w:rPr>
           <w:rFonts w:asciiTheme="majorHAnsi" w:hAnsiTheme="majorHAnsi" w:cstheme="majorHAnsi"/>
-          <w:b/>
+          <w:bCs/>
           <w:sz w:val="20"/>
           <w:szCs w:val="20"/>
         </w:rPr>
@@ -3109,7 +2941,7 @@
       <w:r>
         <w:rPr>
           <w:rFonts w:asciiTheme="majorHAnsi" w:hAnsiTheme="majorHAnsi" w:cstheme="majorHAnsi"/>
-          <w:b/>
+          <w:bCs/>
           <w:sz w:val="20"/>
           <w:szCs w:val="20"/>
         </w:rPr>
@@ -3152,15 +2984,15 @@
         <w:jc w:val="both"/>
         <w:rPr>
           <w:rFonts w:asciiTheme="majorHAnsi" w:hAnsiTheme="majorHAnsi" w:cstheme="majorHAnsi"/>
-          <w:b/>
-          <w:sz w:val="20"/>
-          <w:szCs w:val="20"/>
-        </w:rPr>
-      </w:pPr>
-      <w:r>
-        <w:rPr>
-          <w:rFonts w:asciiTheme="majorHAnsi" w:hAnsiTheme="majorHAnsi" w:cstheme="majorHAnsi"/>
-          <w:b/>
+          <w:bCs/>
+          <w:sz w:val="20"/>
+          <w:szCs w:val="20"/>
+        </w:rPr>
+      </w:pPr>
+      <w:r>
+        <w:rPr>
+          <w:rFonts w:asciiTheme="majorHAnsi" w:hAnsiTheme="majorHAnsi" w:cstheme="majorHAnsi"/>
+          <w:bCs/>
           <w:sz w:val="20"/>
           <w:szCs w:val="20"/>
         </w:rPr>
@@ -3169,7 +3001,7 @@
       <w:r>
         <w:rPr>
           <w:rFonts w:asciiTheme="majorHAnsi" w:hAnsiTheme="majorHAnsi" w:cstheme="majorHAnsi"/>
-          <w:b/>
+          <w:bCs/>
           <w:sz w:val="20"/>
           <w:szCs w:val="20"/>
         </w:rPr>
@@ -3185,7 +3017,7 @@
         <w:jc w:val="both"/>
         <w:rPr>
           <w:rFonts w:asciiTheme="majorHAnsi" w:hAnsiTheme="majorHAnsi" w:cstheme="majorHAnsi"/>
-          <w:b/>
+          <w:bCs/>
           <w:sz w:val="20"/>
           <w:szCs w:val="20"/>
         </w:rPr>
@@ -3205,6 +3037,7 @@
         <w:jc w:val="both"/>
         <w:rPr>
           <w:rFonts w:asciiTheme="majorHAnsi" w:hAnsiTheme="majorHAnsi" w:cstheme="majorHAnsi"/>
+          <w:bCs/>
           <w:sz w:val="20"/>
           <w:szCs w:val="20"/>
           <w:shd w:val="clear" w:color="auto" w:fill="FFFFFF"/>
@@ -3213,31 +3046,12 @@
       <w:r>
         <w:rPr>
           <w:rFonts w:asciiTheme="majorHAnsi" w:hAnsiTheme="majorHAnsi" w:cstheme="majorHAnsi"/>
+          <w:bCs/>
           <w:sz w:val="20"/>
           <w:szCs w:val="20"/>
           <w:shd w:val="clear" w:color="auto" w:fill="FFFFFF"/>
         </w:rPr>
-        <w:t xml:space="preserve">Developed and validated </w:t>
-      </w:r>
-      <w:r>
-        <w:rPr>
-          <w:rFonts w:asciiTheme="majorHAnsi" w:hAnsiTheme="majorHAnsi" w:cstheme="majorHAnsi"/>
-          <w:b/>
-          <w:bCs/>
-          <w:sz w:val="20"/>
-          <w:szCs w:val="20"/>
-          <w:shd w:val="clear" w:color="auto" w:fill="FFFFFF"/>
-        </w:rPr>
-        <w:t>regulatory reports using SQL and data analytics tools</w:t>
-      </w:r>
-      <w:r>
-        <w:rPr>
-          <w:rFonts w:asciiTheme="majorHAnsi" w:hAnsiTheme="majorHAnsi" w:cstheme="majorHAnsi"/>
-          <w:sz w:val="20"/>
-          <w:szCs w:val="20"/>
-          <w:shd w:val="clear" w:color="auto" w:fill="FFFFFF"/>
-        </w:rPr>
-        <w:t xml:space="preserve">, ensuring compliance with financial regulations </w:t>
+        <w:t xml:space="preserve">Developed and validated regulatory reports using SQL and data analytics tools, ensuring compliance with financial regulations </w:t>
       </w:r>
     </w:p>
     <w:p>
@@ -3254,6 +3068,7 @@
         <w:jc w:val="both"/>
         <w:rPr>
           <w:rFonts w:asciiTheme="majorHAnsi" w:hAnsiTheme="majorHAnsi" w:cstheme="majorHAnsi"/>
+          <w:bCs/>
           <w:sz w:val="20"/>
           <w:szCs w:val="20"/>
           <w:shd w:val="clear" w:color="auto" w:fill="FFFFFF"/>
@@ -3262,31 +3077,12 @@
       <w:r>
         <w:rPr>
           <w:rFonts w:asciiTheme="majorHAnsi" w:hAnsiTheme="majorHAnsi" w:cstheme="majorHAnsi"/>
+          <w:bCs/>
           <w:sz w:val="20"/>
           <w:szCs w:val="20"/>
           <w:shd w:val="clear" w:color="auto" w:fill="FFFFFF"/>
         </w:rPr>
-        <w:t xml:space="preserve">Automated reporting workflows, improving </w:t>
-      </w:r>
-      <w:r>
-        <w:rPr>
-          <w:rFonts w:asciiTheme="majorHAnsi" w:hAnsiTheme="majorHAnsi" w:cstheme="majorHAnsi"/>
-          <w:b/>
-          <w:bCs/>
-          <w:sz w:val="20"/>
-          <w:szCs w:val="20"/>
-          <w:shd w:val="clear" w:color="auto" w:fill="FFFFFF"/>
-        </w:rPr>
-        <w:t>accuracy and efficiency in data processing pipelines</w:t>
-      </w:r>
-      <w:r>
-        <w:rPr>
-          <w:rFonts w:asciiTheme="majorHAnsi" w:hAnsiTheme="majorHAnsi" w:cstheme="majorHAnsi"/>
-          <w:sz w:val="20"/>
-          <w:szCs w:val="20"/>
-          <w:shd w:val="clear" w:color="auto" w:fill="FFFFFF"/>
-        </w:rPr>
-        <w:t xml:space="preserve"> </w:t>
+        <w:t xml:space="preserve">Automated reporting workflows, improving accuracy and efficiency in data processing pipelines </w:t>
       </w:r>
     </w:p>
     <w:p>
@@ -3303,30 +3099,20 @@
         <w:jc w:val="both"/>
         <w:rPr>
           <w:rFonts w:asciiTheme="majorHAnsi" w:hAnsiTheme="majorHAnsi" w:cstheme="majorHAnsi"/>
-          <w:b/>
-          <w:sz w:val="20"/>
-          <w:szCs w:val="20"/>
-        </w:rPr>
-      </w:pPr>
-      <w:r>
-        <w:rPr>
-          <w:rFonts w:asciiTheme="majorHAnsi" w:hAnsiTheme="majorHAnsi" w:cstheme="majorHAnsi"/>
+          <w:bCs/>
+          <w:sz w:val="20"/>
+          <w:szCs w:val="20"/>
+        </w:rPr>
+      </w:pPr>
+      <w:r>
+        <w:rPr>
+          <w:rFonts w:asciiTheme="majorHAnsi" w:hAnsiTheme="majorHAnsi" w:cstheme="majorHAnsi"/>
+          <w:bCs/>
           <w:sz w:val="20"/>
           <w:szCs w:val="20"/>
           <w:shd w:val="clear" w:color="auto" w:fill="FFFFFF"/>
         </w:rPr>
-        <w:t xml:space="preserve">Collaborated across teams to ensure </w:t>
-      </w:r>
-      <w:r>
-        <w:rPr>
-          <w:rFonts w:asciiTheme="majorHAnsi" w:hAnsiTheme="majorHAnsi" w:cstheme="majorHAnsi"/>
-          <w:b/>
-          <w:bCs/>
-          <w:sz w:val="20"/>
-          <w:szCs w:val="20"/>
-          <w:shd w:val="clear" w:color="auto" w:fill="FFFFFF"/>
-        </w:rPr>
-        <w:t>data integrity and audit readiness</w:t>
+        <w:t>Collaborated across teams to ensure data integrity and audit readiness</w:t>
       </w:r>
     </w:p>
     <w:p>
@@ -3338,7 +3124,7 @@
         <w:jc w:val="both"/>
         <w:rPr>
           <w:rFonts w:asciiTheme="majorHAnsi" w:hAnsiTheme="majorHAnsi" w:cstheme="majorHAnsi"/>
-          <w:b/>
+          <w:bCs/>
           <w:sz w:val="20"/>
           <w:szCs w:val="20"/>
         </w:rPr>
@@ -4033,7 +3819,7 @@
         </w:rPr>
         <w:t xml:space="preserve">kpoto@gmail.com| </w:t>
       </w:r>
-      <w:hyperlink r:id="rId9" w:history="1">
+      <w:hyperlink r:id="rId10" w:history="1">
         <w:r>
           <w:rPr>
             <w:rStyle w:val="Hyperlink"/>
@@ -5081,7 +4867,7 @@
         <v:path o:extrusionok="f" gradientshapeok="t" o:connecttype="rect"/>
         <o:lock v:ext="edit" aspectratio="t"/>
       </v:shapetype>
-      <v:shape id="_x0000_i1175" type="#_x0000_t75" style="width:9.75pt;height:9.75pt;visibility:visible;mso-wrap-style:square" o:bullet="t">
+      <v:shape id="_x0000_i1040" type="#_x0000_t75" style="width:9.75pt;height:9.75pt;visibility:visible;mso-wrap-style:square" o:bullet="t">
         <v:imagedata r:id="rId1" o:title=""/>
       </v:shape>
     </w:pict>
